--- a/tarefas/o que mais posso criar eu quero ter varias coisas de contabilidade.docx
+++ b/tarefas/o que mais posso criar eu quero ter varias coisas de contabilidade.docx
@@ -4,7 +4,23 @@
   <w:body>
     <w:p>
       <w:r>
-        <w:t>o que mais posso criar eu quero ter varias coisas de contabilidade, saas plataforma de ferramentas blog site etc..</w:t>
+        <w:t xml:space="preserve">o que mais posso criar eu quero ter </w:t>
+      </w:r>
+      <w:proofErr w:type="spellStart"/>
+      <w:r>
+        <w:t>varias</w:t>
+      </w:r>
+      <w:proofErr w:type="spellEnd"/>
+      <w:r>
+        <w:t xml:space="preserve"> coisas de contabilidade, </w:t>
+      </w:r>
+      <w:proofErr w:type="spellStart"/>
+      <w:r>
+        <w:t>saas</w:t>
+      </w:r>
+      <w:proofErr w:type="spellEnd"/>
+      <w:r>
+        <w:t xml:space="preserve"> plataforma de ferramentas blog site etc..</w:t>
       </w:r>
     </w:p>
     <w:p>
@@ -23,7 +39,15 @@
     </w:p>
     <w:p>
       <w:r>
-        <w:t>Quando alguém entrar no universo Prazzu, você quer que ela não precise sair para quase nada relacionado à gestão documental, processos e contabilidade.</w:t>
+        <w:t xml:space="preserve">Quando alguém entrar no universo </w:t>
+      </w:r>
+      <w:proofErr w:type="spellStart"/>
+      <w:r>
+        <w:t>Prazzu</w:t>
+      </w:r>
+      <w:proofErr w:type="spellEnd"/>
+      <w:r>
+        <w:t>, você quer que ela não precise sair para quase nada relacionado à gestão documental, processos e contabilidade.</w:t>
       </w:r>
     </w:p>
     <w:p>
@@ -104,22 +128,43 @@
       </w:r>
       <w:r>
         <w:br/>
-        <w:t xml:space="preserve"> Cloud      Conversores   Notícias  Certificados  Templates</w:t>
-      </w:r>
-    </w:p>
-    <w:p>
-      <w:pPr>
-        <w:rPr>
-          <w:b/>
-          <w:bCs/>
-        </w:rPr>
-      </w:pPr>
-      <w:r>
-        <w:rPr>
-          <w:b/>
-          <w:bCs/>
-        </w:rPr>
-        <w:t>1. Prazzu (o coração)</w:t>
+        <w:t xml:space="preserve"> Cloud      Conversores   Notícias  Certificados  </w:t>
+      </w:r>
+      <w:proofErr w:type="spellStart"/>
+      <w:r>
+        <w:t>Templates</w:t>
+      </w:r>
+      <w:proofErr w:type="spellEnd"/>
+    </w:p>
+    <w:p>
+      <w:pPr>
+        <w:rPr>
+          <w:b/>
+          <w:bCs/>
+        </w:rPr>
+      </w:pPr>
+      <w:r>
+        <w:rPr>
+          <w:b/>
+          <w:bCs/>
+        </w:rPr>
+        <w:t xml:space="preserve">1. </w:t>
+      </w:r>
+      <w:proofErr w:type="spellStart"/>
+      <w:r>
+        <w:rPr>
+          <w:b/>
+          <w:bCs/>
+        </w:rPr>
+        <w:t>Prazzu</w:t>
+      </w:r>
+      <w:proofErr w:type="spellEnd"/>
+      <w:r>
+        <w:rPr>
+          <w:b/>
+          <w:bCs/>
+        </w:rPr>
+        <w:t xml:space="preserve"> (o coração)</w:t>
       </w:r>
     </w:p>
     <w:p>
@@ -140,7 +185,7 @@
     <w:p>
       <w:r>
         <w:pict w14:anchorId="17D60AF4">
-          <v:rect id="_x0000_i1127" style="width:0;height:1.5pt" o:hralign="center" o:hrstd="t" o:hr="t" fillcolor="#a0a0a0" stroked="f"/>
+          <v:rect id="_x0000_i1025" style="width:0;height:1.5pt" o:hralign="center" o:hrstd="t" o:hr="t" fillcolor="#a0a0a0" stroked="f"/>
         </w:pict>
       </w:r>
     </w:p>
@@ -156,12 +201,36 @@
           <w:b/>
           <w:bCs/>
         </w:rPr>
-        <w:t>2. Prazzu Tools</w:t>
-      </w:r>
-    </w:p>
-    <w:p>
-      <w:r>
-        <w:t>Seu "iLovePDF" da contabilidade.</w:t>
+        <w:t xml:space="preserve">2. </w:t>
+      </w:r>
+      <w:proofErr w:type="spellStart"/>
+      <w:r>
+        <w:rPr>
+          <w:b/>
+          <w:bCs/>
+        </w:rPr>
+        <w:t>Prazzu</w:t>
+      </w:r>
+      <w:proofErr w:type="spellEnd"/>
+      <w:r>
+        <w:rPr>
+          <w:b/>
+          <w:bCs/>
+        </w:rPr>
+        <w:t xml:space="preserve"> Tools</w:t>
+      </w:r>
+    </w:p>
+    <w:p>
+      <w:r>
+        <w:t>Seu "</w:t>
+      </w:r>
+      <w:proofErr w:type="spellStart"/>
+      <w:r>
+        <w:t>iLovePDF</w:t>
+      </w:r>
+      <w:proofErr w:type="spellEnd"/>
+      <w:r>
+        <w:t>" da contabilidade.</w:t>
       </w:r>
     </w:p>
     <w:p>
@@ -332,7 +401,15 @@
         </w:numPr>
       </w:pPr>
       <w:r>
-        <w:t xml:space="preserve">Gerador de QR Code PIX </w:t>
+        <w:t xml:space="preserve">Gerador de QR </w:t>
+      </w:r>
+      <w:proofErr w:type="spellStart"/>
+      <w:r>
+        <w:t>Code</w:t>
+      </w:r>
+      <w:proofErr w:type="spellEnd"/>
+      <w:r>
+        <w:t xml:space="preserve"> PIX </w:t>
       </w:r>
     </w:p>
     <w:p>
@@ -343,7 +420,7 @@
     <w:p>
       <w:r>
         <w:pict w14:anchorId="096EFC39">
-          <v:rect id="_x0000_i1128" style="width:0;height:1.5pt" o:hralign="center" o:hrstd="t" o:hr="t" fillcolor="#a0a0a0" stroked="f"/>
+          <v:rect id="_x0000_i1026" style="width:0;height:1.5pt" o:hralign="center" o:hrstd="t" o:hr="t" fillcolor="#a0a0a0" stroked="f"/>
         </w:pict>
       </w:r>
     </w:p>
@@ -359,8 +436,33 @@
           <w:b/>
           <w:bCs/>
         </w:rPr>
-        <w:t>3. Prazzu Learn</w:t>
-      </w:r>
+        <w:t xml:space="preserve">3. </w:t>
+      </w:r>
+      <w:proofErr w:type="spellStart"/>
+      <w:r>
+        <w:rPr>
+          <w:b/>
+          <w:bCs/>
+        </w:rPr>
+        <w:t>Prazzu</w:t>
+      </w:r>
+      <w:proofErr w:type="spellEnd"/>
+      <w:r>
+        <w:rPr>
+          <w:b/>
+          <w:bCs/>
+        </w:rPr>
+        <w:t xml:space="preserve"> </w:t>
+      </w:r>
+      <w:proofErr w:type="spellStart"/>
+      <w:r>
+        <w:rPr>
+          <w:b/>
+          <w:bCs/>
+        </w:rPr>
+        <w:t>Learn</w:t>
+      </w:r>
+      <w:proofErr w:type="spellEnd"/>
     </w:p>
     <w:p>
       <w:r>
@@ -446,7 +548,7 @@
     <w:p>
       <w:r>
         <w:pict w14:anchorId="01CED86C">
-          <v:rect id="_x0000_i1129" style="width:0;height:1.5pt" o:hralign="center" o:hrstd="t" o:hr="t" fillcolor="#a0a0a0" stroked="f"/>
+          <v:rect id="_x0000_i1027" style="width:0;height:1.5pt" o:hralign="center" o:hrstd="t" o:hr="t" fillcolor="#a0a0a0" stroked="f"/>
         </w:pict>
       </w:r>
     </w:p>
@@ -462,7 +564,23 @@
           <w:b/>
           <w:bCs/>
         </w:rPr>
-        <w:t>4. Prazzu Blog</w:t>
+        <w:t xml:space="preserve">4. </w:t>
+      </w:r>
+      <w:proofErr w:type="spellStart"/>
+      <w:r>
+        <w:rPr>
+          <w:b/>
+          <w:bCs/>
+        </w:rPr>
+        <w:t>Prazzu</w:t>
+      </w:r>
+      <w:proofErr w:type="spellEnd"/>
+      <w:r>
+        <w:rPr>
+          <w:b/>
+          <w:bCs/>
+        </w:rPr>
+        <w:t xml:space="preserve"> Blog</w:t>
       </w:r>
     </w:p>
     <w:p>
@@ -550,7 +668,7 @@
     <w:p>
       <w:r>
         <w:pict w14:anchorId="7751662C">
-          <v:rect id="_x0000_i1130" style="width:0;height:1.5pt" o:hralign="center" o:hrstd="t" o:hr="t" fillcolor="#a0a0a0" stroked="f"/>
+          <v:rect id="_x0000_i1028" style="width:0;height:1.5pt" o:hralign="center" o:hrstd="t" o:hr="t" fillcolor="#a0a0a0" stroked="f"/>
         </w:pict>
       </w:r>
     </w:p>
@@ -566,8 +684,33 @@
           <w:b/>
           <w:bCs/>
         </w:rPr>
-        <w:t>5. Prazzu Docs</w:t>
-      </w:r>
+        <w:t xml:space="preserve">5. </w:t>
+      </w:r>
+      <w:proofErr w:type="spellStart"/>
+      <w:r>
+        <w:rPr>
+          <w:b/>
+          <w:bCs/>
+        </w:rPr>
+        <w:t>Prazzu</w:t>
+      </w:r>
+      <w:proofErr w:type="spellEnd"/>
+      <w:r>
+        <w:rPr>
+          <w:b/>
+          <w:bCs/>
+        </w:rPr>
+        <w:t xml:space="preserve"> </w:t>
+      </w:r>
+      <w:proofErr w:type="spellStart"/>
+      <w:r>
+        <w:rPr>
+          <w:b/>
+          <w:bCs/>
+        </w:rPr>
+        <w:t>Docs</w:t>
+      </w:r>
+      <w:proofErr w:type="spellEnd"/>
     </w:p>
     <w:p>
       <w:r>
@@ -636,7 +779,7 @@
     <w:p>
       <w:r>
         <w:pict w14:anchorId="08C99602">
-          <v:rect id="_x0000_i1131" style="width:0;height:1.5pt" o:hralign="center" o:hrstd="t" o:hr="t" fillcolor="#a0a0a0" stroked="f"/>
+          <v:rect id="_x0000_i1029" style="width:0;height:1.5pt" o:hralign="center" o:hrstd="t" o:hr="t" fillcolor="#a0a0a0" stroked="f"/>
         </w:pict>
       </w:r>
     </w:p>
@@ -652,7 +795,23 @@
           <w:b/>
           <w:bCs/>
         </w:rPr>
-        <w:t>6. Prazzu Community</w:t>
+        <w:t xml:space="preserve">6. </w:t>
+      </w:r>
+      <w:proofErr w:type="spellStart"/>
+      <w:r>
+        <w:rPr>
+          <w:b/>
+          <w:bCs/>
+        </w:rPr>
+        <w:t>Prazzu</w:t>
+      </w:r>
+      <w:proofErr w:type="spellEnd"/>
+      <w:r>
+        <w:rPr>
+          <w:b/>
+          <w:bCs/>
+        </w:rPr>
+        <w:t xml:space="preserve"> Community</w:t>
       </w:r>
     </w:p>
     <w:p>
@@ -662,7 +821,15 @@
     </w:p>
     <w:p>
       <w:r>
-        <w:t>Tipo Reddit ou Stack Overflow.</w:t>
+        <w:t xml:space="preserve">Tipo </w:t>
+      </w:r>
+      <w:proofErr w:type="spellStart"/>
+      <w:r>
+        <w:t>Reddit</w:t>
+      </w:r>
+      <w:proofErr w:type="spellEnd"/>
+      <w:r>
+        <w:t xml:space="preserve"> ou Stack Overflow.</w:t>
       </w:r>
     </w:p>
     <w:p>
@@ -698,7 +865,7 @@
     <w:p>
       <w:r>
         <w:pict w14:anchorId="388C840C">
-          <v:rect id="_x0000_i1132" style="width:0;height:1.5pt" o:hralign="center" o:hrstd="t" o:hr="t" fillcolor="#a0a0a0" stroked="f"/>
+          <v:rect id="_x0000_i1030" style="width:0;height:1.5pt" o:hralign="center" o:hrstd="t" o:hr="t" fillcolor="#a0a0a0" stroked="f"/>
         </w:pict>
       </w:r>
     </w:p>
@@ -714,7 +881,23 @@
           <w:b/>
           <w:bCs/>
         </w:rPr>
-        <w:t>7. Prazzu Marketplace</w:t>
+        <w:t xml:space="preserve">7. </w:t>
+      </w:r>
+      <w:proofErr w:type="spellStart"/>
+      <w:r>
+        <w:rPr>
+          <w:b/>
+          <w:bCs/>
+        </w:rPr>
+        <w:t>Prazzu</w:t>
+      </w:r>
+      <w:proofErr w:type="spellEnd"/>
+      <w:r>
+        <w:rPr>
+          <w:b/>
+          <w:bCs/>
+        </w:rPr>
+        <w:t xml:space="preserve"> Marketplace</w:t>
       </w:r>
     </w:p>
     <w:p>
@@ -740,9 +923,14 @@
           <w:numId w:val="5"/>
         </w:numPr>
       </w:pPr>
+      <w:proofErr w:type="spellStart"/>
       <w:r>
         <w:lastRenderedPageBreak/>
-        <w:t xml:space="preserve">templates; </w:t>
+        <w:t>templates</w:t>
+      </w:r>
+      <w:proofErr w:type="spellEnd"/>
+      <w:r>
+        <w:t xml:space="preserve">; </w:t>
       </w:r>
     </w:p>
     <w:p>
@@ -814,7 +1002,7 @@
     <w:p>
       <w:r>
         <w:pict w14:anchorId="01B2987B">
-          <v:rect id="_x0000_i1133" style="width:0;height:1.5pt" o:hralign="center" o:hrstd="t" o:hr="t" fillcolor="#a0a0a0" stroked="f"/>
+          <v:rect id="_x0000_i1031" style="width:0;height:1.5pt" o:hralign="center" o:hrstd="t" o:hr="t" fillcolor="#a0a0a0" stroked="f"/>
         </w:pict>
       </w:r>
     </w:p>
@@ -830,7 +1018,23 @@
           <w:b/>
           <w:bCs/>
         </w:rPr>
-        <w:t>8. Prazzu API</w:t>
+        <w:t xml:space="preserve">8. </w:t>
+      </w:r>
+      <w:proofErr w:type="spellStart"/>
+      <w:r>
+        <w:rPr>
+          <w:b/>
+          <w:bCs/>
+        </w:rPr>
+        <w:t>Prazzu</w:t>
+      </w:r>
+      <w:proofErr w:type="spellEnd"/>
+      <w:r>
+        <w:rPr>
+          <w:b/>
+          <w:bCs/>
+        </w:rPr>
+        <w:t xml:space="preserve"> API</w:t>
       </w:r>
     </w:p>
     <w:p>
@@ -891,7 +1095,7 @@
     <w:p>
       <w:r>
         <w:pict w14:anchorId="3B904B2D">
-          <v:rect id="_x0000_i1134" style="width:0;height:1.5pt" o:hralign="center" o:hrstd="t" o:hr="t" fillcolor="#a0a0a0" stroked="f"/>
+          <v:rect id="_x0000_i1032" style="width:0;height:1.5pt" o:hralign="center" o:hrstd="t" o:hr="t" fillcolor="#a0a0a0" stroked="f"/>
         </w:pict>
       </w:r>
     </w:p>
@@ -907,7 +1111,23 @@
           <w:b/>
           <w:bCs/>
         </w:rPr>
-        <w:t>9. Prazzu Cloud</w:t>
+        <w:t xml:space="preserve">9. </w:t>
+      </w:r>
+      <w:proofErr w:type="spellStart"/>
+      <w:r>
+        <w:rPr>
+          <w:b/>
+          <w:bCs/>
+        </w:rPr>
+        <w:t>Prazzu</w:t>
+      </w:r>
+      <w:proofErr w:type="spellEnd"/>
+      <w:r>
+        <w:rPr>
+          <w:b/>
+          <w:bCs/>
+        </w:rPr>
+        <w:t xml:space="preserve"> Cloud</w:t>
       </w:r>
     </w:p>
     <w:p>
@@ -933,7 +1153,7 @@
     <w:p>
       <w:r>
         <w:pict w14:anchorId="29A0C270">
-          <v:rect id="_x0000_i1135" style="width:0;height:1.5pt" o:hralign="center" o:hrstd="t" o:hr="t" fillcolor="#a0a0a0" stroked="f"/>
+          <v:rect id="_x0000_i1033" style="width:0;height:1.5pt" o:hralign="center" o:hrstd="t" o:hr="t" fillcolor="#a0a0a0" stroked="f"/>
         </w:pict>
       </w:r>
     </w:p>
@@ -949,7 +1169,23 @@
           <w:b/>
           <w:bCs/>
         </w:rPr>
-        <w:t>10. Prazzu AI</w:t>
+        <w:t xml:space="preserve">10. </w:t>
+      </w:r>
+      <w:proofErr w:type="spellStart"/>
+      <w:r>
+        <w:rPr>
+          <w:b/>
+          <w:bCs/>
+        </w:rPr>
+        <w:t>Prazzu</w:t>
+      </w:r>
+      <w:proofErr w:type="spellEnd"/>
+      <w:r>
+        <w:rPr>
+          <w:b/>
+          <w:bCs/>
+        </w:rPr>
+        <w:t xml:space="preserve"> AI</w:t>
       </w:r>
     </w:p>
     <w:p>
@@ -1026,7 +1262,7 @@
     <w:p>
       <w:r>
         <w:pict w14:anchorId="174FF8F0">
-          <v:rect id="_x0000_i1136" style="width:0;height:1.5pt" o:hralign="center" o:hrstd="t" o:hr="t" fillcolor="#a0a0a0" stroked="f"/>
+          <v:rect id="_x0000_i1034" style="width:0;height:1.5pt" o:hralign="center" o:hrstd="t" o:hr="t" fillcolor="#a0a0a0" stroked="f"/>
         </w:pict>
       </w:r>
     </w:p>
@@ -1042,7 +1278,23 @@
           <w:b/>
           <w:bCs/>
         </w:rPr>
-        <w:t>11. Prazzu Status</w:t>
+        <w:t xml:space="preserve">11. </w:t>
+      </w:r>
+      <w:proofErr w:type="spellStart"/>
+      <w:r>
+        <w:rPr>
+          <w:b/>
+          <w:bCs/>
+        </w:rPr>
+        <w:t>Prazzu</w:t>
+      </w:r>
+      <w:proofErr w:type="spellEnd"/>
+      <w:r>
+        <w:rPr>
+          <w:b/>
+          <w:bCs/>
+        </w:rPr>
+        <w:t xml:space="preserve"> Status</w:t>
       </w:r>
     </w:p>
     <w:p>
@@ -1096,7 +1348,7 @@
     <w:p>
       <w:r>
         <w:pict w14:anchorId="720DD624">
-          <v:rect id="_x0000_i1137" style="width:0;height:1.5pt" o:hralign="center" o:hrstd="t" o:hr="t" fillcolor="#a0a0a0" stroked="f"/>
+          <v:rect id="_x0000_i1035" style="width:0;height:1.5pt" o:hralign="center" o:hrstd="t" o:hr="t" fillcolor="#a0a0a0" stroked="f"/>
         </w:pict>
       </w:r>
     </w:p>
@@ -1112,8 +1364,33 @@
           <w:b/>
           <w:bCs/>
         </w:rPr>
-        <w:t>12. Prazzu Labs</w:t>
-      </w:r>
+        <w:t xml:space="preserve">12. </w:t>
+      </w:r>
+      <w:proofErr w:type="spellStart"/>
+      <w:r>
+        <w:rPr>
+          <w:b/>
+          <w:bCs/>
+        </w:rPr>
+        <w:t>Prazzu</w:t>
+      </w:r>
+      <w:proofErr w:type="spellEnd"/>
+      <w:r>
+        <w:rPr>
+          <w:b/>
+          <w:bCs/>
+        </w:rPr>
+        <w:t xml:space="preserve"> </w:t>
+      </w:r>
+      <w:proofErr w:type="spellStart"/>
+      <w:r>
+        <w:rPr>
+          <w:b/>
+          <w:bCs/>
+        </w:rPr>
+        <w:t>Labs</w:t>
+      </w:r>
+      <w:proofErr w:type="spellEnd"/>
     </w:p>
     <w:p>
       <w:r>
@@ -1133,7 +1410,7 @@
     <w:p>
       <w:r>
         <w:pict w14:anchorId="17DD23CF">
-          <v:rect id="_x0000_i1138" style="width:0;height:1.5pt" o:hralign="center" o:hrstd="t" o:hr="t" fillcolor="#a0a0a0" stroked="f"/>
+          <v:rect id="_x0000_i1036" style="width:0;height:1.5pt" o:hralign="center" o:hrstd="t" o:hr="t" fillcolor="#a0a0a0" stroked="f"/>
         </w:pict>
       </w:r>
     </w:p>
@@ -1159,12 +1436,21 @@
           <w:bCs/>
         </w:rPr>
       </w:pPr>
-      <w:r>
-        <w:rPr>
-          <w:b/>
-          <w:bCs/>
-        </w:rPr>
-        <w:t>Prazzu Hub</w:t>
+      <w:proofErr w:type="spellStart"/>
+      <w:r>
+        <w:rPr>
+          <w:b/>
+          <w:bCs/>
+        </w:rPr>
+        <w:t>Prazzu</w:t>
+      </w:r>
+      <w:proofErr w:type="spellEnd"/>
+      <w:r>
+        <w:rPr>
+          <w:b/>
+          <w:bCs/>
+        </w:rPr>
+        <w:t xml:space="preserve"> Hub</w:t>
       </w:r>
     </w:p>
     <w:p>
@@ -1218,8 +1504,13 @@
           <w:numId w:val="8"/>
         </w:numPr>
       </w:pPr>
-      <w:r>
-        <w:t xml:space="preserve">templates; </w:t>
+      <w:proofErr w:type="spellStart"/>
+      <w:r>
+        <w:t>templates</w:t>
+      </w:r>
+      <w:proofErr w:type="spellEnd"/>
+      <w:r>
+        <w:t xml:space="preserve">; </w:t>
       </w:r>
     </w:p>
     <w:p>
@@ -1251,7 +1542,7 @@
     <w:p>
       <w:r>
         <w:pict w14:anchorId="19B37213">
-          <v:rect id="_x0000_i1139" style="width:0;height:1.5pt" o:hralign="center" o:hrstd="t" o:hr="t" fillcolor="#a0a0a0" stroked="f"/>
+          <v:rect id="_x0000_i1037" style="width:0;height:1.5pt" o:hralign="center" o:hrstd="t" o:hr="t" fillcolor="#a0a0a0" stroked="f"/>
         </w:pict>
       </w:r>
     </w:p>
@@ -1277,12 +1568,21 @@
           <w:bCs/>
         </w:rPr>
       </w:pPr>
-      <w:r>
-        <w:rPr>
-          <w:b/>
-          <w:bCs/>
-        </w:rPr>
-        <w:t>Prazzu Connect</w:t>
+      <w:proofErr w:type="spellStart"/>
+      <w:r>
+        <w:rPr>
+          <w:b/>
+          <w:bCs/>
+        </w:rPr>
+        <w:t>Prazzu</w:t>
+      </w:r>
+      <w:proofErr w:type="spellEnd"/>
+      <w:r>
+        <w:rPr>
+          <w:b/>
+          <w:bCs/>
+        </w:rPr>
+        <w:t xml:space="preserve"> Connect</w:t>
       </w:r>
     </w:p>
     <w:p>
@@ -1353,7 +1653,7 @@
     <w:p>
       <w:r>
         <w:pict w14:anchorId="142C0D62">
-          <v:rect id="_x0000_i1140" style="width:0;height:1.5pt" o:hralign="center" o:hrstd="t" o:hr="t" fillcolor="#a0a0a0" stroked="f"/>
+          <v:rect id="_x0000_i1038" style="width:0;height:1.5pt" o:hralign="center" o:hrstd="t" o:hr="t" fillcolor="#a0a0a0" stroked="f"/>
         </w:pict>
       </w:r>
     </w:p>
@@ -1379,12 +1679,21 @@
           <w:bCs/>
         </w:rPr>
       </w:pPr>
-      <w:r>
-        <w:rPr>
-          <w:b/>
-          <w:bCs/>
-        </w:rPr>
-        <w:t>Prazzu Insights</w:t>
+      <w:proofErr w:type="spellStart"/>
+      <w:r>
+        <w:rPr>
+          <w:b/>
+          <w:bCs/>
+        </w:rPr>
+        <w:t>Prazzu</w:t>
+      </w:r>
+      <w:proofErr w:type="spellEnd"/>
+      <w:r>
+        <w:rPr>
+          <w:b/>
+          <w:bCs/>
+        </w:rPr>
+        <w:t xml:space="preserve"> Insights</w:t>
       </w:r>
     </w:p>
     <w:p>
@@ -1427,7 +1736,7 @@
     <w:p>
       <w:r>
         <w:pict w14:anchorId="790A3134">
-          <v:rect id="_x0000_i1141" style="width:0;height:1.5pt" o:hralign="center" o:hrstd="t" o:hr="t" fillcolor="#a0a0a0" stroked="f"/>
+          <v:rect id="_x0000_i1039" style="width:0;height:1.5pt" o:hralign="center" o:hrstd="t" o:hr="t" fillcolor="#a0a0a0" stroked="f"/>
         </w:pict>
       </w:r>
     </w:p>
@@ -1469,7 +1778,15 @@
     <w:p>
       <w:r>
         <w:lastRenderedPageBreak/>
-        <w:t>Mas a marca Prazzu pode ser muito maior.</w:t>
+        <w:t xml:space="preserve">Mas a marca </w:t>
+      </w:r>
+      <w:proofErr w:type="spellStart"/>
+      <w:r>
+        <w:t>Prazzu</w:t>
+      </w:r>
+      <w:proofErr w:type="spellEnd"/>
+      <w:r>
+        <w:t xml:space="preserve"> pode ser muito maior.</w:t>
       </w:r>
     </w:p>
     <w:p>
@@ -1494,7 +1811,7 @@
     <w:p>
       <w:r>
         <w:pict w14:anchorId="170E9878">
-          <v:rect id="_x0000_i1142" style="width:0;height:1.5pt" o:hralign="center" o:hrstd="t" o:hr="t" fillcolor="#a0a0a0" stroked="f"/>
+          <v:rect id="_x0000_i1040" style="width:0;height:1.5pt" o:hralign="center" o:hrstd="t" o:hr="t" fillcolor="#a0a0a0" stroked="f"/>
         </w:pict>
       </w:r>
     </w:p>
@@ -1510,8 +1827,17 @@
           <w:b/>
           <w:bCs/>
         </w:rPr>
-        <w:t>Se eu fosse montar seu roadmap</w:t>
-      </w:r>
+        <w:t xml:space="preserve">Se eu fosse montar seu </w:t>
+      </w:r>
+      <w:proofErr w:type="spellStart"/>
+      <w:r>
+        <w:rPr>
+          <w:b/>
+          <w:bCs/>
+        </w:rPr>
+        <w:t>roadmap</w:t>
+      </w:r>
+      <w:proofErr w:type="spellEnd"/>
     </w:p>
     <w:p>
       <w:r>
@@ -1536,7 +1862,15 @@
         <w:t>✅</w:t>
       </w:r>
       <w:r>
-        <w:t xml:space="preserve"> Prazzu Core </w:t>
+        <w:t xml:space="preserve"> </w:t>
+      </w:r>
+      <w:proofErr w:type="spellStart"/>
+      <w:r>
+        <w:t>Prazzu</w:t>
+      </w:r>
+      <w:proofErr w:type="spellEnd"/>
+      <w:r>
+        <w:t xml:space="preserve"> Core </w:t>
       </w:r>
     </w:p>
     <w:p>
@@ -1570,7 +1904,15 @@
         <w:t>✅</w:t>
       </w:r>
       <w:r>
-        <w:t xml:space="preserve"> Prazzu Tools </w:t>
+        <w:t xml:space="preserve"> </w:t>
+      </w:r>
+      <w:proofErr w:type="spellStart"/>
+      <w:r>
+        <w:t>Prazzu</w:t>
+      </w:r>
+      <w:proofErr w:type="spellEnd"/>
+      <w:r>
+        <w:t xml:space="preserve"> Tools </w:t>
       </w:r>
     </w:p>
     <w:p>
@@ -1790,7 +2132,7 @@
     <w:p>
       <w:r>
         <w:pict w14:anchorId="25FC01BF">
-          <v:rect id="_x0000_i1143" style="width:0;height:1.5pt" o:hralign="center" o:hrstd="t" o:hr="t" fillcolor="#a0a0a0" stroked="f"/>
+          <v:rect id="_x0000_i1041" style="width:0;height:1.5pt" o:hralign="center" o:hrstd="t" o:hr="t" fillcolor="#a0a0a0" stroked="f"/>
         </w:pict>
       </w:r>
     </w:p>
@@ -1842,6 +2184,3638 @@
       </w:r>
       <w:r>
         <w:t>, sempre fazendo cada bloco fortalecer o anterior. Isso cria um efeito composto muito mais poderoso do que lançar dez produtos medianos ao mesmo tempo.</w:t>
+      </w:r>
+    </w:p>
+    <w:p>
+      <w:r>
+        <w:br/>
+      </w:r>
+      <w:r>
+        <w:br/>
+      </w:r>
+      <w:r>
+        <w:br/>
+      </w:r>
+      <w:r>
+        <w:br/>
+      </w:r>
+      <w:r>
+        <w:br/>
+      </w:r>
+      <w:r>
+        <w:br/>
+      </w:r>
+      <w:r>
+        <w:br/>
+      </w:r>
+      <w:r>
+        <w:br/>
+      </w:r>
+      <w:r>
+        <w:br/>
+      </w:r>
+      <w:r>
+        <w:br/>
+      </w:r>
+      <w:r>
+        <w:t>Perfeito, Ricardo. Você está tomando a atitude de um verdadeiro CEO: </w:t>
+      </w:r>
+      <w:r>
+        <w:rPr>
+          <w:b/>
+          <w:bCs/>
+        </w:rPr>
+        <w:t>transformar visão em documento</w:t>
+      </w:r>
+      <w:r>
+        <w:t>.</w:t>
+      </w:r>
+    </w:p>
+    <w:p>
+      <w:r>
+        <w:t>Esse documento que vamos construir agora será a sua </w:t>
+      </w:r>
+      <w:r>
+        <w:rPr>
+          <w:b/>
+          <w:bCs/>
+        </w:rPr>
+        <w:t>"Constituição"</w:t>
+      </w:r>
+      <w:r>
+        <w:t>. Ele vai guiar cada linha de código, cada artigo de blog e cada contratação sua pelos próximos 10 anos.</w:t>
+      </w:r>
+    </w:p>
+    <w:p>
+      <w:r>
+        <w:t>Vou estruturar tudo o que conversamos em um </w:t>
+      </w:r>
+      <w:r>
+        <w:rPr>
+          <w:b/>
+          <w:bCs/>
+        </w:rPr>
+        <w:t>Documento Mestre de Estratégia</w:t>
+      </w:r>
+      <w:r>
+        <w:t xml:space="preserve">. Salve isso em um lugar seguro (Google Drive, </w:t>
+      </w:r>
+      <w:proofErr w:type="spellStart"/>
+      <w:r>
+        <w:t>Notion</w:t>
+      </w:r>
+      <w:proofErr w:type="spellEnd"/>
+      <w:r>
+        <w:t>, ou GitHub privado) e atualize sempre que aprender algo novo.</w:t>
+      </w:r>
+    </w:p>
+    <w:p>
+      <w:r>
+        <w:pict w14:anchorId="268AB440">
+          <v:rect id="_x0000_i1090" style="width:0;height:.75pt" o:hralign="center" o:hrstd="t" o:hr="t" fillcolor="#a0a0a0" stroked="f"/>
+        </w:pict>
+      </w:r>
+    </w:p>
+    <w:p>
+      <w:pPr>
+        <w:rPr>
+          <w:b/>
+          <w:bCs/>
+        </w:rPr>
+      </w:pPr>
+      <w:r>
+        <w:rPr>
+          <w:b/>
+          <w:bCs/>
+        </w:rPr>
+        <w:t>DOCUMENTO MESTRE – ECOSSISTEMA PRAZZU</w:t>
+      </w:r>
+    </w:p>
+    <w:p>
+      <w:r>
+        <w:rPr>
+          <w:b/>
+          <w:bCs/>
+        </w:rPr>
+        <w:t>Versão:</w:t>
+      </w:r>
+      <w:r>
+        <w:t> 1.0</w:t>
+      </w:r>
+      <w:r>
+        <w:br/>
+      </w:r>
+      <w:r>
+        <w:rPr>
+          <w:b/>
+          <w:bCs/>
+        </w:rPr>
+        <w:t>Data:</w:t>
+      </w:r>
+      <w:r>
+        <w:t> [Insira a data atual]</w:t>
+      </w:r>
+      <w:r>
+        <w:br/>
+      </w:r>
+      <w:r>
+        <w:rPr>
+          <w:b/>
+          <w:bCs/>
+        </w:rPr>
+        <w:t>Proprietário:</w:t>
+      </w:r>
+      <w:r>
+        <w:t> Ricardo</w:t>
+      </w:r>
+      <w:r>
+        <w:br/>
+      </w:r>
+      <w:r>
+        <w:rPr>
+          <w:b/>
+          <w:bCs/>
+        </w:rPr>
+        <w:t>Missão:</w:t>
+      </w:r>
+      <w:r>
+        <w:t> </w:t>
+      </w:r>
+      <w:r>
+        <w:rPr>
+          <w:i/>
+          <w:iCs/>
+        </w:rPr>
+        <w:t>"Organizar, automatizar e conectar todos os processos empresariais do Brasil, começando pela contabilidade."</w:t>
+      </w:r>
+    </w:p>
+    <w:p>
+      <w:r>
+        <w:pict w14:anchorId="3231B2FF">
+          <v:rect id="_x0000_i1091" style="width:0;height:.75pt" o:hralign="center" o:hrstd="t" o:hr="t" fillcolor="#a0a0a0" stroked="f"/>
+        </w:pict>
+      </w:r>
+    </w:p>
+    <w:p>
+      <w:pPr>
+        <w:rPr>
+          <w:b/>
+          <w:bCs/>
+        </w:rPr>
+      </w:pPr>
+      <w:r>
+        <w:rPr>
+          <w:b/>
+          <w:bCs/>
+        </w:rPr>
+        <w:t>1. OS PILARES FUNDAMENTAIS (A ORDEM DE CRIAÇÃO)</w:t>
+      </w:r>
+    </w:p>
+    <w:p>
+      <w:r>
+        <w:lastRenderedPageBreak/>
+        <w:t>Aqui está a ordem cronológica e lógica de construção. </w:t>
+      </w:r>
+      <w:r>
+        <w:rPr>
+          <w:b/>
+          <w:bCs/>
+        </w:rPr>
+        <w:t>Essa ordem não pode ser quebrada.</w:t>
+      </w:r>
+      <w:r>
+        <w:t> Cada bloco só começa a ser construído quando o anterior estiver gerando resultado (receita ou tráfego consistente).</w:t>
+      </w:r>
+    </w:p>
+    <w:tbl>
+      <w:tblPr>
+        <w:tblW w:w="0" w:type="auto"/>
+        <w:tblCellMar>
+          <w:top w:w="15" w:type="dxa"/>
+          <w:left w:w="15" w:type="dxa"/>
+          <w:bottom w:w="15" w:type="dxa"/>
+          <w:right w:w="15" w:type="dxa"/>
+        </w:tblCellMar>
+        <w:tblLook w:val="04A0" w:firstRow="1" w:lastRow="0" w:firstColumn="1" w:lastColumn="0" w:noHBand="0" w:noVBand="1"/>
+      </w:tblPr>
+      <w:tblGrid>
+        <w:gridCol w:w="812"/>
+        <w:gridCol w:w="2206"/>
+        <w:gridCol w:w="1664"/>
+        <w:gridCol w:w="2269"/>
+        <w:gridCol w:w="1553"/>
+      </w:tblGrid>
+      <w:tr>
+        <w:trPr>
+          <w:tblHeader/>
+        </w:trPr>
+        <w:tc>
+          <w:tcPr>
+            <w:tcW w:w="0" w:type="auto"/>
+            <w:tcBorders>
+              <w:top w:val="nil"/>
+            </w:tcBorders>
+            <w:tcMar>
+              <w:top w:w="150" w:type="dxa"/>
+              <w:left w:w="0" w:type="dxa"/>
+              <w:bottom w:w="150" w:type="dxa"/>
+              <w:right w:w="240" w:type="dxa"/>
+            </w:tcMar>
+            <w:vAlign w:val="center"/>
+            <w:hideMark/>
+          </w:tcPr>
+          <w:p>
+            <w:r>
+              <w:t>Ordem</w:t>
+            </w:r>
+          </w:p>
+        </w:tc>
+        <w:tc>
+          <w:tcPr>
+            <w:tcW w:w="0" w:type="auto"/>
+            <w:tcBorders>
+              <w:top w:val="nil"/>
+            </w:tcBorders>
+            <w:tcMar>
+              <w:top w:w="150" w:type="dxa"/>
+              <w:left w:w="240" w:type="dxa"/>
+              <w:bottom w:w="150" w:type="dxa"/>
+              <w:right w:w="240" w:type="dxa"/>
+            </w:tcMar>
+            <w:vAlign w:val="center"/>
+            <w:hideMark/>
+          </w:tcPr>
+          <w:p>
+            <w:r>
+              <w:t>Projeto</w:t>
+            </w:r>
+          </w:p>
+        </w:tc>
+        <w:tc>
+          <w:tcPr>
+            <w:tcW w:w="0" w:type="auto"/>
+            <w:tcBorders>
+              <w:top w:val="nil"/>
+            </w:tcBorders>
+            <w:tcMar>
+              <w:top w:w="150" w:type="dxa"/>
+              <w:left w:w="240" w:type="dxa"/>
+              <w:bottom w:w="150" w:type="dxa"/>
+              <w:right w:w="240" w:type="dxa"/>
+            </w:tcMar>
+            <w:vAlign w:val="center"/>
+            <w:hideMark/>
+          </w:tcPr>
+          <w:p>
+            <w:r>
+              <w:t>Apelido</w:t>
+            </w:r>
+          </w:p>
+        </w:tc>
+        <w:tc>
+          <w:tcPr>
+            <w:tcW w:w="0" w:type="auto"/>
+            <w:tcBorders>
+              <w:top w:val="nil"/>
+            </w:tcBorders>
+            <w:tcMar>
+              <w:top w:w="150" w:type="dxa"/>
+              <w:left w:w="240" w:type="dxa"/>
+              <w:bottom w:w="150" w:type="dxa"/>
+              <w:right w:w="240" w:type="dxa"/>
+            </w:tcMar>
+            <w:vAlign w:val="center"/>
+            <w:hideMark/>
+          </w:tcPr>
+          <w:p>
+            <w:r>
+              <w:t>Objetivo Principal</w:t>
+            </w:r>
+          </w:p>
+        </w:tc>
+        <w:tc>
+          <w:tcPr>
+            <w:tcW w:w="0" w:type="auto"/>
+            <w:tcBorders>
+              <w:top w:val="nil"/>
+            </w:tcBorders>
+            <w:tcMar>
+              <w:top w:w="150" w:type="dxa"/>
+              <w:left w:w="240" w:type="dxa"/>
+              <w:bottom w:w="150" w:type="dxa"/>
+              <w:right w:w="240" w:type="dxa"/>
+            </w:tcMar>
+            <w:vAlign w:val="center"/>
+            <w:hideMark/>
+          </w:tcPr>
+          <w:p>
+            <w:r>
+              <w:t xml:space="preserve">Status (Anotar se está em pé, em </w:t>
+            </w:r>
+            <w:proofErr w:type="spellStart"/>
+            <w:r>
+              <w:t>dev</w:t>
+            </w:r>
+            <w:proofErr w:type="spellEnd"/>
+            <w:r>
+              <w:t>, ou em espera)</w:t>
+            </w:r>
+          </w:p>
+        </w:tc>
+      </w:tr>
+      <w:tr>
+        <w:tc>
+          <w:tcPr>
+            <w:tcW w:w="0" w:type="auto"/>
+            <w:tcMar>
+              <w:top w:w="150" w:type="dxa"/>
+              <w:left w:w="0" w:type="dxa"/>
+              <w:bottom w:w="150" w:type="dxa"/>
+              <w:right w:w="240" w:type="dxa"/>
+            </w:tcMar>
+            <w:vAlign w:val="center"/>
+            <w:hideMark/>
+          </w:tcPr>
+          <w:p>
+            <w:r>
+              <w:rPr>
+                <w:b/>
+                <w:bCs/>
+              </w:rPr>
+              <w:t>#1</w:t>
+            </w:r>
+          </w:p>
+        </w:tc>
+        <w:tc>
+          <w:tcPr>
+            <w:tcW w:w="0" w:type="auto"/>
+            <w:tcMar>
+              <w:top w:w="150" w:type="dxa"/>
+              <w:left w:w="240" w:type="dxa"/>
+              <w:bottom w:w="150" w:type="dxa"/>
+              <w:right w:w="240" w:type="dxa"/>
+            </w:tcMar>
+            <w:vAlign w:val="center"/>
+            <w:hideMark/>
+          </w:tcPr>
+          <w:p>
+            <w:proofErr w:type="spellStart"/>
+            <w:r>
+              <w:rPr>
+                <w:b/>
+                <w:bCs/>
+              </w:rPr>
+              <w:t>Prazzu</w:t>
+            </w:r>
+            <w:proofErr w:type="spellEnd"/>
+            <w:r>
+              <w:rPr>
+                <w:b/>
+                <w:bCs/>
+              </w:rPr>
+              <w:t xml:space="preserve"> Core</w:t>
+            </w:r>
+          </w:p>
+        </w:tc>
+        <w:tc>
+          <w:tcPr>
+            <w:tcW w:w="0" w:type="auto"/>
+            <w:tcMar>
+              <w:top w:w="150" w:type="dxa"/>
+              <w:left w:w="240" w:type="dxa"/>
+              <w:bottom w:w="150" w:type="dxa"/>
+              <w:right w:w="240" w:type="dxa"/>
+            </w:tcMar>
+            <w:vAlign w:val="center"/>
+            <w:hideMark/>
+          </w:tcPr>
+          <w:p>
+            <w:r>
+              <w:rPr>
+                <w:i/>
+                <w:iCs/>
+              </w:rPr>
+              <w:t>"O Coração"</w:t>
+            </w:r>
+          </w:p>
+        </w:tc>
+        <w:tc>
+          <w:tcPr>
+            <w:tcW w:w="0" w:type="auto"/>
+            <w:tcMar>
+              <w:top w:w="150" w:type="dxa"/>
+              <w:left w:w="240" w:type="dxa"/>
+              <w:bottom w:w="150" w:type="dxa"/>
+              <w:right w:w="240" w:type="dxa"/>
+            </w:tcMar>
+            <w:vAlign w:val="center"/>
+            <w:hideMark/>
+          </w:tcPr>
+          <w:p>
+            <w:r>
+              <w:t>SaaS de gestão/contabilidade. Gerar receita recorrente (MRR) para financiar todo o resto.</w:t>
+            </w:r>
+          </w:p>
+        </w:tc>
+        <w:tc>
+          <w:tcPr>
+            <w:tcW w:w="0" w:type="auto"/>
+            <w:tcMar>
+              <w:top w:w="150" w:type="dxa"/>
+              <w:left w:w="240" w:type="dxa"/>
+              <w:bottom w:w="150" w:type="dxa"/>
+              <w:right w:w="0" w:type="dxa"/>
+            </w:tcMar>
+            <w:vAlign w:val="center"/>
+            <w:hideMark/>
+          </w:tcPr>
+          <w:p>
+            <w:r>
+              <w:rPr>
+                <w:b/>
+                <w:bCs/>
+              </w:rPr>
+              <w:t>(EXCELÊNCIA OBRIGATÓRIA)</w:t>
+            </w:r>
+          </w:p>
+        </w:tc>
+      </w:tr>
+      <w:tr>
+        <w:tc>
+          <w:tcPr>
+            <w:tcW w:w="0" w:type="auto"/>
+            <w:tcMar>
+              <w:top w:w="150" w:type="dxa"/>
+              <w:left w:w="0" w:type="dxa"/>
+              <w:bottom w:w="150" w:type="dxa"/>
+              <w:right w:w="240" w:type="dxa"/>
+            </w:tcMar>
+            <w:vAlign w:val="center"/>
+            <w:hideMark/>
+          </w:tcPr>
+          <w:p>
+            <w:r>
+              <w:rPr>
+                <w:b/>
+                <w:bCs/>
+              </w:rPr>
+              <w:t>#2</w:t>
+            </w:r>
+          </w:p>
+        </w:tc>
+        <w:tc>
+          <w:tcPr>
+            <w:tcW w:w="0" w:type="auto"/>
+            <w:tcMar>
+              <w:top w:w="150" w:type="dxa"/>
+              <w:left w:w="240" w:type="dxa"/>
+              <w:bottom w:w="150" w:type="dxa"/>
+              <w:right w:w="240" w:type="dxa"/>
+            </w:tcMar>
+            <w:vAlign w:val="center"/>
+            <w:hideMark/>
+          </w:tcPr>
+          <w:p>
+            <w:proofErr w:type="spellStart"/>
+            <w:r>
+              <w:rPr>
+                <w:b/>
+                <w:bCs/>
+              </w:rPr>
+              <w:t>Prazzu</w:t>
+            </w:r>
+            <w:proofErr w:type="spellEnd"/>
+            <w:r>
+              <w:rPr>
+                <w:b/>
+                <w:bCs/>
+              </w:rPr>
+              <w:t xml:space="preserve"> Tools</w:t>
+            </w:r>
+          </w:p>
+        </w:tc>
+        <w:tc>
+          <w:tcPr>
+            <w:tcW w:w="0" w:type="auto"/>
+            <w:tcMar>
+              <w:top w:w="150" w:type="dxa"/>
+              <w:left w:w="240" w:type="dxa"/>
+              <w:bottom w:w="150" w:type="dxa"/>
+              <w:right w:w="240" w:type="dxa"/>
+            </w:tcMar>
+            <w:vAlign w:val="center"/>
+            <w:hideMark/>
+          </w:tcPr>
+          <w:p>
+            <w:r>
+              <w:rPr>
+                <w:i/>
+                <w:iCs/>
+              </w:rPr>
+              <w:t>"A Porta de Entrada"</w:t>
+            </w:r>
+          </w:p>
+        </w:tc>
+        <w:tc>
+          <w:tcPr>
+            <w:tcW w:w="0" w:type="auto"/>
+            <w:tcMar>
+              <w:top w:w="150" w:type="dxa"/>
+              <w:left w:w="240" w:type="dxa"/>
+              <w:bottom w:w="150" w:type="dxa"/>
+              <w:right w:w="240" w:type="dxa"/>
+            </w:tcMar>
+            <w:vAlign w:val="center"/>
+            <w:hideMark/>
+          </w:tcPr>
+          <w:p>
+            <w:r>
+              <w:t>Conjunto de ferramentas gratuitas (PDF, XML, OCR, Calculadoras). Gerar TRÁFEGO ORGÂNICO massivo via Google.</w:t>
+            </w:r>
+          </w:p>
+        </w:tc>
+        <w:tc>
+          <w:tcPr>
+            <w:tcW w:w="0" w:type="auto"/>
+            <w:tcMar>
+              <w:top w:w="150" w:type="dxa"/>
+              <w:left w:w="240" w:type="dxa"/>
+              <w:bottom w:w="150" w:type="dxa"/>
+              <w:right w:w="0" w:type="dxa"/>
+            </w:tcMar>
+            <w:vAlign w:val="center"/>
+            <w:hideMark/>
+          </w:tcPr>
+          <w:p/>
+        </w:tc>
+      </w:tr>
+      <w:tr>
+        <w:tc>
+          <w:tcPr>
+            <w:tcW w:w="0" w:type="auto"/>
+            <w:tcMar>
+              <w:top w:w="150" w:type="dxa"/>
+              <w:left w:w="0" w:type="dxa"/>
+              <w:bottom w:w="150" w:type="dxa"/>
+              <w:right w:w="240" w:type="dxa"/>
+            </w:tcMar>
+            <w:vAlign w:val="center"/>
+            <w:hideMark/>
+          </w:tcPr>
+          <w:p>
+            <w:r>
+              <w:rPr>
+                <w:b/>
+                <w:bCs/>
+              </w:rPr>
+              <w:t>#3</w:t>
+            </w:r>
+          </w:p>
+        </w:tc>
+        <w:tc>
+          <w:tcPr>
+            <w:tcW w:w="0" w:type="auto"/>
+            <w:tcMar>
+              <w:top w:w="150" w:type="dxa"/>
+              <w:left w:w="240" w:type="dxa"/>
+              <w:bottom w:w="150" w:type="dxa"/>
+              <w:right w:w="240" w:type="dxa"/>
+            </w:tcMar>
+            <w:vAlign w:val="center"/>
+            <w:hideMark/>
+          </w:tcPr>
+          <w:p>
+            <w:proofErr w:type="spellStart"/>
+            <w:r>
+              <w:rPr>
+                <w:b/>
+                <w:bCs/>
+              </w:rPr>
+              <w:t>Prazzu</w:t>
+            </w:r>
+            <w:proofErr w:type="spellEnd"/>
+            <w:r>
+              <w:rPr>
+                <w:b/>
+                <w:bCs/>
+              </w:rPr>
+              <w:t xml:space="preserve"> Blog + </w:t>
+            </w:r>
+            <w:proofErr w:type="spellStart"/>
+            <w:r>
+              <w:rPr>
+                <w:b/>
+                <w:bCs/>
+              </w:rPr>
+              <w:t>Learn</w:t>
+            </w:r>
+            <w:proofErr w:type="spellEnd"/>
+          </w:p>
+        </w:tc>
+        <w:tc>
+          <w:tcPr>
+            <w:tcW w:w="0" w:type="auto"/>
+            <w:tcMar>
+              <w:top w:w="150" w:type="dxa"/>
+              <w:left w:w="240" w:type="dxa"/>
+              <w:bottom w:w="150" w:type="dxa"/>
+              <w:right w:w="240" w:type="dxa"/>
+            </w:tcMar>
+            <w:vAlign w:val="center"/>
+            <w:hideMark/>
+          </w:tcPr>
+          <w:p>
+            <w:r>
+              <w:rPr>
+                <w:i/>
+                <w:iCs/>
+              </w:rPr>
+              <w:t>"A Autoridade"</w:t>
+            </w:r>
+          </w:p>
+        </w:tc>
+        <w:tc>
+          <w:tcPr>
+            <w:tcW w:w="0" w:type="auto"/>
+            <w:tcMar>
+              <w:top w:w="150" w:type="dxa"/>
+              <w:left w:w="240" w:type="dxa"/>
+              <w:bottom w:w="150" w:type="dxa"/>
+              <w:right w:w="240" w:type="dxa"/>
+            </w:tcMar>
+            <w:vAlign w:val="center"/>
+            <w:hideMark/>
+          </w:tcPr>
+          <w:p>
+            <w:r>
+              <w:t>Conteúdo diário (artigos, vídeos, cursos). Educar o mercado e converter visitantes das Tools em leads.</w:t>
+            </w:r>
+          </w:p>
+        </w:tc>
+        <w:tc>
+          <w:tcPr>
+            <w:tcW w:w="0" w:type="auto"/>
+            <w:tcMar>
+              <w:top w:w="150" w:type="dxa"/>
+              <w:left w:w="240" w:type="dxa"/>
+              <w:bottom w:w="150" w:type="dxa"/>
+              <w:right w:w="0" w:type="dxa"/>
+            </w:tcMar>
+            <w:vAlign w:val="center"/>
+            <w:hideMark/>
+          </w:tcPr>
+          <w:p/>
+        </w:tc>
+      </w:tr>
+      <w:tr>
+        <w:tc>
+          <w:tcPr>
+            <w:tcW w:w="0" w:type="auto"/>
+            <w:tcMar>
+              <w:top w:w="150" w:type="dxa"/>
+              <w:left w:w="0" w:type="dxa"/>
+              <w:bottom w:w="150" w:type="dxa"/>
+              <w:right w:w="240" w:type="dxa"/>
+            </w:tcMar>
+            <w:vAlign w:val="center"/>
+            <w:hideMark/>
+          </w:tcPr>
+          <w:p>
+            <w:r>
+              <w:rPr>
+                <w:b/>
+                <w:bCs/>
+              </w:rPr>
+              <w:lastRenderedPageBreak/>
+              <w:t>#4</w:t>
+            </w:r>
+          </w:p>
+        </w:tc>
+        <w:tc>
+          <w:tcPr>
+            <w:tcW w:w="0" w:type="auto"/>
+            <w:tcMar>
+              <w:top w:w="150" w:type="dxa"/>
+              <w:left w:w="240" w:type="dxa"/>
+              <w:bottom w:w="150" w:type="dxa"/>
+              <w:right w:w="240" w:type="dxa"/>
+            </w:tcMar>
+            <w:vAlign w:val="center"/>
+            <w:hideMark/>
+          </w:tcPr>
+          <w:p>
+            <w:proofErr w:type="spellStart"/>
+            <w:r>
+              <w:rPr>
+                <w:b/>
+                <w:bCs/>
+              </w:rPr>
+              <w:t>Prazzu</w:t>
+            </w:r>
+            <w:proofErr w:type="spellEnd"/>
+            <w:r>
+              <w:rPr>
+                <w:b/>
+                <w:bCs/>
+              </w:rPr>
+              <w:t xml:space="preserve"> Marketplace (Plugins/</w:t>
+            </w:r>
+            <w:proofErr w:type="spellStart"/>
+            <w:r>
+              <w:rPr>
+                <w:b/>
+                <w:bCs/>
+              </w:rPr>
+              <w:t>Templates</w:t>
+            </w:r>
+            <w:proofErr w:type="spellEnd"/>
+            <w:r>
+              <w:rPr>
+                <w:b/>
+                <w:bCs/>
+              </w:rPr>
+              <w:t>)</w:t>
+            </w:r>
+          </w:p>
+        </w:tc>
+        <w:tc>
+          <w:tcPr>
+            <w:tcW w:w="0" w:type="auto"/>
+            <w:tcMar>
+              <w:top w:w="150" w:type="dxa"/>
+              <w:left w:w="240" w:type="dxa"/>
+              <w:bottom w:w="150" w:type="dxa"/>
+              <w:right w:w="240" w:type="dxa"/>
+            </w:tcMar>
+            <w:vAlign w:val="center"/>
+            <w:hideMark/>
+          </w:tcPr>
+          <w:p>
+            <w:r>
+              <w:rPr>
+                <w:i/>
+                <w:iCs/>
+              </w:rPr>
+              <w:t>"A Loja"</w:t>
+            </w:r>
+          </w:p>
+        </w:tc>
+        <w:tc>
+          <w:tcPr>
+            <w:tcW w:w="0" w:type="auto"/>
+            <w:tcMar>
+              <w:top w:w="150" w:type="dxa"/>
+              <w:left w:w="240" w:type="dxa"/>
+              <w:bottom w:w="150" w:type="dxa"/>
+              <w:right w:w="240" w:type="dxa"/>
+            </w:tcMar>
+            <w:vAlign w:val="center"/>
+            <w:hideMark/>
+          </w:tcPr>
+          <w:p>
+            <w:r>
+              <w:t>Vender plugins, dashboards, checklists e automações prontas. Aumentar o ticket médio do cliente.</w:t>
+            </w:r>
+          </w:p>
+        </w:tc>
+        <w:tc>
+          <w:tcPr>
+            <w:tcW w:w="0" w:type="auto"/>
+            <w:tcMar>
+              <w:top w:w="150" w:type="dxa"/>
+              <w:left w:w="240" w:type="dxa"/>
+              <w:bottom w:w="150" w:type="dxa"/>
+              <w:right w:w="0" w:type="dxa"/>
+            </w:tcMar>
+            <w:vAlign w:val="center"/>
+            <w:hideMark/>
+          </w:tcPr>
+          <w:p/>
+        </w:tc>
+      </w:tr>
+      <w:tr>
+        <w:tc>
+          <w:tcPr>
+            <w:tcW w:w="0" w:type="auto"/>
+            <w:tcMar>
+              <w:top w:w="150" w:type="dxa"/>
+              <w:left w:w="0" w:type="dxa"/>
+              <w:bottom w:w="150" w:type="dxa"/>
+              <w:right w:w="240" w:type="dxa"/>
+            </w:tcMar>
+            <w:vAlign w:val="center"/>
+            <w:hideMark/>
+          </w:tcPr>
+          <w:p>
+            <w:r>
+              <w:rPr>
+                <w:b/>
+                <w:bCs/>
+              </w:rPr>
+              <w:t>#5</w:t>
+            </w:r>
+          </w:p>
+        </w:tc>
+        <w:tc>
+          <w:tcPr>
+            <w:tcW w:w="0" w:type="auto"/>
+            <w:tcMar>
+              <w:top w:w="150" w:type="dxa"/>
+              <w:left w:w="240" w:type="dxa"/>
+              <w:bottom w:w="150" w:type="dxa"/>
+              <w:right w:w="240" w:type="dxa"/>
+            </w:tcMar>
+            <w:vAlign w:val="center"/>
+            <w:hideMark/>
+          </w:tcPr>
+          <w:p>
+            <w:proofErr w:type="spellStart"/>
+            <w:r>
+              <w:rPr>
+                <w:b/>
+                <w:bCs/>
+              </w:rPr>
+              <w:t>Prazzu</w:t>
+            </w:r>
+            <w:proofErr w:type="spellEnd"/>
+            <w:r>
+              <w:rPr>
+                <w:b/>
+                <w:bCs/>
+              </w:rPr>
+              <w:t xml:space="preserve"> Connect</w:t>
+            </w:r>
+          </w:p>
+        </w:tc>
+        <w:tc>
+          <w:tcPr>
+            <w:tcW w:w="0" w:type="auto"/>
+            <w:tcMar>
+              <w:top w:w="150" w:type="dxa"/>
+              <w:left w:w="240" w:type="dxa"/>
+              <w:bottom w:w="150" w:type="dxa"/>
+              <w:right w:w="240" w:type="dxa"/>
+            </w:tcMar>
+            <w:vAlign w:val="center"/>
+            <w:hideMark/>
+          </w:tcPr>
+          <w:p>
+            <w:r>
+              <w:rPr>
+                <w:i/>
+                <w:iCs/>
+              </w:rPr>
+              <w:t>"O Match"</w:t>
+            </w:r>
+          </w:p>
+        </w:tc>
+        <w:tc>
+          <w:tcPr>
+            <w:tcW w:w="0" w:type="auto"/>
+            <w:tcMar>
+              <w:top w:w="150" w:type="dxa"/>
+              <w:left w:w="240" w:type="dxa"/>
+              <w:bottom w:w="150" w:type="dxa"/>
+              <w:right w:w="240" w:type="dxa"/>
+            </w:tcMar>
+            <w:vAlign w:val="center"/>
+            <w:hideMark/>
+          </w:tcPr>
+          <w:p>
+            <w:r>
+              <w:rPr>
+                <w:b/>
+                <w:bCs/>
+              </w:rPr>
+              <w:t>O projeto que estamos discutindo (</w:t>
+            </w:r>
+            <w:proofErr w:type="spellStart"/>
+            <w:r>
+              <w:rPr>
+                <w:b/>
+                <w:bCs/>
+              </w:rPr>
+              <w:t>InfoJobs</w:t>
+            </w:r>
+            <w:proofErr w:type="spellEnd"/>
+            <w:r>
+              <w:rPr>
+                <w:b/>
+                <w:bCs/>
+              </w:rPr>
+              <w:t xml:space="preserve"> + Rede Social).</w:t>
+            </w:r>
+            <w:r>
+              <w:t> Marketplace de serviços entre Clientes e Contadores.</w:t>
+            </w:r>
+          </w:p>
+        </w:tc>
+        <w:tc>
+          <w:tcPr>
+            <w:tcW w:w="0" w:type="auto"/>
+            <w:tcMar>
+              <w:top w:w="150" w:type="dxa"/>
+              <w:left w:w="240" w:type="dxa"/>
+              <w:bottom w:w="150" w:type="dxa"/>
+              <w:right w:w="0" w:type="dxa"/>
+            </w:tcMar>
+            <w:vAlign w:val="center"/>
+            <w:hideMark/>
+          </w:tcPr>
+          <w:p/>
+        </w:tc>
+      </w:tr>
+      <w:tr>
+        <w:tc>
+          <w:tcPr>
+            <w:tcW w:w="0" w:type="auto"/>
+            <w:tcMar>
+              <w:top w:w="150" w:type="dxa"/>
+              <w:left w:w="0" w:type="dxa"/>
+              <w:bottom w:w="150" w:type="dxa"/>
+              <w:right w:w="240" w:type="dxa"/>
+            </w:tcMar>
+            <w:vAlign w:val="center"/>
+            <w:hideMark/>
+          </w:tcPr>
+          <w:p>
+            <w:r>
+              <w:rPr>
+                <w:b/>
+                <w:bCs/>
+              </w:rPr>
+              <w:t>#6</w:t>
+            </w:r>
+          </w:p>
+        </w:tc>
+        <w:tc>
+          <w:tcPr>
+            <w:tcW w:w="0" w:type="auto"/>
+            <w:tcMar>
+              <w:top w:w="150" w:type="dxa"/>
+              <w:left w:w="240" w:type="dxa"/>
+              <w:bottom w:w="150" w:type="dxa"/>
+              <w:right w:w="240" w:type="dxa"/>
+            </w:tcMar>
+            <w:vAlign w:val="center"/>
+            <w:hideMark/>
+          </w:tcPr>
+          <w:p>
+            <w:proofErr w:type="spellStart"/>
+            <w:r>
+              <w:rPr>
+                <w:b/>
+                <w:bCs/>
+              </w:rPr>
+              <w:t>Prazzu</w:t>
+            </w:r>
+            <w:proofErr w:type="spellEnd"/>
+            <w:r>
+              <w:rPr>
+                <w:b/>
+                <w:bCs/>
+              </w:rPr>
+              <w:t xml:space="preserve"> Cloud + API</w:t>
+            </w:r>
+          </w:p>
+        </w:tc>
+        <w:tc>
+          <w:tcPr>
+            <w:tcW w:w="0" w:type="auto"/>
+            <w:tcMar>
+              <w:top w:w="150" w:type="dxa"/>
+              <w:left w:w="240" w:type="dxa"/>
+              <w:bottom w:w="150" w:type="dxa"/>
+              <w:right w:w="240" w:type="dxa"/>
+            </w:tcMar>
+            <w:vAlign w:val="center"/>
+            <w:hideMark/>
+          </w:tcPr>
+          <w:p>
+            <w:r>
+              <w:rPr>
+                <w:i/>
+                <w:iCs/>
+              </w:rPr>
+              <w:t>"A Infraestrutura"</w:t>
+            </w:r>
+          </w:p>
+        </w:tc>
+        <w:tc>
+          <w:tcPr>
+            <w:tcW w:w="0" w:type="auto"/>
+            <w:tcMar>
+              <w:top w:w="150" w:type="dxa"/>
+              <w:left w:w="240" w:type="dxa"/>
+              <w:bottom w:w="150" w:type="dxa"/>
+              <w:right w:w="240" w:type="dxa"/>
+            </w:tcMar>
+            <w:vAlign w:val="center"/>
+            <w:hideMark/>
+          </w:tcPr>
+          <w:p>
+            <w:r>
+              <w:t>Hospedagem própria + APIs públicas (OCR, Assinatura, XML). Escalar o negócio para fora do SaaS.</w:t>
+            </w:r>
+          </w:p>
+        </w:tc>
+        <w:tc>
+          <w:tcPr>
+            <w:tcW w:w="0" w:type="auto"/>
+            <w:tcMar>
+              <w:top w:w="150" w:type="dxa"/>
+              <w:left w:w="240" w:type="dxa"/>
+              <w:bottom w:w="150" w:type="dxa"/>
+              <w:right w:w="0" w:type="dxa"/>
+            </w:tcMar>
+            <w:vAlign w:val="center"/>
+            <w:hideMark/>
+          </w:tcPr>
+          <w:p/>
+        </w:tc>
+      </w:tr>
+      <w:tr>
+        <w:tc>
+          <w:tcPr>
+            <w:tcW w:w="0" w:type="auto"/>
+            <w:tcMar>
+              <w:top w:w="150" w:type="dxa"/>
+              <w:left w:w="0" w:type="dxa"/>
+              <w:bottom w:w="150" w:type="dxa"/>
+              <w:right w:w="240" w:type="dxa"/>
+            </w:tcMar>
+            <w:vAlign w:val="center"/>
+            <w:hideMark/>
+          </w:tcPr>
+          <w:p>
+            <w:r>
+              <w:rPr>
+                <w:b/>
+                <w:bCs/>
+              </w:rPr>
+              <w:t>#7</w:t>
+            </w:r>
+          </w:p>
+        </w:tc>
+        <w:tc>
+          <w:tcPr>
+            <w:tcW w:w="0" w:type="auto"/>
+            <w:tcMar>
+              <w:top w:w="150" w:type="dxa"/>
+              <w:left w:w="240" w:type="dxa"/>
+              <w:bottom w:w="150" w:type="dxa"/>
+              <w:right w:w="240" w:type="dxa"/>
+            </w:tcMar>
+            <w:vAlign w:val="center"/>
+            <w:hideMark/>
+          </w:tcPr>
+          <w:p>
+            <w:proofErr w:type="spellStart"/>
+            <w:r>
+              <w:rPr>
+                <w:b/>
+                <w:bCs/>
+              </w:rPr>
+              <w:t>Prazzu</w:t>
+            </w:r>
+            <w:proofErr w:type="spellEnd"/>
+            <w:r>
+              <w:rPr>
+                <w:b/>
+                <w:bCs/>
+              </w:rPr>
+              <w:t xml:space="preserve"> Community + Hub</w:t>
+            </w:r>
+          </w:p>
+        </w:tc>
+        <w:tc>
+          <w:tcPr>
+            <w:tcW w:w="0" w:type="auto"/>
+            <w:tcMar>
+              <w:top w:w="150" w:type="dxa"/>
+              <w:left w:w="240" w:type="dxa"/>
+              <w:bottom w:w="150" w:type="dxa"/>
+              <w:right w:w="240" w:type="dxa"/>
+            </w:tcMar>
+            <w:vAlign w:val="center"/>
+            <w:hideMark/>
+          </w:tcPr>
+          <w:p>
+            <w:r>
+              <w:rPr>
+                <w:i/>
+                <w:iCs/>
+              </w:rPr>
+              <w:t>"O DNA"</w:t>
+            </w:r>
+          </w:p>
+        </w:tc>
+        <w:tc>
+          <w:tcPr>
+            <w:tcW w:w="0" w:type="auto"/>
+            <w:tcMar>
+              <w:top w:w="150" w:type="dxa"/>
+              <w:left w:w="240" w:type="dxa"/>
+              <w:bottom w:w="150" w:type="dxa"/>
+              <w:right w:w="240" w:type="dxa"/>
+            </w:tcMar>
+            <w:vAlign w:val="center"/>
+            <w:hideMark/>
+          </w:tcPr>
+          <w:p>
+            <w:r>
+              <w:t xml:space="preserve">Fórum (tipo Stack Overflow) + Repositório público de </w:t>
+            </w:r>
+            <w:r>
+              <w:lastRenderedPageBreak/>
+              <w:t>processos (GitHub de empresas). Gerar efeito de rede.</w:t>
+            </w:r>
+          </w:p>
+        </w:tc>
+        <w:tc>
+          <w:tcPr>
+            <w:tcW w:w="0" w:type="auto"/>
+            <w:tcMar>
+              <w:top w:w="150" w:type="dxa"/>
+              <w:left w:w="240" w:type="dxa"/>
+              <w:bottom w:w="150" w:type="dxa"/>
+              <w:right w:w="0" w:type="dxa"/>
+            </w:tcMar>
+            <w:vAlign w:val="center"/>
+            <w:hideMark/>
+          </w:tcPr>
+          <w:p/>
+        </w:tc>
+      </w:tr>
+      <w:tr>
+        <w:tc>
+          <w:tcPr>
+            <w:tcW w:w="0" w:type="auto"/>
+            <w:tcMar>
+              <w:top w:w="150" w:type="dxa"/>
+              <w:left w:w="0" w:type="dxa"/>
+              <w:bottom w:w="150" w:type="dxa"/>
+              <w:right w:w="240" w:type="dxa"/>
+            </w:tcMar>
+            <w:vAlign w:val="center"/>
+            <w:hideMark/>
+          </w:tcPr>
+          <w:p>
+            <w:r>
+              <w:rPr>
+                <w:b/>
+                <w:bCs/>
+              </w:rPr>
+              <w:t>#8</w:t>
+            </w:r>
+          </w:p>
+        </w:tc>
+        <w:tc>
+          <w:tcPr>
+            <w:tcW w:w="0" w:type="auto"/>
+            <w:tcMar>
+              <w:top w:w="150" w:type="dxa"/>
+              <w:left w:w="240" w:type="dxa"/>
+              <w:bottom w:w="150" w:type="dxa"/>
+              <w:right w:w="240" w:type="dxa"/>
+            </w:tcMar>
+            <w:vAlign w:val="center"/>
+            <w:hideMark/>
+          </w:tcPr>
+          <w:p>
+            <w:proofErr w:type="spellStart"/>
+            <w:r>
+              <w:rPr>
+                <w:b/>
+                <w:bCs/>
+              </w:rPr>
+              <w:t>Prazzu</w:t>
+            </w:r>
+            <w:proofErr w:type="spellEnd"/>
+            <w:r>
+              <w:rPr>
+                <w:b/>
+                <w:bCs/>
+              </w:rPr>
+              <w:t xml:space="preserve"> AI + Insights</w:t>
+            </w:r>
+          </w:p>
+        </w:tc>
+        <w:tc>
+          <w:tcPr>
+            <w:tcW w:w="0" w:type="auto"/>
+            <w:tcMar>
+              <w:top w:w="150" w:type="dxa"/>
+              <w:left w:w="240" w:type="dxa"/>
+              <w:bottom w:w="150" w:type="dxa"/>
+              <w:right w:w="240" w:type="dxa"/>
+            </w:tcMar>
+            <w:vAlign w:val="center"/>
+            <w:hideMark/>
+          </w:tcPr>
+          <w:p>
+            <w:r>
+              <w:rPr>
+                <w:i/>
+                <w:iCs/>
+              </w:rPr>
+              <w:t>"A Inteligência"</w:t>
+            </w:r>
+          </w:p>
+        </w:tc>
+        <w:tc>
+          <w:tcPr>
+            <w:tcW w:w="0" w:type="auto"/>
+            <w:tcMar>
+              <w:top w:w="150" w:type="dxa"/>
+              <w:left w:w="240" w:type="dxa"/>
+              <w:bottom w:w="150" w:type="dxa"/>
+              <w:right w:w="240" w:type="dxa"/>
+            </w:tcMar>
+            <w:vAlign w:val="center"/>
+            <w:hideMark/>
+          </w:tcPr>
+          <w:p>
+            <w:r>
+              <w:t>IA especializada em contabilidade + Painel de dados anonimizados de mercado.</w:t>
+            </w:r>
+          </w:p>
+        </w:tc>
+        <w:tc>
+          <w:tcPr>
+            <w:tcW w:w="0" w:type="auto"/>
+            <w:tcMar>
+              <w:top w:w="150" w:type="dxa"/>
+              <w:left w:w="240" w:type="dxa"/>
+              <w:bottom w:w="150" w:type="dxa"/>
+              <w:right w:w="0" w:type="dxa"/>
+            </w:tcMar>
+            <w:vAlign w:val="center"/>
+            <w:hideMark/>
+          </w:tcPr>
+          <w:p/>
+        </w:tc>
+      </w:tr>
+    </w:tbl>
+    <w:p>
+      <w:r>
+        <w:pict w14:anchorId="37ACBFDF">
+          <v:rect id="_x0000_i1092" style="width:0;height:.75pt" o:hralign="center" o:hrstd="t" o:hr="t" fillcolor="#a0a0a0" stroked="f"/>
+        </w:pict>
+      </w:r>
+    </w:p>
+    <w:p>
+      <w:pPr>
+        <w:rPr>
+          <w:b/>
+          <w:bCs/>
+        </w:rPr>
+      </w:pPr>
+      <w:r>
+        <w:rPr>
+          <w:b/>
+          <w:bCs/>
+        </w:rPr>
+        <w:t>2. DESCRIÇÃO DETALHADA DE CADA PROJETO</w:t>
+      </w:r>
+    </w:p>
+    <w:p>
+      <w:pPr>
+        <w:rPr>
+          <w:b/>
+          <w:bCs/>
+        </w:rPr>
+      </w:pPr>
+      <w:r>
+        <w:rPr>
+          <w:b/>
+          <w:bCs/>
+        </w:rPr>
+        <w:t xml:space="preserve">#1 – </w:t>
+      </w:r>
+      <w:proofErr w:type="spellStart"/>
+      <w:r>
+        <w:rPr>
+          <w:b/>
+          <w:bCs/>
+        </w:rPr>
+        <w:t>Prazzu</w:t>
+      </w:r>
+      <w:proofErr w:type="spellEnd"/>
+      <w:r>
+        <w:rPr>
+          <w:b/>
+          <w:bCs/>
+        </w:rPr>
+        <w:t xml:space="preserve"> Core (O Coração)</w:t>
+      </w:r>
+    </w:p>
+    <w:p>
+      <w:pPr>
+        <w:numPr>
+          <w:ilvl w:val="0"/>
+          <w:numId w:val="15"/>
+        </w:numPr>
+      </w:pPr>
+      <w:r>
+        <w:rPr>
+          <w:b/>
+          <w:bCs/>
+        </w:rPr>
+        <w:t>O que é:</w:t>
+      </w:r>
+      <w:r>
+        <w:t> O sistema web/mobile onde o contador e a empresa gerenciam documentos, impostos, obrigações acessórias e fluxos de trabalho.</w:t>
+      </w:r>
+    </w:p>
+    <w:p>
+      <w:pPr>
+        <w:numPr>
+          <w:ilvl w:val="0"/>
+          <w:numId w:val="15"/>
+        </w:numPr>
+      </w:pPr>
+      <w:r>
+        <w:rPr>
+          <w:b/>
+          <w:bCs/>
+        </w:rPr>
+        <w:t>Regra de Ouro:</w:t>
+      </w:r>
+      <w:r>
+        <w:t> </w:t>
+      </w:r>
+      <w:r>
+        <w:rPr>
+          <w:i/>
+          <w:iCs/>
+        </w:rPr>
+        <w:t>"Se algo não está perfeito aqui, o resto do ecossistema não funciona."</w:t>
+      </w:r>
+    </w:p>
+    <w:p>
+      <w:pPr>
+        <w:numPr>
+          <w:ilvl w:val="0"/>
+          <w:numId w:val="15"/>
+        </w:numPr>
+      </w:pPr>
+      <w:r>
+        <w:rPr>
+          <w:b/>
+          <w:bCs/>
+        </w:rPr>
+        <w:t>Métrica de sucesso para avançar:</w:t>
+      </w:r>
+      <w:r>
+        <w:t> Ter 50 clientes pagando recorrente (MRR) e NPS &gt; 75.</w:t>
+      </w:r>
+    </w:p>
+    <w:p>
+      <w:pPr>
+        <w:rPr>
+          <w:b/>
+          <w:bCs/>
+        </w:rPr>
+      </w:pPr>
+      <w:r>
+        <w:rPr>
+          <w:b/>
+          <w:bCs/>
+        </w:rPr>
+        <w:t xml:space="preserve">#2 – </w:t>
+      </w:r>
+      <w:proofErr w:type="spellStart"/>
+      <w:r>
+        <w:rPr>
+          <w:b/>
+          <w:bCs/>
+        </w:rPr>
+        <w:t>Prazzu</w:t>
+      </w:r>
+      <w:proofErr w:type="spellEnd"/>
+      <w:r>
+        <w:rPr>
+          <w:b/>
+          <w:bCs/>
+        </w:rPr>
+        <w:t xml:space="preserve"> Tools (A Porta de Entrada)</w:t>
+      </w:r>
+    </w:p>
+    <w:p>
+      <w:pPr>
+        <w:numPr>
+          <w:ilvl w:val="0"/>
+          <w:numId w:val="16"/>
+        </w:numPr>
+      </w:pPr>
+      <w:r>
+        <w:rPr>
+          <w:b/>
+          <w:bCs/>
+        </w:rPr>
+        <w:t>O que é:</w:t>
+      </w:r>
+      <w:r>
+        <w:t> Um hub de ferramentas 100% gratuitas (sem necessidade de cadastro) para resolver dores imediatas.</w:t>
+      </w:r>
+    </w:p>
+    <w:p>
+      <w:pPr>
+        <w:numPr>
+          <w:ilvl w:val="0"/>
+          <w:numId w:val="16"/>
+        </w:numPr>
+      </w:pPr>
+      <w:r>
+        <w:rPr>
+          <w:b/>
+          <w:bCs/>
+        </w:rPr>
+        <w:t>Lista Mínima Viável (MVP) para lançar:</w:t>
+      </w:r>
+    </w:p>
+    <w:p>
+      <w:pPr>
+        <w:numPr>
+          <w:ilvl w:val="1"/>
+          <w:numId w:val="16"/>
+        </w:numPr>
+      </w:pPr>
+      <w:r>
+        <w:t>Validador de XML (NF-e/CT-e).</w:t>
+      </w:r>
+    </w:p>
+    <w:p>
+      <w:pPr>
+        <w:numPr>
+          <w:ilvl w:val="1"/>
+          <w:numId w:val="16"/>
+        </w:numPr>
+      </w:pPr>
+      <w:r>
+        <w:lastRenderedPageBreak/>
+        <w:t>Conversor de PDF para Excel.</w:t>
+      </w:r>
+    </w:p>
+    <w:p>
+      <w:pPr>
+        <w:numPr>
+          <w:ilvl w:val="1"/>
+          <w:numId w:val="16"/>
+        </w:numPr>
+      </w:pPr>
+      <w:r>
+        <w:t>Calculadora de impostos (Simples Nacional, Lucro Presumido).</w:t>
+      </w:r>
+    </w:p>
+    <w:p>
+      <w:pPr>
+        <w:numPr>
+          <w:ilvl w:val="1"/>
+          <w:numId w:val="16"/>
+        </w:numPr>
+      </w:pPr>
+      <w:r>
+        <w:t xml:space="preserve">Gerador de QR </w:t>
+      </w:r>
+      <w:proofErr w:type="spellStart"/>
+      <w:r>
+        <w:t>Code</w:t>
+      </w:r>
+      <w:proofErr w:type="spellEnd"/>
+      <w:r>
+        <w:t xml:space="preserve"> PIX com valor/tributo.</w:t>
+      </w:r>
+    </w:p>
+    <w:p>
+      <w:pPr>
+        <w:numPr>
+          <w:ilvl w:val="1"/>
+          <w:numId w:val="16"/>
+        </w:numPr>
+      </w:pPr>
+      <w:r>
+        <w:t>OCR (extrair texto de notas fiscais escaneadas).</w:t>
+      </w:r>
+    </w:p>
+    <w:p>
+      <w:pPr>
+        <w:numPr>
+          <w:ilvl w:val="0"/>
+          <w:numId w:val="16"/>
+        </w:numPr>
+      </w:pPr>
+      <w:r>
+        <w:rPr>
+          <w:b/>
+          <w:bCs/>
+        </w:rPr>
+        <w:t>Regra de Ouro:</w:t>
+      </w:r>
+      <w:r>
+        <w:t> </w:t>
+      </w:r>
+      <w:r>
+        <w:rPr>
+          <w:i/>
+          <w:iCs/>
+        </w:rPr>
+        <w:t>"Se não aparecer na primeira página do Google, não foi feito direito."</w:t>
+      </w:r>
+      <w:r>
+        <w:t> (Foco em SEO).</w:t>
+      </w:r>
+    </w:p>
+    <w:p>
+      <w:pPr>
+        <w:rPr>
+          <w:b/>
+          <w:bCs/>
+        </w:rPr>
+      </w:pPr>
+      <w:r>
+        <w:rPr>
+          <w:b/>
+          <w:bCs/>
+        </w:rPr>
+        <w:t xml:space="preserve">#3 – </w:t>
+      </w:r>
+      <w:proofErr w:type="spellStart"/>
+      <w:r>
+        <w:rPr>
+          <w:b/>
+          <w:bCs/>
+        </w:rPr>
+        <w:t>Prazzu</w:t>
+      </w:r>
+      <w:proofErr w:type="spellEnd"/>
+      <w:r>
+        <w:rPr>
+          <w:b/>
+          <w:bCs/>
+        </w:rPr>
+        <w:t xml:space="preserve"> Blog + </w:t>
+      </w:r>
+      <w:proofErr w:type="spellStart"/>
+      <w:r>
+        <w:rPr>
+          <w:b/>
+          <w:bCs/>
+        </w:rPr>
+        <w:t>Learn</w:t>
+      </w:r>
+      <w:proofErr w:type="spellEnd"/>
+      <w:r>
+        <w:rPr>
+          <w:b/>
+          <w:bCs/>
+        </w:rPr>
+        <w:t xml:space="preserve"> (A Autoridade)</w:t>
+      </w:r>
+    </w:p>
+    <w:p>
+      <w:pPr>
+        <w:numPr>
+          <w:ilvl w:val="0"/>
+          <w:numId w:val="17"/>
+        </w:numPr>
+      </w:pPr>
+      <w:r>
+        <w:rPr>
+          <w:b/>
+          <w:bCs/>
+        </w:rPr>
+        <w:t>O que é:</w:t>
+      </w:r>
+      <w:r>
+        <w:t> Blog diário + Academia com cursos gratuitos e pagos.</w:t>
+      </w:r>
+    </w:p>
+    <w:p>
+      <w:pPr>
+        <w:numPr>
+          <w:ilvl w:val="0"/>
+          <w:numId w:val="17"/>
+        </w:numPr>
+      </w:pPr>
+      <w:r>
+        <w:rPr>
+          <w:b/>
+          <w:bCs/>
+        </w:rPr>
+        <w:t>Regra de Ouro:</w:t>
+      </w:r>
+      <w:r>
+        <w:t> </w:t>
+      </w:r>
+      <w:r>
+        <w:rPr>
+          <w:i/>
+          <w:iCs/>
+        </w:rPr>
+        <w:t xml:space="preserve">"Conteúdo de verdade, não </w:t>
+      </w:r>
+      <w:proofErr w:type="spellStart"/>
+      <w:r>
+        <w:rPr>
+          <w:i/>
+          <w:iCs/>
+        </w:rPr>
+        <w:t>encheção</w:t>
+      </w:r>
+      <w:proofErr w:type="spellEnd"/>
+      <w:r>
+        <w:rPr>
+          <w:i/>
+          <w:iCs/>
+        </w:rPr>
+        <w:t xml:space="preserve"> de linguiça."</w:t>
+      </w:r>
+    </w:p>
+    <w:p>
+      <w:pPr>
+        <w:numPr>
+          <w:ilvl w:val="0"/>
+          <w:numId w:val="17"/>
+        </w:numPr>
+      </w:pPr>
+      <w:r>
+        <w:rPr>
+          <w:b/>
+          <w:bCs/>
+        </w:rPr>
+        <w:t>Foco:</w:t>
+      </w:r>
+      <w:r>
+        <w:t> Legislação, produtividade, automação, carreira contábil.</w:t>
+      </w:r>
+    </w:p>
+    <w:p>
+      <w:pPr>
+        <w:rPr>
+          <w:b/>
+          <w:bCs/>
+        </w:rPr>
+      </w:pPr>
+      <w:r>
+        <w:rPr>
+          <w:b/>
+          <w:bCs/>
+        </w:rPr>
+        <w:t xml:space="preserve">#4 – </w:t>
+      </w:r>
+      <w:proofErr w:type="spellStart"/>
+      <w:r>
+        <w:rPr>
+          <w:b/>
+          <w:bCs/>
+        </w:rPr>
+        <w:t>Prazzu</w:t>
+      </w:r>
+      <w:proofErr w:type="spellEnd"/>
+      <w:r>
+        <w:rPr>
+          <w:b/>
+          <w:bCs/>
+        </w:rPr>
+        <w:t xml:space="preserve"> Marketplace (Plugins e </w:t>
+      </w:r>
+      <w:proofErr w:type="spellStart"/>
+      <w:r>
+        <w:rPr>
+          <w:b/>
+          <w:bCs/>
+        </w:rPr>
+        <w:t>Templates</w:t>
+      </w:r>
+      <w:proofErr w:type="spellEnd"/>
+      <w:r>
+        <w:rPr>
+          <w:b/>
+          <w:bCs/>
+        </w:rPr>
+        <w:t>)</w:t>
+      </w:r>
+    </w:p>
+    <w:p>
+      <w:pPr>
+        <w:numPr>
+          <w:ilvl w:val="0"/>
+          <w:numId w:val="18"/>
+        </w:numPr>
+      </w:pPr>
+      <w:r>
+        <w:rPr>
+          <w:b/>
+          <w:bCs/>
+        </w:rPr>
+        <w:t>O que é:</w:t>
+      </w:r>
+      <w:r>
+        <w:t> Loja dentro do Core. Contadores compram plugins (</w:t>
+      </w:r>
+      <w:proofErr w:type="spellStart"/>
+      <w:r>
+        <w:t>ex</w:t>
+      </w:r>
+      <w:proofErr w:type="spellEnd"/>
+      <w:r>
+        <w:t xml:space="preserve">: módulo de ponto eletrônico) ou </w:t>
+      </w:r>
+      <w:proofErr w:type="spellStart"/>
+      <w:r>
+        <w:t>templates</w:t>
+      </w:r>
+      <w:proofErr w:type="spellEnd"/>
+      <w:r>
+        <w:t xml:space="preserve"> de fluxo (</w:t>
+      </w:r>
+      <w:proofErr w:type="spellStart"/>
+      <w:r>
+        <w:t>ex</w:t>
+      </w:r>
+      <w:proofErr w:type="spellEnd"/>
+      <w:r>
+        <w:t>: Fluxo de admissão de funcionário).</w:t>
+      </w:r>
+    </w:p>
+    <w:p>
+      <w:pPr>
+        <w:numPr>
+          <w:ilvl w:val="0"/>
+          <w:numId w:val="18"/>
+        </w:numPr>
+      </w:pPr>
+      <w:r>
+        <w:rPr>
+          <w:b/>
+          <w:bCs/>
+        </w:rPr>
+        <w:t>Regra de Ouro:</w:t>
+      </w:r>
+      <w:r>
+        <w:t> </w:t>
+      </w:r>
+      <w:r>
+        <w:rPr>
+          <w:i/>
+          <w:iCs/>
+        </w:rPr>
+        <w:t>"Facilidade de compra com 2 cliques."</w:t>
+      </w:r>
+    </w:p>
+    <w:p>
+      <w:pPr>
+        <w:rPr>
+          <w:b/>
+          <w:bCs/>
+        </w:rPr>
+      </w:pPr>
+      <w:r>
+        <w:rPr>
+          <w:b/>
+          <w:bCs/>
+        </w:rPr>
+        <w:t xml:space="preserve">#5 – </w:t>
+      </w:r>
+      <w:proofErr w:type="spellStart"/>
+      <w:r>
+        <w:rPr>
+          <w:b/>
+          <w:bCs/>
+        </w:rPr>
+        <w:t>Prazzu</w:t>
+      </w:r>
+      <w:proofErr w:type="spellEnd"/>
+      <w:r>
+        <w:rPr>
+          <w:b/>
+          <w:bCs/>
+        </w:rPr>
+        <w:t xml:space="preserve"> Connect (O Match - Foco da Nossa Conversa)</w:t>
+      </w:r>
+    </w:p>
+    <w:p>
+      <w:pPr>
+        <w:numPr>
+          <w:ilvl w:val="0"/>
+          <w:numId w:val="19"/>
+        </w:numPr>
+      </w:pPr>
+      <w:r>
+        <w:rPr>
+          <w:b/>
+          <w:bCs/>
+        </w:rPr>
+        <w:t>O que é:</w:t>
+      </w:r>
+      <w:r>
+        <w:t> Conectar </w:t>
+      </w:r>
+      <w:r>
+        <w:rPr>
+          <w:i/>
+          <w:iCs/>
+        </w:rPr>
+        <w:t>Clientes (Empresas)</w:t>
+      </w:r>
+      <w:r>
+        <w:t> que precisam de contabilidade com </w:t>
+      </w:r>
+      <w:r>
+        <w:rPr>
+          <w:i/>
+          <w:iCs/>
+        </w:rPr>
+        <w:t>Contadores (Escritórios)</w:t>
+      </w:r>
+      <w:r>
+        <w:t> cadastrados.</w:t>
+      </w:r>
+    </w:p>
+    <w:p>
+      <w:pPr>
+        <w:numPr>
+          <w:ilvl w:val="0"/>
+          <w:numId w:val="19"/>
+        </w:numPr>
+      </w:pPr>
+      <w:r>
+        <w:rPr>
+          <w:b/>
+          <w:bCs/>
+        </w:rPr>
+        <w:t>Como ganha dinheiro:</w:t>
+      </w:r>
+    </w:p>
+    <w:p>
+      <w:pPr>
+        <w:numPr>
+          <w:ilvl w:val="1"/>
+          <w:numId w:val="19"/>
+        </w:numPr>
+      </w:pPr>
+      <w:r>
+        <w:rPr>
+          <w:b/>
+          <w:bCs/>
+        </w:rPr>
+        <w:t>Modelo Híbrido Definido:</w:t>
+      </w:r>
+      <w:r>
+        <w:t> Deixar 100% grátis nos primeiros 3 meses.</w:t>
+      </w:r>
+    </w:p>
+    <w:p>
+      <w:pPr>
+        <w:numPr>
+          <w:ilvl w:val="1"/>
+          <w:numId w:val="19"/>
+        </w:numPr>
+      </w:pPr>
+      <w:r>
+        <w:rPr>
+          <w:b/>
+          <w:bCs/>
+        </w:rPr>
+        <w:t>Após 3 meses:</w:t>
+      </w:r>
+      <w:r>
+        <w:t xml:space="preserve"> Plano </w:t>
+      </w:r>
+      <w:proofErr w:type="spellStart"/>
+      <w:r>
+        <w:t>Freemium</w:t>
+      </w:r>
+      <w:proofErr w:type="spellEnd"/>
+      <w:r>
+        <w:t xml:space="preserve"> para contadores (grátis com 5 leads/mês) + </w:t>
+      </w:r>
+      <w:r>
+        <w:rPr>
+          <w:b/>
+          <w:bCs/>
+        </w:rPr>
+        <w:t>Plano Profissional (R97/me^s)</w:t>
+      </w:r>
+      <w:r>
+        <w:rPr>
+          <w:rFonts w:ascii="Cambria Math" w:hAnsi="Cambria Math" w:cs="Cambria Math"/>
+          <w:b/>
+          <w:bCs/>
+        </w:rPr>
+        <w:t>∗∗</w:t>
+      </w:r>
+      <w:r>
+        <w:rPr>
+          <w:b/>
+          <w:bCs/>
+        </w:rPr>
+        <w:t>paraleadsilimitados+</w:t>
+      </w:r>
+      <w:r>
+        <w:rPr>
+          <w:rFonts w:ascii="Cambria Math" w:hAnsi="Cambria Math" w:cs="Cambria Math"/>
+          <w:b/>
+          <w:bCs/>
+        </w:rPr>
+        <w:t>∗∗</w:t>
+      </w:r>
+      <w:r>
+        <w:rPr>
+          <w:b/>
+          <w:bCs/>
+        </w:rPr>
+        <w:t>PlanoPremium(R97/</w:t>
+      </w:r>
+      <w:r>
+        <w:rPr>
+          <w:b/>
+          <w:bCs/>
+          <w:i/>
+          <w:iCs/>
+        </w:rPr>
+        <w:t>me</w:t>
+      </w:r>
+      <w:r>
+        <w:rPr>
+          <w:b/>
+          <w:bCs/>
+        </w:rPr>
+        <w:t>^</w:t>
+      </w:r>
+      <w:r>
+        <w:rPr>
+          <w:b/>
+          <w:bCs/>
+          <w:i/>
+          <w:iCs/>
+        </w:rPr>
+        <w:t>s</w:t>
+      </w:r>
+      <w:r>
+        <w:rPr>
+          <w:b/>
+          <w:bCs/>
+        </w:rPr>
+        <w:t>)</w:t>
+      </w:r>
+      <w:r>
+        <w:rPr>
+          <w:rFonts w:ascii="Cambria Math" w:hAnsi="Cambria Math" w:cs="Cambria Math"/>
+          <w:b/>
+          <w:bCs/>
+        </w:rPr>
+        <w:t>∗∗</w:t>
+      </w:r>
+      <w:r>
+        <w:rPr>
+          <w:b/>
+          <w:bCs/>
+          <w:i/>
+          <w:iCs/>
+        </w:rPr>
+        <w:t>paraleadsilimitados</w:t>
+      </w:r>
+      <w:r>
+        <w:rPr>
+          <w:b/>
+          <w:bCs/>
+        </w:rPr>
+        <w:t>+</w:t>
+      </w:r>
+      <w:r>
+        <w:rPr>
+          <w:rFonts w:ascii="Cambria Math" w:hAnsi="Cambria Math" w:cs="Cambria Math"/>
+          <w:b/>
+          <w:bCs/>
+        </w:rPr>
+        <w:t>∗∗</w:t>
+      </w:r>
+      <w:r>
+        <w:rPr>
+          <w:b/>
+          <w:bCs/>
+          <w:i/>
+          <w:iCs/>
+        </w:rPr>
+        <w:t>PlanoPremium</w:t>
+      </w:r>
+      <w:r>
+        <w:rPr>
+          <w:b/>
+          <w:bCs/>
+        </w:rPr>
+        <w:t>(</w:t>
+      </w:r>
+      <w:r>
+        <w:rPr>
+          <w:b/>
+          <w:bCs/>
+          <w:i/>
+          <w:iCs/>
+        </w:rPr>
+        <w:t>R</w:t>
+      </w:r>
+      <w:r>
+        <w:rPr>
+          <w:b/>
+          <w:bCs/>
+        </w:rPr>
+        <w:t> 297/mês)</w:t>
+      </w:r>
+      <w:r>
+        <w:t> com destaque e WhatsApp instantâneo.</w:t>
+      </w:r>
+    </w:p>
+    <w:p>
+      <w:pPr>
+        <w:numPr>
+          <w:ilvl w:val="1"/>
+          <w:numId w:val="19"/>
+        </w:numPr>
+      </w:pPr>
+      <w:r>
+        <w:rPr>
+          <w:b/>
+          <w:bCs/>
+        </w:rPr>
+        <w:t>Taxa de Sucesso:</w:t>
+      </w:r>
+      <w:r>
+        <w:t> Cobrar </w:t>
+      </w:r>
+      <w:r>
+        <w:rPr>
+          <w:b/>
+          <w:bCs/>
+        </w:rPr>
+        <w:t>R$ 19,90</w:t>
+      </w:r>
+      <w:r>
+        <w:t> do contador por cada contrato que for fechado via plataforma (para cobrir a comissão).</w:t>
+      </w:r>
+    </w:p>
+    <w:p>
+      <w:pPr>
+        <w:numPr>
+          <w:ilvl w:val="0"/>
+          <w:numId w:val="19"/>
+        </w:numPr>
+      </w:pPr>
+      <w:r>
+        <w:rPr>
+          <w:b/>
+          <w:bCs/>
+        </w:rPr>
+        <w:t>Diferencial:</w:t>
+      </w:r>
+      <w:r>
+        <w:t> O Cliente escolhe por </w:t>
+      </w:r>
+      <w:r>
+        <w:rPr>
+          <w:i/>
+          <w:iCs/>
+        </w:rPr>
+        <w:t>Ramo</w:t>
+      </w:r>
+      <w:r>
+        <w:t> (</w:t>
+      </w:r>
+      <w:proofErr w:type="spellStart"/>
+      <w:r>
+        <w:t>Ex</w:t>
+      </w:r>
+      <w:proofErr w:type="spellEnd"/>
+      <w:r>
+        <w:t>: E-commerce) e </w:t>
+      </w:r>
+      <w:r>
+        <w:rPr>
+          <w:i/>
+          <w:iCs/>
+        </w:rPr>
+        <w:t>Problema</w:t>
+      </w:r>
+      <w:r>
+        <w:t> (</w:t>
+      </w:r>
+      <w:proofErr w:type="spellStart"/>
+      <w:r>
+        <w:t>Ex</w:t>
+      </w:r>
+      <w:proofErr w:type="spellEnd"/>
+      <w:r>
+        <w:t>: Estou tomando muitas multas).</w:t>
+      </w:r>
+    </w:p>
+    <w:p>
+      <w:pPr>
+        <w:rPr>
+          <w:b/>
+          <w:bCs/>
+        </w:rPr>
+      </w:pPr>
+      <w:r>
+        <w:rPr>
+          <w:b/>
+          <w:bCs/>
+        </w:rPr>
+        <w:t xml:space="preserve">#6 – </w:t>
+      </w:r>
+      <w:proofErr w:type="spellStart"/>
+      <w:r>
+        <w:rPr>
+          <w:b/>
+          <w:bCs/>
+        </w:rPr>
+        <w:t>Prazzu</w:t>
+      </w:r>
+      <w:proofErr w:type="spellEnd"/>
+      <w:r>
+        <w:rPr>
+          <w:b/>
+          <w:bCs/>
+        </w:rPr>
+        <w:t xml:space="preserve"> Cloud + API (A Infraestrutura)</w:t>
+      </w:r>
+    </w:p>
+    <w:p>
+      <w:pPr>
+        <w:numPr>
+          <w:ilvl w:val="0"/>
+          <w:numId w:val="20"/>
+        </w:numPr>
+      </w:pPr>
+      <w:r>
+        <w:rPr>
+          <w:b/>
+          <w:bCs/>
+        </w:rPr>
+        <w:lastRenderedPageBreak/>
+        <w:t>O que é:</w:t>
+      </w:r>
+    </w:p>
+    <w:p>
+      <w:pPr>
+        <w:numPr>
+          <w:ilvl w:val="1"/>
+          <w:numId w:val="20"/>
+        </w:numPr>
+      </w:pPr>
+      <w:r>
+        <w:rPr>
+          <w:b/>
+          <w:bCs/>
+        </w:rPr>
+        <w:t>Cloud:</w:t>
+      </w:r>
+      <w:r>
+        <w:t xml:space="preserve"> Oferecer hospedagem </w:t>
+      </w:r>
+      <w:proofErr w:type="spellStart"/>
+      <w:r>
+        <w:t>white-label</w:t>
+      </w:r>
+      <w:proofErr w:type="spellEnd"/>
+      <w:r>
+        <w:t xml:space="preserve"> para outros softwares contábeis.</w:t>
+      </w:r>
+    </w:p>
+    <w:p>
+      <w:pPr>
+        <w:numPr>
+          <w:ilvl w:val="1"/>
+          <w:numId w:val="20"/>
+        </w:numPr>
+      </w:pPr>
+      <w:r>
+        <w:rPr>
+          <w:b/>
+          <w:bCs/>
+        </w:rPr>
+        <w:t>API:</w:t>
+      </w:r>
+      <w:r>
+        <w:t> Vender acesso a serviços (validar XML, assinar documentos, OCR) por consumo (créditos).</w:t>
+      </w:r>
+    </w:p>
+    <w:p>
+      <w:pPr>
+        <w:numPr>
+          <w:ilvl w:val="0"/>
+          <w:numId w:val="20"/>
+        </w:numPr>
+      </w:pPr>
+      <w:r>
+        <w:rPr>
+          <w:b/>
+          <w:bCs/>
+        </w:rPr>
+        <w:t>Regra de Ouro:</w:t>
+      </w:r>
+      <w:r>
+        <w:t> </w:t>
+      </w:r>
+      <w:r>
+        <w:rPr>
+          <w:i/>
+          <w:iCs/>
+        </w:rPr>
+        <w:t>"A API tem que ser tão boa que concorrentes vão querer usá-la."</w:t>
+      </w:r>
+    </w:p>
+    <w:p>
+      <w:pPr>
+        <w:rPr>
+          <w:b/>
+          <w:bCs/>
+        </w:rPr>
+      </w:pPr>
+      <w:r>
+        <w:rPr>
+          <w:b/>
+          <w:bCs/>
+        </w:rPr>
+        <w:t xml:space="preserve">#7 – </w:t>
+      </w:r>
+      <w:proofErr w:type="spellStart"/>
+      <w:r>
+        <w:rPr>
+          <w:b/>
+          <w:bCs/>
+        </w:rPr>
+        <w:t>Prazzu</w:t>
+      </w:r>
+      <w:proofErr w:type="spellEnd"/>
+      <w:r>
+        <w:rPr>
+          <w:b/>
+          <w:bCs/>
+        </w:rPr>
+        <w:t xml:space="preserve"> Community + Hub (O DNA)</w:t>
+      </w:r>
+    </w:p>
+    <w:p>
+      <w:pPr>
+        <w:numPr>
+          <w:ilvl w:val="0"/>
+          <w:numId w:val="21"/>
+        </w:numPr>
+      </w:pPr>
+      <w:r>
+        <w:rPr>
+          <w:b/>
+          <w:bCs/>
+        </w:rPr>
+        <w:t>O que é:</w:t>
+      </w:r>
+    </w:p>
+    <w:p>
+      <w:pPr>
+        <w:numPr>
+          <w:ilvl w:val="1"/>
+          <w:numId w:val="21"/>
+        </w:numPr>
+      </w:pPr>
+      <w:r>
+        <w:rPr>
+          <w:b/>
+          <w:bCs/>
+        </w:rPr>
+        <w:t>Community:</w:t>
+      </w:r>
+      <w:r>
+        <w:t> Fórum de perguntas e respostas (Contabilidade e Gestão). A IA pode resumir as respostas.</w:t>
+      </w:r>
+    </w:p>
+    <w:p>
+      <w:pPr>
+        <w:numPr>
+          <w:ilvl w:val="1"/>
+          <w:numId w:val="21"/>
+        </w:numPr>
+      </w:pPr>
+      <w:r>
+        <w:rPr>
+          <w:b/>
+          <w:bCs/>
+        </w:rPr>
+        <w:t>Hub:</w:t>
+      </w:r>
+      <w:r>
+        <w:t> Um "GitHub" onde empresas compartilham checklists, organogramas, fluxos de aprovação e dashboards prontos.</w:t>
+      </w:r>
+    </w:p>
+    <w:p>
+      <w:pPr>
+        <w:numPr>
+          <w:ilvl w:val="0"/>
+          <w:numId w:val="21"/>
+        </w:numPr>
+      </w:pPr>
+      <w:r>
+        <w:rPr>
+          <w:b/>
+          <w:bCs/>
+        </w:rPr>
+        <w:t>Regra de Ouro:</w:t>
+      </w:r>
+      <w:r>
+        <w:t> </w:t>
+      </w:r>
+      <w:r>
+        <w:rPr>
+          <w:i/>
+          <w:iCs/>
+        </w:rPr>
+        <w:t>"Conteúdo gerado pelo usuário vale mais que conteúdo gerado pela empresa."</w:t>
+      </w:r>
+    </w:p>
+    <w:p>
+      <w:pPr>
+        <w:rPr>
+          <w:b/>
+          <w:bCs/>
+        </w:rPr>
+      </w:pPr>
+      <w:r>
+        <w:rPr>
+          <w:b/>
+          <w:bCs/>
+        </w:rPr>
+        <w:t xml:space="preserve">#8 – </w:t>
+      </w:r>
+      <w:proofErr w:type="spellStart"/>
+      <w:r>
+        <w:rPr>
+          <w:b/>
+          <w:bCs/>
+        </w:rPr>
+        <w:t>Prazzu</w:t>
+      </w:r>
+      <w:proofErr w:type="spellEnd"/>
+      <w:r>
+        <w:rPr>
+          <w:b/>
+          <w:bCs/>
+        </w:rPr>
+        <w:t xml:space="preserve"> AI + Insights (A Inteligência)</w:t>
+      </w:r>
+    </w:p>
+    <w:p>
+      <w:pPr>
+        <w:numPr>
+          <w:ilvl w:val="0"/>
+          <w:numId w:val="22"/>
+        </w:numPr>
+      </w:pPr>
+      <w:r>
+        <w:rPr>
+          <w:b/>
+          <w:bCs/>
+        </w:rPr>
+        <w:t>O que é:</w:t>
+      </w:r>
+    </w:p>
+    <w:p>
+      <w:pPr>
+        <w:numPr>
+          <w:ilvl w:val="1"/>
+          <w:numId w:val="22"/>
+        </w:numPr>
+      </w:pPr>
+      <w:r>
+        <w:rPr>
+          <w:b/>
+          <w:bCs/>
+        </w:rPr>
+        <w:t>AI:</w:t>
+      </w:r>
+      <w:r>
+        <w:t> Assistente que revisa contratos, sugere enquadramento tributário e responde dúvidas com base na legislação.</w:t>
+      </w:r>
+    </w:p>
+    <w:p>
+      <w:pPr>
+        <w:numPr>
+          <w:ilvl w:val="1"/>
+          <w:numId w:val="22"/>
+        </w:numPr>
+      </w:pPr>
+      <w:r>
+        <w:rPr>
+          <w:b/>
+          <w:bCs/>
+        </w:rPr>
+        <w:t>Insights:</w:t>
+      </w:r>
+      <w:r>
+        <w:t> Painel com dados anônimos do mercado (</w:t>
+      </w:r>
+      <w:r>
+        <w:rPr>
+          <w:i/>
+          <w:iCs/>
+        </w:rPr>
+        <w:t>"Empresas do seu porte demoram 5 dias para fechar balanço"</w:t>
+      </w:r>
+      <w:r>
+        <w:t>).</w:t>
+      </w:r>
+    </w:p>
+    <w:p>
+      <w:pPr>
+        <w:numPr>
+          <w:ilvl w:val="0"/>
+          <w:numId w:val="22"/>
+        </w:numPr>
+      </w:pPr>
+      <w:r>
+        <w:rPr>
+          <w:b/>
+          <w:bCs/>
+        </w:rPr>
+        <w:t>Regra de Ouro:</w:t>
+      </w:r>
+      <w:r>
+        <w:t> </w:t>
+      </w:r>
+      <w:r>
+        <w:rPr>
+          <w:i/>
+          <w:iCs/>
+        </w:rPr>
+        <w:t>"Vender inteligência, não apenas software."</w:t>
+      </w:r>
+    </w:p>
+    <w:p>
+      <w:r>
+        <w:pict w14:anchorId="7949A2AD">
+          <v:rect id="_x0000_i1093" style="width:0;height:.75pt" o:hralign="center" o:hrstd="t" o:hr="t" fillcolor="#a0a0a0" stroked="f"/>
+        </w:pict>
+      </w:r>
+    </w:p>
+    <w:p>
+      <w:pPr>
+        <w:rPr>
+          <w:b/>
+          <w:bCs/>
+        </w:rPr>
+      </w:pPr>
+      <w:r>
+        <w:rPr>
+          <w:b/>
+          <w:bCs/>
+        </w:rPr>
+        <w:t>3. O PROJETO "PRAZZU CONNECT" – REGRAS DE NEGÓCIO (DETALHAMENTO)</w:t>
+      </w:r>
+    </w:p>
+    <w:p>
+      <w:r>
+        <w:t>Vamos formalizar as regras do </w:t>
+      </w:r>
+      <w:r>
+        <w:rPr>
+          <w:b/>
+          <w:bCs/>
+        </w:rPr>
+        <w:t>Projeto #5</w:t>
+      </w:r>
+      <w:r>
+        <w:t>, que é o que estávamos desenhando juntos.</w:t>
+      </w:r>
+    </w:p>
+    <w:p>
+      <w:pPr>
+        <w:rPr>
+          <w:b/>
+          <w:bCs/>
+        </w:rPr>
+      </w:pPr>
+      <w:r>
+        <w:rPr>
+          <w:b/>
+          <w:bCs/>
+        </w:rPr>
+        <w:t>3.1. Período de Lançamento (Meses 1 a 3 - "Fase Lua de Mel")</w:t>
+      </w:r>
+    </w:p>
+    <w:p>
+      <w:pPr>
+        <w:numPr>
+          <w:ilvl w:val="0"/>
+          <w:numId w:val="23"/>
+        </w:numPr>
+      </w:pPr>
+      <w:r>
+        <w:rPr>
+          <w:b/>
+          <w:bCs/>
+        </w:rPr>
+        <w:t>Status:</w:t>
+      </w:r>
+      <w:r>
+        <w:t> 100% gratuito para todos (Contadores e Clientes).</w:t>
+      </w:r>
+    </w:p>
+    <w:p>
+      <w:pPr>
+        <w:numPr>
+          <w:ilvl w:val="0"/>
+          <w:numId w:val="23"/>
+        </w:numPr>
+      </w:pPr>
+      <w:r>
+        <w:rPr>
+          <w:b/>
+          <w:bCs/>
+        </w:rPr>
+        <w:t>Objetivo:</w:t>
+      </w:r>
+      <w:r>
+        <w:t> Coletar dados massivos, aprender quais ramos têm mais demanda e quais contadores são mais ágeis.</w:t>
+      </w:r>
+    </w:p>
+    <w:p>
+      <w:pPr>
+        <w:numPr>
+          <w:ilvl w:val="0"/>
+          <w:numId w:val="23"/>
+        </w:numPr>
+      </w:pPr>
+      <w:r>
+        <w:rPr>
+          <w:b/>
+          <w:bCs/>
+        </w:rPr>
+        <w:t>Restrição:</w:t>
+      </w:r>
+      <w:r>
+        <w:t> Nenhuma.</w:t>
+      </w:r>
+    </w:p>
+    <w:p>
+      <w:pPr>
+        <w:rPr>
+          <w:b/>
+          <w:bCs/>
+        </w:rPr>
+      </w:pPr>
+      <w:r>
+        <w:rPr>
+          <w:b/>
+          <w:bCs/>
+        </w:rPr>
+        <w:lastRenderedPageBreak/>
+        <w:t>3.2. Modelo de Cobrança (A partir do Mês 4)</w:t>
+      </w:r>
+    </w:p>
+    <w:p>
+      <w:pPr>
+        <w:numPr>
+          <w:ilvl w:val="0"/>
+          <w:numId w:val="24"/>
+        </w:numPr>
+      </w:pPr>
+      <w:r>
+        <w:rPr>
+          <w:b/>
+          <w:bCs/>
+        </w:rPr>
+        <w:t>Cliente (Empresa que busca contador):</w:t>
+      </w:r>
+      <w:r>
+        <w:t> </w:t>
+      </w:r>
+      <w:r>
+        <w:rPr>
+          <w:b/>
+          <w:bCs/>
+        </w:rPr>
+        <w:t>Sempre gratuito.</w:t>
+      </w:r>
+      <w:r>
+        <w:t> Ele nunca paga para contratar ou avaliar.</w:t>
+      </w:r>
+    </w:p>
+    <w:p>
+      <w:pPr>
+        <w:numPr>
+          <w:ilvl w:val="0"/>
+          <w:numId w:val="24"/>
+        </w:numPr>
+      </w:pPr>
+      <w:r>
+        <w:rPr>
+          <w:b/>
+          <w:bCs/>
+        </w:rPr>
+        <w:t>Contador (Escritório):</w:t>
+      </w:r>
+    </w:p>
+    <w:tbl>
+      <w:tblPr>
+        <w:tblW w:w="0" w:type="auto"/>
+        <w:tblInd w:w="720" w:type="dxa"/>
+        <w:tblCellMar>
+          <w:top w:w="15" w:type="dxa"/>
+          <w:left w:w="15" w:type="dxa"/>
+          <w:bottom w:w="15" w:type="dxa"/>
+          <w:right w:w="15" w:type="dxa"/>
+        </w:tblCellMar>
+        <w:tblLook w:val="04A0" w:firstRow="1" w:lastRow="0" w:firstColumn="1" w:lastColumn="0" w:noHBand="0" w:noVBand="1"/>
+      </w:tblPr>
+      <w:tblGrid>
+        <w:gridCol w:w="1539"/>
+        <w:gridCol w:w="1510"/>
+        <w:gridCol w:w="3269"/>
+        <w:gridCol w:w="1466"/>
+      </w:tblGrid>
+      <w:tr>
+        <w:trPr>
+          <w:tblHeader/>
+        </w:trPr>
+        <w:tc>
+          <w:tcPr>
+            <w:tcW w:w="0" w:type="auto"/>
+            <w:tcBorders>
+              <w:top w:val="nil"/>
+            </w:tcBorders>
+            <w:tcMar>
+              <w:top w:w="150" w:type="dxa"/>
+              <w:left w:w="0" w:type="dxa"/>
+              <w:bottom w:w="150" w:type="dxa"/>
+              <w:right w:w="240" w:type="dxa"/>
+            </w:tcMar>
+            <w:vAlign w:val="center"/>
+            <w:hideMark/>
+          </w:tcPr>
+          <w:p>
+            <w:r>
+              <w:t>Plano</w:t>
+            </w:r>
+          </w:p>
+        </w:tc>
+        <w:tc>
+          <w:tcPr>
+            <w:tcW w:w="0" w:type="auto"/>
+            <w:tcBorders>
+              <w:top w:val="nil"/>
+            </w:tcBorders>
+            <w:tcMar>
+              <w:top w:w="150" w:type="dxa"/>
+              <w:left w:w="240" w:type="dxa"/>
+              <w:bottom w:w="150" w:type="dxa"/>
+              <w:right w:w="240" w:type="dxa"/>
+            </w:tcMar>
+            <w:vAlign w:val="center"/>
+            <w:hideMark/>
+          </w:tcPr>
+          <w:p>
+            <w:r>
+              <w:t>Valor</w:t>
+            </w:r>
+          </w:p>
+        </w:tc>
+        <w:tc>
+          <w:tcPr>
+            <w:tcW w:w="0" w:type="auto"/>
+            <w:tcBorders>
+              <w:top w:val="nil"/>
+            </w:tcBorders>
+            <w:tcMar>
+              <w:top w:w="150" w:type="dxa"/>
+              <w:left w:w="240" w:type="dxa"/>
+              <w:bottom w:w="150" w:type="dxa"/>
+              <w:right w:w="240" w:type="dxa"/>
+            </w:tcMar>
+            <w:vAlign w:val="center"/>
+            <w:hideMark/>
+          </w:tcPr>
+          <w:p>
+            <w:r>
+              <w:t>Benefícios</w:t>
+            </w:r>
+          </w:p>
+        </w:tc>
+        <w:tc>
+          <w:tcPr>
+            <w:tcW w:w="0" w:type="auto"/>
+            <w:tcBorders>
+              <w:top w:val="nil"/>
+            </w:tcBorders>
+            <w:tcMar>
+              <w:top w:w="150" w:type="dxa"/>
+              <w:left w:w="240" w:type="dxa"/>
+              <w:bottom w:w="150" w:type="dxa"/>
+              <w:right w:w="240" w:type="dxa"/>
+            </w:tcMar>
+            <w:vAlign w:val="center"/>
+            <w:hideMark/>
+          </w:tcPr>
+          <w:p>
+            <w:r>
+              <w:t>Leads por mês</w:t>
+            </w:r>
+          </w:p>
+        </w:tc>
+      </w:tr>
+      <w:tr>
+        <w:tc>
+          <w:tcPr>
+            <w:tcW w:w="0" w:type="auto"/>
+            <w:tcMar>
+              <w:top w:w="150" w:type="dxa"/>
+              <w:left w:w="0" w:type="dxa"/>
+              <w:bottom w:w="150" w:type="dxa"/>
+              <w:right w:w="240" w:type="dxa"/>
+            </w:tcMar>
+            <w:vAlign w:val="center"/>
+            <w:hideMark/>
+          </w:tcPr>
+          <w:p>
+            <w:r>
+              <w:rPr>
+                <w:b/>
+                <w:bCs/>
+              </w:rPr>
+              <w:t>Gratuito</w:t>
+            </w:r>
+          </w:p>
+        </w:tc>
+        <w:tc>
+          <w:tcPr>
+            <w:tcW w:w="0" w:type="auto"/>
+            <w:tcMar>
+              <w:top w:w="150" w:type="dxa"/>
+              <w:left w:w="240" w:type="dxa"/>
+              <w:bottom w:w="150" w:type="dxa"/>
+              <w:right w:w="240" w:type="dxa"/>
+            </w:tcMar>
+            <w:vAlign w:val="center"/>
+            <w:hideMark/>
+          </w:tcPr>
+          <w:p>
+            <w:r>
+              <w:t>R$ 0</w:t>
+            </w:r>
+          </w:p>
+        </w:tc>
+        <w:tc>
+          <w:tcPr>
+            <w:tcW w:w="0" w:type="auto"/>
+            <w:tcMar>
+              <w:top w:w="150" w:type="dxa"/>
+              <w:left w:w="240" w:type="dxa"/>
+              <w:bottom w:w="150" w:type="dxa"/>
+              <w:right w:w="240" w:type="dxa"/>
+            </w:tcMar>
+            <w:vAlign w:val="center"/>
+            <w:hideMark/>
+          </w:tcPr>
+          <w:p>
+            <w:r>
+              <w:t>Acesso básico. Aparece no final da busca.</w:t>
+            </w:r>
+          </w:p>
+        </w:tc>
+        <w:tc>
+          <w:tcPr>
+            <w:tcW w:w="0" w:type="auto"/>
+            <w:tcMar>
+              <w:top w:w="150" w:type="dxa"/>
+              <w:left w:w="240" w:type="dxa"/>
+              <w:bottom w:w="150" w:type="dxa"/>
+              <w:right w:w="0" w:type="dxa"/>
+            </w:tcMar>
+            <w:vAlign w:val="center"/>
+            <w:hideMark/>
+          </w:tcPr>
+          <w:p>
+            <w:r>
+              <w:t>Até 5</w:t>
+            </w:r>
+          </w:p>
+        </w:tc>
+      </w:tr>
+      <w:tr>
+        <w:tc>
+          <w:tcPr>
+            <w:tcW w:w="0" w:type="auto"/>
+            <w:tcMar>
+              <w:top w:w="150" w:type="dxa"/>
+              <w:left w:w="0" w:type="dxa"/>
+              <w:bottom w:w="150" w:type="dxa"/>
+              <w:right w:w="240" w:type="dxa"/>
+            </w:tcMar>
+            <w:vAlign w:val="center"/>
+            <w:hideMark/>
+          </w:tcPr>
+          <w:p>
+            <w:r>
+              <w:rPr>
+                <w:b/>
+                <w:bCs/>
+              </w:rPr>
+              <w:t>Profissional</w:t>
+            </w:r>
+          </w:p>
+        </w:tc>
+        <w:tc>
+          <w:tcPr>
+            <w:tcW w:w="0" w:type="auto"/>
+            <w:tcMar>
+              <w:top w:w="150" w:type="dxa"/>
+              <w:left w:w="240" w:type="dxa"/>
+              <w:bottom w:w="150" w:type="dxa"/>
+              <w:right w:w="240" w:type="dxa"/>
+            </w:tcMar>
+            <w:vAlign w:val="center"/>
+            <w:hideMark/>
+          </w:tcPr>
+          <w:p>
+            <w:r>
+              <w:t>R$ 97/mês</w:t>
+            </w:r>
+          </w:p>
+        </w:tc>
+        <w:tc>
+          <w:tcPr>
+            <w:tcW w:w="0" w:type="auto"/>
+            <w:tcMar>
+              <w:top w:w="150" w:type="dxa"/>
+              <w:left w:w="240" w:type="dxa"/>
+              <w:bottom w:w="150" w:type="dxa"/>
+              <w:right w:w="240" w:type="dxa"/>
+            </w:tcMar>
+            <w:vAlign w:val="center"/>
+            <w:hideMark/>
+          </w:tcPr>
+          <w:p>
+            <w:r>
+              <w:t>Selo "Verificado". Aparece no Top 5 da categoria.</w:t>
+            </w:r>
+          </w:p>
+        </w:tc>
+        <w:tc>
+          <w:tcPr>
+            <w:tcW w:w="0" w:type="auto"/>
+            <w:tcMar>
+              <w:top w:w="150" w:type="dxa"/>
+              <w:left w:w="240" w:type="dxa"/>
+              <w:bottom w:w="150" w:type="dxa"/>
+              <w:right w:w="0" w:type="dxa"/>
+            </w:tcMar>
+            <w:vAlign w:val="center"/>
+            <w:hideMark/>
+          </w:tcPr>
+          <w:p>
+            <w:r>
+              <w:t>Até 50</w:t>
+            </w:r>
+          </w:p>
+        </w:tc>
+      </w:tr>
+      <w:tr>
+        <w:tc>
+          <w:tcPr>
+            <w:tcW w:w="0" w:type="auto"/>
+            <w:tcMar>
+              <w:top w:w="150" w:type="dxa"/>
+              <w:left w:w="0" w:type="dxa"/>
+              <w:bottom w:w="150" w:type="dxa"/>
+              <w:right w:w="240" w:type="dxa"/>
+            </w:tcMar>
+            <w:vAlign w:val="center"/>
+            <w:hideMark/>
+          </w:tcPr>
+          <w:p>
+            <w:r>
+              <w:rPr>
+                <w:b/>
+                <w:bCs/>
+              </w:rPr>
+              <w:t>Premium</w:t>
+            </w:r>
+          </w:p>
+        </w:tc>
+        <w:tc>
+          <w:tcPr>
+            <w:tcW w:w="0" w:type="auto"/>
+            <w:tcMar>
+              <w:top w:w="150" w:type="dxa"/>
+              <w:left w:w="240" w:type="dxa"/>
+              <w:bottom w:w="150" w:type="dxa"/>
+              <w:right w:w="240" w:type="dxa"/>
+            </w:tcMar>
+            <w:vAlign w:val="center"/>
+            <w:hideMark/>
+          </w:tcPr>
+          <w:p>
+            <w:r>
+              <w:t>R$ 297/mês</w:t>
+            </w:r>
+          </w:p>
+        </w:tc>
+        <w:tc>
+          <w:tcPr>
+            <w:tcW w:w="0" w:type="auto"/>
+            <w:tcMar>
+              <w:top w:w="150" w:type="dxa"/>
+              <w:left w:w="240" w:type="dxa"/>
+              <w:bottom w:w="150" w:type="dxa"/>
+              <w:right w:w="240" w:type="dxa"/>
+            </w:tcMar>
+            <w:vAlign w:val="center"/>
+            <w:hideMark/>
+          </w:tcPr>
+          <w:p>
+            <w:r>
+              <w:t>Link direto no WhatsApp. Destaque principal (Top 1).</w:t>
+            </w:r>
+          </w:p>
+        </w:tc>
+        <w:tc>
+          <w:tcPr>
+            <w:tcW w:w="0" w:type="auto"/>
+            <w:tcMar>
+              <w:top w:w="150" w:type="dxa"/>
+              <w:left w:w="240" w:type="dxa"/>
+              <w:bottom w:w="150" w:type="dxa"/>
+              <w:right w:w="0" w:type="dxa"/>
+            </w:tcMar>
+            <w:vAlign w:val="center"/>
+            <w:hideMark/>
+          </w:tcPr>
+          <w:p>
+            <w:r>
+              <w:t>Ilimitado</w:t>
+            </w:r>
+          </w:p>
+        </w:tc>
+      </w:tr>
+    </w:tbl>
+    <w:p>
+      <w:pPr>
+        <w:numPr>
+          <w:ilvl w:val="1"/>
+          <w:numId w:val="24"/>
+        </w:numPr>
+      </w:pPr>
+      <w:r>
+        <w:rPr>
+          <w:b/>
+          <w:bCs/>
+        </w:rPr>
+        <w:t>Taxa de Sucesso Adicional:</w:t>
+      </w:r>
+      <w:r>
+        <w:t> Todo contrato fechado via plataforma, o contador paga </w:t>
+      </w:r>
+      <w:r>
+        <w:rPr>
+          <w:b/>
+          <w:bCs/>
+        </w:rPr>
+        <w:t>R$ 19,90</w:t>
+      </w:r>
+      <w:r>
+        <w:t> (descontado automaticamente do cartão de crédito dele no ato da confirmação).</w:t>
+      </w:r>
+    </w:p>
+    <w:p>
+      <w:pPr>
+        <w:rPr>
+          <w:b/>
+          <w:bCs/>
+        </w:rPr>
+      </w:pPr>
+      <w:r>
+        <w:rPr>
+          <w:b/>
+          <w:bCs/>
+        </w:rPr>
+        <w:t>3.3. Filtros Obrigatórios (Para o Match ser inteligente)</w:t>
+      </w:r>
+    </w:p>
+    <w:p>
+      <w:pPr>
+        <w:numPr>
+          <w:ilvl w:val="0"/>
+          <w:numId w:val="25"/>
+        </w:numPr>
+      </w:pPr>
+      <w:r>
+        <w:rPr>
+          <w:b/>
+          <w:bCs/>
+        </w:rPr>
+        <w:t>Para o Cliente:</w:t>
+      </w:r>
+      <w:r>
+        <w:t> Qual seu ramo? (Comércio, Indústria, Serviços, Médico, E-commerce, MEI). Qual seu porte? (Faturamento até 81k, 360k, 4.8M, +4.8M). Qual sua dor principal? (Abrir empresa, Impostos, Folha, Burocracia).</w:t>
+      </w:r>
+    </w:p>
+    <w:p>
+      <w:pPr>
+        <w:numPr>
+          <w:ilvl w:val="0"/>
+          <w:numId w:val="25"/>
+        </w:numPr>
+      </w:pPr>
+      <w:r>
+        <w:rPr>
+          <w:b/>
+          <w:bCs/>
+        </w:rPr>
+        <w:t>Para o Contador:</w:t>
+      </w:r>
+      <w:r>
+        <w:t> Quais ramos ele atende? Quais faixas de faturamento? Qual o valor médio da mensalidade dele?</w:t>
+      </w:r>
+    </w:p>
+    <w:p>
+      <w:r>
+        <w:pict w14:anchorId="18F2D0CB">
+          <v:rect id="_x0000_i1094" style="width:0;height:.75pt" o:hralign="center" o:hrstd="t" o:hr="t" fillcolor="#a0a0a0" stroked="f"/>
+        </w:pict>
+      </w:r>
+    </w:p>
+    <w:p>
+      <w:pPr>
+        <w:rPr>
+          <w:b/>
+          <w:bCs/>
+        </w:rPr>
+      </w:pPr>
+      <w:r>
+        <w:rPr>
+          <w:b/>
+          <w:bCs/>
+        </w:rPr>
+        <w:t>4. ESTRATÉGIA DE MARKETING E FUNIL (Como tudo se conecta)</w:t>
+      </w:r>
+    </w:p>
+    <w:p>
+      <w:r>
+        <w:t>Essa é a parte mais linda do seu ecossistema. Veja como o cliente "caminha" sem você gastar 1 real em tráfego pago:</w:t>
+      </w:r>
+    </w:p>
+    <w:p>
+      <w:pPr>
+        <w:numPr>
+          <w:ilvl w:val="0"/>
+          <w:numId w:val="26"/>
+        </w:numPr>
+      </w:pPr>
+      <w:r>
+        <w:rPr>
+          <w:b/>
+          <w:bCs/>
+        </w:rPr>
+        <w:t>Entrada:</w:t>
+      </w:r>
+      <w:r>
+        <w:t> O empreendedor pesquisa "Calcular imposto MEI" no Google → Cai no </w:t>
+      </w:r>
+      <w:proofErr w:type="spellStart"/>
+      <w:r>
+        <w:rPr>
+          <w:b/>
+          <w:bCs/>
+        </w:rPr>
+        <w:t>Prazzu</w:t>
+      </w:r>
+      <w:proofErr w:type="spellEnd"/>
+      <w:r>
+        <w:rPr>
+          <w:b/>
+          <w:bCs/>
+        </w:rPr>
+        <w:t xml:space="preserve"> Tools</w:t>
+      </w:r>
+      <w:r>
+        <w:t> (Calculadora).</w:t>
+      </w:r>
+    </w:p>
+    <w:p>
+      <w:pPr>
+        <w:numPr>
+          <w:ilvl w:val="0"/>
+          <w:numId w:val="26"/>
+        </w:numPr>
+      </w:pPr>
+      <w:r>
+        <w:rPr>
+          <w:b/>
+          <w:bCs/>
+        </w:rPr>
+        <w:t>Educação:</w:t>
+      </w:r>
+      <w:r>
+        <w:t> Na calculadora, tem um link: </w:t>
+      </w:r>
+      <w:r>
+        <w:rPr>
+          <w:i/>
+          <w:iCs/>
+        </w:rPr>
+        <w:t>"Entenda como pagar menos impostos"</w:t>
+      </w:r>
+      <w:r>
+        <w:t> → Ele vai para o </w:t>
+      </w:r>
+      <w:proofErr w:type="spellStart"/>
+      <w:r>
+        <w:rPr>
+          <w:b/>
+          <w:bCs/>
+        </w:rPr>
+        <w:t>Prazzu</w:t>
+      </w:r>
+      <w:proofErr w:type="spellEnd"/>
+      <w:r>
+        <w:rPr>
+          <w:b/>
+          <w:bCs/>
+        </w:rPr>
+        <w:t xml:space="preserve"> Blog/</w:t>
+      </w:r>
+      <w:proofErr w:type="spellStart"/>
+      <w:r>
+        <w:rPr>
+          <w:b/>
+          <w:bCs/>
+        </w:rPr>
+        <w:t>Learn</w:t>
+      </w:r>
+      <w:proofErr w:type="spellEnd"/>
+      <w:r>
+        <w:t> e assiste uma aula gratuita.</w:t>
+      </w:r>
+    </w:p>
+    <w:p>
+      <w:pPr>
+        <w:numPr>
+          <w:ilvl w:val="0"/>
+          <w:numId w:val="26"/>
+        </w:numPr>
+      </w:pPr>
+      <w:r>
+        <w:rPr>
+          <w:b/>
+          <w:bCs/>
+        </w:rPr>
+        <w:lastRenderedPageBreak/>
+        <w:t>Ação:</w:t>
+      </w:r>
+      <w:r>
+        <w:t> No final da aula, aparece: </w:t>
+      </w:r>
+      <w:r>
+        <w:rPr>
+          <w:i/>
+          <w:iCs/>
+        </w:rPr>
+        <w:t>"Quer um contador especialista no seu ramo para fazer isso por você?"</w:t>
+      </w:r>
+      <w:r>
+        <w:t> → Ele clica e vai para o </w:t>
+      </w:r>
+      <w:proofErr w:type="spellStart"/>
+      <w:r>
+        <w:rPr>
+          <w:b/>
+          <w:bCs/>
+        </w:rPr>
+        <w:t>Prazzu</w:t>
+      </w:r>
+      <w:proofErr w:type="spellEnd"/>
+      <w:r>
+        <w:rPr>
+          <w:b/>
+          <w:bCs/>
+        </w:rPr>
+        <w:t xml:space="preserve"> Connect</w:t>
+      </w:r>
+      <w:r>
+        <w:t>.</w:t>
+      </w:r>
+    </w:p>
+    <w:p>
+      <w:pPr>
+        <w:numPr>
+          <w:ilvl w:val="0"/>
+          <w:numId w:val="26"/>
+        </w:numPr>
+      </w:pPr>
+      <w:r>
+        <w:rPr>
+          <w:b/>
+          <w:bCs/>
+        </w:rPr>
+        <w:t>Resolução:</w:t>
+      </w:r>
+      <w:r>
+        <w:t> Ele preenche os filtros de ramo/problema, escolhe um contador Premium (selo de verificado) e fecha o contrato.</w:t>
+      </w:r>
+    </w:p>
+    <w:p>
+      <w:pPr>
+        <w:numPr>
+          <w:ilvl w:val="0"/>
+          <w:numId w:val="26"/>
+        </w:numPr>
+      </w:pPr>
+      <w:r>
+        <w:rPr>
+          <w:b/>
+          <w:bCs/>
+        </w:rPr>
+        <w:t>Fidelização:</w:t>
+      </w:r>
+      <w:r>
+        <w:t> O contador que fechou com ele usa o </w:t>
+      </w:r>
+      <w:proofErr w:type="spellStart"/>
+      <w:r>
+        <w:rPr>
+          <w:b/>
+          <w:bCs/>
+        </w:rPr>
+        <w:t>Prazzu</w:t>
+      </w:r>
+      <w:proofErr w:type="spellEnd"/>
+      <w:r>
+        <w:rPr>
+          <w:b/>
+          <w:bCs/>
+        </w:rPr>
+        <w:t xml:space="preserve"> Core</w:t>
+      </w:r>
+      <w:r>
+        <w:t> para gerenciar os impostos desse novo cliente.</w:t>
+      </w:r>
+    </w:p>
+    <w:p>
+      <w:pPr>
+        <w:numPr>
+          <w:ilvl w:val="0"/>
+          <w:numId w:val="26"/>
+        </w:numPr>
+      </w:pPr>
+      <w:r>
+        <w:rPr>
+          <w:b/>
+          <w:bCs/>
+        </w:rPr>
+        <w:t>Loop:</w:t>
+      </w:r>
+      <w:r>
+        <w:t> O contador fica tão feliz que indica o ecossistema para 3 contadores amigos.</w:t>
+      </w:r>
+    </w:p>
+    <w:p>
+      <w:r>
+        <w:pict w14:anchorId="3640BEA8">
+          <v:rect id="_x0000_i1095" style="width:0;height:.75pt" o:hralign="center" o:hrstd="t" o:hr="t" fillcolor="#a0a0a0" stroked="f"/>
+        </w:pict>
+      </w:r>
+    </w:p>
+    <w:p>
+      <w:pPr>
+        <w:rPr>
+          <w:b/>
+          <w:bCs/>
+        </w:rPr>
+      </w:pPr>
+      <w:r>
+        <w:rPr>
+          <w:b/>
+          <w:bCs/>
+        </w:rPr>
+        <w:t>5. REGRAS DE OURO PARA A JORNADA (NUNCA ESQUEÇA)</w:t>
+      </w:r>
+    </w:p>
+    <w:p>
+      <w:pPr>
+        <w:numPr>
+          <w:ilvl w:val="0"/>
+          <w:numId w:val="27"/>
+        </w:numPr>
+      </w:pPr>
+      <w:r>
+        <w:rPr>
+          <w:b/>
+          <w:bCs/>
+        </w:rPr>
+        <w:t>Regra do "Vácuo":</w:t>
+      </w:r>
+      <w:r>
+        <w:t> "Só começo o projeto #2 quando o #1 estiver gerando receita e estável."</w:t>
+      </w:r>
+    </w:p>
+    <w:p>
+      <w:pPr>
+        <w:numPr>
+          <w:ilvl w:val="0"/>
+          <w:numId w:val="27"/>
+        </w:numPr>
+      </w:pPr>
+      <w:r>
+        <w:rPr>
+          <w:b/>
+          <w:bCs/>
+        </w:rPr>
+        <w:t>Regra do "Gratuito Estratégico":</w:t>
+      </w:r>
+      <w:r>
+        <w:t> Ferramentas (Tools) e Clientes (Connect) são sempre grátis. Quem paga é quem ganha dinheiro com a plataforma (Contadores e Empresas que usam SaaS).</w:t>
+      </w:r>
+    </w:p>
+    <w:p>
+      <w:pPr>
+        <w:numPr>
+          <w:ilvl w:val="0"/>
+          <w:numId w:val="27"/>
+        </w:numPr>
+      </w:pPr>
+      <w:r>
+        <w:rPr>
+          <w:b/>
+          <w:bCs/>
+        </w:rPr>
+        <w:t>Regra do "Dono dos Dados":</w:t>
+      </w:r>
+      <w:r>
+        <w:t xml:space="preserve"> Todo documento processado, todo XML validado, toda busca no Connect gera dados. Esses dados são o petróleo que alimentará o </w:t>
+      </w:r>
+      <w:proofErr w:type="spellStart"/>
+      <w:r>
+        <w:t>Prazzu</w:t>
+      </w:r>
+      <w:proofErr w:type="spellEnd"/>
+      <w:r>
+        <w:t xml:space="preserve"> AI e Insights.</w:t>
+      </w:r>
+    </w:p>
+    <w:p>
+      <w:pPr>
+        <w:numPr>
+          <w:ilvl w:val="0"/>
+          <w:numId w:val="27"/>
+        </w:numPr>
+      </w:pPr>
+      <w:r>
+        <w:rPr>
+          <w:b/>
+          <w:bCs/>
+        </w:rPr>
+        <w:t>Regra do "Não ser um clone":</w:t>
+      </w:r>
+      <w:r>
+        <w:t> Nunca crie apenas um "</w:t>
+      </w:r>
+      <w:proofErr w:type="spellStart"/>
+      <w:r>
+        <w:t>Trello</w:t>
+      </w:r>
+      <w:proofErr w:type="spellEnd"/>
+      <w:r>
+        <w:t xml:space="preserve"> da contabilidade" ou um "</w:t>
+      </w:r>
+      <w:proofErr w:type="spellStart"/>
+      <w:r>
+        <w:t>InfoJobs</w:t>
+      </w:r>
+      <w:proofErr w:type="spellEnd"/>
+      <w:r>
+        <w:t xml:space="preserve"> genérico". Sempre adicione </w:t>
+      </w:r>
+      <w:r>
+        <w:rPr>
+          <w:i/>
+          <w:iCs/>
+        </w:rPr>
+        <w:t>inteligência de nicho</w:t>
+      </w:r>
+      <w:r>
+        <w:t> (ramo de atividade, regime tributário) que nenhum generalista tem.</w:t>
+      </w:r>
+    </w:p>
+    <w:p>
+      <w:r>
+        <w:pict w14:anchorId="6CDF14BC">
+          <v:rect id="_x0000_i1096" style="width:0;height:.75pt" o:hralign="center" o:hrstd="t" o:hr="t" fillcolor="#a0a0a0" stroked="f"/>
+        </w:pict>
+      </w:r>
+    </w:p>
+    <w:p>
+      <w:pPr>
+        <w:rPr>
+          <w:b/>
+          <w:bCs/>
+        </w:rPr>
+      </w:pPr>
+      <w:r>
+        <w:rPr>
+          <w:b/>
+          <w:bCs/>
+        </w:rPr>
+        <w:t>6. ESPAÇO PARA ANOTAÇÕES FUTURAS (BACKLOG)</w:t>
+      </w:r>
+    </w:p>
+    <w:p>
+      <w:r>
+        <w:rPr>
+          <w:i/>
+          <w:iCs/>
+        </w:rPr>
+        <w:t>(Deixe esse espaço aqui no documento para ir anotando ideias novas que surgirem)</w:t>
+      </w:r>
+    </w:p>
+    <w:p>
+      <w:pPr>
+        <w:numPr>
+          <w:ilvl w:val="0"/>
+          <w:numId w:val="28"/>
+        </w:numPr>
+      </w:pPr>
+      <w:r>
+        <w:t>[ ]</w:t>
+      </w:r>
+    </w:p>
+    <w:p>
+      <w:pPr>
+        <w:numPr>
+          <w:ilvl w:val="0"/>
+          <w:numId w:val="28"/>
+        </w:numPr>
+      </w:pPr>
+      <w:r>
+        <w:t>[ ]</w:t>
+      </w:r>
+    </w:p>
+    <w:p>
+      <w:pPr>
+        <w:numPr>
+          <w:ilvl w:val="0"/>
+          <w:numId w:val="28"/>
+        </w:numPr>
+      </w:pPr>
+      <w:r>
+        <w:t>[ ]</w:t>
+      </w:r>
+    </w:p>
+    <w:p>
+      <w:r>
+        <w:pict w14:anchorId="452B6B1B">
+          <v:rect id="_x0000_i1097" style="width:0;height:.75pt" o:hralign="center" o:hrstd="t" o:hr="t" fillcolor="#a0a0a0" stroked="f"/>
+        </w:pict>
+      </w:r>
+    </w:p>
+    <w:p>
+      <w:pPr>
+        <w:rPr>
+          <w:b/>
+          <w:bCs/>
+        </w:rPr>
+      </w:pPr>
+      <w:r>
+        <w:rPr>
+          <w:b/>
+          <w:bCs/>
+        </w:rPr>
+        <w:t>Conclusão do Documento</w:t>
+      </w:r>
+    </w:p>
+    <w:p>
+      <w:r>
+        <w:t>Ricardo, este documento é o seu </w:t>
+      </w:r>
+      <w:r>
+        <w:rPr>
+          <w:b/>
+          <w:bCs/>
+        </w:rPr>
+        <w:t>"mapa do tesouro"</w:t>
+      </w:r>
+      <w:r>
+        <w:t>.</w:t>
+      </w:r>
+    </w:p>
+    <w:p>
+      <w:pPr>
+        <w:numPr>
+          <w:ilvl w:val="0"/>
+          <w:numId w:val="29"/>
+        </w:numPr>
+      </w:pPr>
+      <w:r>
+        <w:lastRenderedPageBreak/>
+        <w:t>Nos momentos de ansiedade (vontade de fazer tudo ao mesmo tempo), você olha para a </w:t>
+      </w:r>
+      <w:r>
+        <w:rPr>
+          <w:b/>
+          <w:bCs/>
+        </w:rPr>
+        <w:t>Ordem de Criação (tópico 1)</w:t>
+      </w:r>
+      <w:r>
+        <w:t> e se acalma.</w:t>
+      </w:r>
+    </w:p>
+    <w:p>
+      <w:pPr>
+        <w:numPr>
+          <w:ilvl w:val="0"/>
+          <w:numId w:val="29"/>
+        </w:numPr>
+      </w:pPr>
+      <w:r>
+        <w:t>Nos momentos de dúvida sobre precificação, você olha para o </w:t>
+      </w:r>
+      <w:r>
+        <w:rPr>
+          <w:b/>
+          <w:bCs/>
+        </w:rPr>
+        <w:t>tópico 3.2</w:t>
+      </w:r>
+      <w:r>
+        <w:t>.</w:t>
+      </w:r>
+    </w:p>
+    <w:p>
+      <w:pPr>
+        <w:numPr>
+          <w:ilvl w:val="0"/>
+          <w:numId w:val="29"/>
+        </w:numPr>
+      </w:pPr>
+      <w:r>
+        <w:t>Nos momentos de falta de criatividade, você olha para o </w:t>
+      </w:r>
+      <w:r>
+        <w:rPr>
+          <w:b/>
+          <w:bCs/>
+        </w:rPr>
+        <w:t>tópico 4</w:t>
+      </w:r>
+      <w:r>
+        <w:t> (como o funil se conecta) e pensa em novos artigos para o Blog.</w:t>
+      </w:r>
+    </w:p>
+    <w:p>
+      <w:r>
+        <w:t>Guarde isso com carinho. Agora me diga: </w:t>
+      </w:r>
+      <w:r>
+        <w:rPr>
+          <w:b/>
+          <w:bCs/>
+        </w:rPr>
+        <w:t>O que você vai fazer ainda hoje para avançar o Projeto #1 (</w:t>
+      </w:r>
+      <w:proofErr w:type="spellStart"/>
+      <w:r>
+        <w:rPr>
+          <w:b/>
+          <w:bCs/>
+        </w:rPr>
+        <w:t>Prazzu</w:t>
+      </w:r>
+      <w:proofErr w:type="spellEnd"/>
+      <w:r>
+        <w:rPr>
+          <w:b/>
+          <w:bCs/>
+        </w:rPr>
+        <w:t xml:space="preserve"> Core) ou o #2 (</w:t>
+      </w:r>
+      <w:proofErr w:type="spellStart"/>
+      <w:r>
+        <w:rPr>
+          <w:b/>
+          <w:bCs/>
+        </w:rPr>
+        <w:t>Prazzu</w:t>
+      </w:r>
+      <w:proofErr w:type="spellEnd"/>
+      <w:r>
+        <w:rPr>
+          <w:b/>
+          <w:bCs/>
+        </w:rPr>
+        <w:t xml:space="preserve"> Tools)?</w:t>
+      </w:r>
+      <w:r>
+        <w:t> Vamos colocar a mão na massa!</w:t>
       </w:r>
     </w:p>
     <w:p/>
@@ -2007,6 +5981,155 @@
     </w:lvl>
   </w:abstractNum>
   <w:abstractNum w:abstractNumId="1" w15:restartNumberingAfterBreak="0">
+    <w:nsid w:val="0F637112"/>
+    <w:multiLevelType w:val="multilevel"/>
+    <w:tmpl w:val="12D4A9EC"/>
+    <w:lvl w:ilvl="0">
+      <w:start w:val="1"/>
+      <w:numFmt w:val="bullet"/>
+      <w:lvlText w:val=""/>
+      <w:lvlJc w:val="left"/>
+      <w:pPr>
+        <w:tabs>
+          <w:tab w:val="num" w:pos="720"/>
+        </w:tabs>
+        <w:ind w:left="720" w:hanging="360"/>
+      </w:pPr>
+      <w:rPr>
+        <w:rFonts w:ascii="Symbol" w:hAnsi="Symbol" w:hint="default"/>
+        <w:sz w:val="20"/>
+      </w:rPr>
+    </w:lvl>
+    <w:lvl w:ilvl="1" w:tentative="1">
+      <w:start w:val="1"/>
+      <w:numFmt w:val="bullet"/>
+      <w:lvlText w:val="o"/>
+      <w:lvlJc w:val="left"/>
+      <w:pPr>
+        <w:tabs>
+          <w:tab w:val="num" w:pos="1440"/>
+        </w:tabs>
+        <w:ind w:left="1440" w:hanging="360"/>
+      </w:pPr>
+      <w:rPr>
+        <w:rFonts w:ascii="Courier New" w:hAnsi="Courier New" w:hint="default"/>
+        <w:sz w:val="20"/>
+      </w:rPr>
+    </w:lvl>
+    <w:lvl w:ilvl="2" w:tentative="1">
+      <w:start w:val="1"/>
+      <w:numFmt w:val="bullet"/>
+      <w:lvlText w:val=""/>
+      <w:lvlJc w:val="left"/>
+      <w:pPr>
+        <w:tabs>
+          <w:tab w:val="num" w:pos="2160"/>
+        </w:tabs>
+        <w:ind w:left="2160" w:hanging="360"/>
+      </w:pPr>
+      <w:rPr>
+        <w:rFonts w:ascii="Wingdings" w:hAnsi="Wingdings" w:hint="default"/>
+        <w:sz w:val="20"/>
+      </w:rPr>
+    </w:lvl>
+    <w:lvl w:ilvl="3" w:tentative="1">
+      <w:start w:val="1"/>
+      <w:numFmt w:val="bullet"/>
+      <w:lvlText w:val=""/>
+      <w:lvlJc w:val="left"/>
+      <w:pPr>
+        <w:tabs>
+          <w:tab w:val="num" w:pos="2880"/>
+        </w:tabs>
+        <w:ind w:left="2880" w:hanging="360"/>
+      </w:pPr>
+      <w:rPr>
+        <w:rFonts w:ascii="Wingdings" w:hAnsi="Wingdings" w:hint="default"/>
+        <w:sz w:val="20"/>
+      </w:rPr>
+    </w:lvl>
+    <w:lvl w:ilvl="4" w:tentative="1">
+      <w:start w:val="1"/>
+      <w:numFmt w:val="bullet"/>
+      <w:lvlText w:val=""/>
+      <w:lvlJc w:val="left"/>
+      <w:pPr>
+        <w:tabs>
+          <w:tab w:val="num" w:pos="3600"/>
+        </w:tabs>
+        <w:ind w:left="3600" w:hanging="360"/>
+      </w:pPr>
+      <w:rPr>
+        <w:rFonts w:ascii="Wingdings" w:hAnsi="Wingdings" w:hint="default"/>
+        <w:sz w:val="20"/>
+      </w:rPr>
+    </w:lvl>
+    <w:lvl w:ilvl="5" w:tentative="1">
+      <w:start w:val="1"/>
+      <w:numFmt w:val="bullet"/>
+      <w:lvlText w:val=""/>
+      <w:lvlJc w:val="left"/>
+      <w:pPr>
+        <w:tabs>
+          <w:tab w:val="num" w:pos="4320"/>
+        </w:tabs>
+        <w:ind w:left="4320" w:hanging="360"/>
+      </w:pPr>
+      <w:rPr>
+        <w:rFonts w:ascii="Wingdings" w:hAnsi="Wingdings" w:hint="default"/>
+        <w:sz w:val="20"/>
+      </w:rPr>
+    </w:lvl>
+    <w:lvl w:ilvl="6" w:tentative="1">
+      <w:start w:val="1"/>
+      <w:numFmt w:val="bullet"/>
+      <w:lvlText w:val=""/>
+      <w:lvlJc w:val="left"/>
+      <w:pPr>
+        <w:tabs>
+          <w:tab w:val="num" w:pos="5040"/>
+        </w:tabs>
+        <w:ind w:left="5040" w:hanging="360"/>
+      </w:pPr>
+      <w:rPr>
+        <w:rFonts w:ascii="Wingdings" w:hAnsi="Wingdings" w:hint="default"/>
+        <w:sz w:val="20"/>
+      </w:rPr>
+    </w:lvl>
+    <w:lvl w:ilvl="7" w:tentative="1">
+      <w:start w:val="1"/>
+      <w:numFmt w:val="bullet"/>
+      <w:lvlText w:val=""/>
+      <w:lvlJc w:val="left"/>
+      <w:pPr>
+        <w:tabs>
+          <w:tab w:val="num" w:pos="5760"/>
+        </w:tabs>
+        <w:ind w:left="5760" w:hanging="360"/>
+      </w:pPr>
+      <w:rPr>
+        <w:rFonts w:ascii="Wingdings" w:hAnsi="Wingdings" w:hint="default"/>
+        <w:sz w:val="20"/>
+      </w:rPr>
+    </w:lvl>
+    <w:lvl w:ilvl="8" w:tentative="1">
+      <w:start w:val="1"/>
+      <w:numFmt w:val="bullet"/>
+      <w:lvlText w:val=""/>
+      <w:lvlJc w:val="left"/>
+      <w:pPr>
+        <w:tabs>
+          <w:tab w:val="num" w:pos="6480"/>
+        </w:tabs>
+        <w:ind w:left="6480" w:hanging="360"/>
+      </w:pPr>
+      <w:rPr>
+        <w:rFonts w:ascii="Wingdings" w:hAnsi="Wingdings" w:hint="default"/>
+        <w:sz w:val="20"/>
+      </w:rPr>
+    </w:lvl>
+  </w:abstractNum>
+  <w:abstractNum w:abstractNumId="2" w15:restartNumberingAfterBreak="0">
     <w:nsid w:val="118A0303"/>
     <w:multiLevelType w:val="multilevel"/>
     <w:tmpl w:val="876EE8AE"/>
@@ -2155,7 +6278,599 @@
       </w:rPr>
     </w:lvl>
   </w:abstractNum>
-  <w:abstractNum w:abstractNumId="2" w15:restartNumberingAfterBreak="0">
+  <w:abstractNum w:abstractNumId="3" w15:restartNumberingAfterBreak="0">
+    <w:nsid w:val="14AF431A"/>
+    <w:multiLevelType w:val="multilevel"/>
+    <w:tmpl w:val="230288D6"/>
+    <w:lvl w:ilvl="0">
+      <w:start w:val="1"/>
+      <w:numFmt w:val="bullet"/>
+      <w:lvlText w:val=""/>
+      <w:lvlJc w:val="left"/>
+      <w:pPr>
+        <w:tabs>
+          <w:tab w:val="num" w:pos="720"/>
+        </w:tabs>
+        <w:ind w:left="720" w:hanging="360"/>
+      </w:pPr>
+      <w:rPr>
+        <w:rFonts w:ascii="Symbol" w:hAnsi="Symbol" w:hint="default"/>
+        <w:sz w:val="20"/>
+      </w:rPr>
+    </w:lvl>
+    <w:lvl w:ilvl="1">
+      <w:start w:val="1"/>
+      <w:numFmt w:val="bullet"/>
+      <w:lvlText w:val="o"/>
+      <w:lvlJc w:val="left"/>
+      <w:pPr>
+        <w:tabs>
+          <w:tab w:val="num" w:pos="1440"/>
+        </w:tabs>
+        <w:ind w:left="1440" w:hanging="360"/>
+      </w:pPr>
+      <w:rPr>
+        <w:rFonts w:ascii="Courier New" w:hAnsi="Courier New" w:hint="default"/>
+        <w:sz w:val="20"/>
+      </w:rPr>
+    </w:lvl>
+    <w:lvl w:ilvl="2" w:tentative="1">
+      <w:start w:val="1"/>
+      <w:numFmt w:val="bullet"/>
+      <w:lvlText w:val=""/>
+      <w:lvlJc w:val="left"/>
+      <w:pPr>
+        <w:tabs>
+          <w:tab w:val="num" w:pos="2160"/>
+        </w:tabs>
+        <w:ind w:left="2160" w:hanging="360"/>
+      </w:pPr>
+      <w:rPr>
+        <w:rFonts w:ascii="Wingdings" w:hAnsi="Wingdings" w:hint="default"/>
+        <w:sz w:val="20"/>
+      </w:rPr>
+    </w:lvl>
+    <w:lvl w:ilvl="3" w:tentative="1">
+      <w:start w:val="1"/>
+      <w:numFmt w:val="bullet"/>
+      <w:lvlText w:val=""/>
+      <w:lvlJc w:val="left"/>
+      <w:pPr>
+        <w:tabs>
+          <w:tab w:val="num" w:pos="2880"/>
+        </w:tabs>
+        <w:ind w:left="2880" w:hanging="360"/>
+      </w:pPr>
+      <w:rPr>
+        <w:rFonts w:ascii="Wingdings" w:hAnsi="Wingdings" w:hint="default"/>
+        <w:sz w:val="20"/>
+      </w:rPr>
+    </w:lvl>
+    <w:lvl w:ilvl="4" w:tentative="1">
+      <w:start w:val="1"/>
+      <w:numFmt w:val="bullet"/>
+      <w:lvlText w:val=""/>
+      <w:lvlJc w:val="left"/>
+      <w:pPr>
+        <w:tabs>
+          <w:tab w:val="num" w:pos="3600"/>
+        </w:tabs>
+        <w:ind w:left="3600" w:hanging="360"/>
+      </w:pPr>
+      <w:rPr>
+        <w:rFonts w:ascii="Wingdings" w:hAnsi="Wingdings" w:hint="default"/>
+        <w:sz w:val="20"/>
+      </w:rPr>
+    </w:lvl>
+    <w:lvl w:ilvl="5" w:tentative="1">
+      <w:start w:val="1"/>
+      <w:numFmt w:val="bullet"/>
+      <w:lvlText w:val=""/>
+      <w:lvlJc w:val="left"/>
+      <w:pPr>
+        <w:tabs>
+          <w:tab w:val="num" w:pos="4320"/>
+        </w:tabs>
+        <w:ind w:left="4320" w:hanging="360"/>
+      </w:pPr>
+      <w:rPr>
+        <w:rFonts w:ascii="Wingdings" w:hAnsi="Wingdings" w:hint="default"/>
+        <w:sz w:val="20"/>
+      </w:rPr>
+    </w:lvl>
+    <w:lvl w:ilvl="6" w:tentative="1">
+      <w:start w:val="1"/>
+      <w:numFmt w:val="bullet"/>
+      <w:lvlText w:val=""/>
+      <w:lvlJc w:val="left"/>
+      <w:pPr>
+        <w:tabs>
+          <w:tab w:val="num" w:pos="5040"/>
+        </w:tabs>
+        <w:ind w:left="5040" w:hanging="360"/>
+      </w:pPr>
+      <w:rPr>
+        <w:rFonts w:ascii="Wingdings" w:hAnsi="Wingdings" w:hint="default"/>
+        <w:sz w:val="20"/>
+      </w:rPr>
+    </w:lvl>
+    <w:lvl w:ilvl="7" w:tentative="1">
+      <w:start w:val="1"/>
+      <w:numFmt w:val="bullet"/>
+      <w:lvlText w:val=""/>
+      <w:lvlJc w:val="left"/>
+      <w:pPr>
+        <w:tabs>
+          <w:tab w:val="num" w:pos="5760"/>
+        </w:tabs>
+        <w:ind w:left="5760" w:hanging="360"/>
+      </w:pPr>
+      <w:rPr>
+        <w:rFonts w:ascii="Wingdings" w:hAnsi="Wingdings" w:hint="default"/>
+        <w:sz w:val="20"/>
+      </w:rPr>
+    </w:lvl>
+    <w:lvl w:ilvl="8" w:tentative="1">
+      <w:start w:val="1"/>
+      <w:numFmt w:val="bullet"/>
+      <w:lvlText w:val=""/>
+      <w:lvlJc w:val="left"/>
+      <w:pPr>
+        <w:tabs>
+          <w:tab w:val="num" w:pos="6480"/>
+        </w:tabs>
+        <w:ind w:left="6480" w:hanging="360"/>
+      </w:pPr>
+      <w:rPr>
+        <w:rFonts w:ascii="Wingdings" w:hAnsi="Wingdings" w:hint="default"/>
+        <w:sz w:val="20"/>
+      </w:rPr>
+    </w:lvl>
+  </w:abstractNum>
+  <w:abstractNum w:abstractNumId="4" w15:restartNumberingAfterBreak="0">
+    <w:nsid w:val="14EE256E"/>
+    <w:multiLevelType w:val="multilevel"/>
+    <w:tmpl w:val="2B70D226"/>
+    <w:lvl w:ilvl="0">
+      <w:start w:val="1"/>
+      <w:numFmt w:val="bullet"/>
+      <w:lvlText w:val=""/>
+      <w:lvlJc w:val="left"/>
+      <w:pPr>
+        <w:tabs>
+          <w:tab w:val="num" w:pos="720"/>
+        </w:tabs>
+        <w:ind w:left="720" w:hanging="360"/>
+      </w:pPr>
+      <w:rPr>
+        <w:rFonts w:ascii="Symbol" w:hAnsi="Symbol" w:hint="default"/>
+        <w:sz w:val="20"/>
+      </w:rPr>
+    </w:lvl>
+    <w:lvl w:ilvl="1">
+      <w:start w:val="1"/>
+      <w:numFmt w:val="decimal"/>
+      <w:lvlText w:val="%2."/>
+      <w:lvlJc w:val="left"/>
+      <w:pPr>
+        <w:tabs>
+          <w:tab w:val="num" w:pos="1440"/>
+        </w:tabs>
+        <w:ind w:left="1440" w:hanging="360"/>
+      </w:pPr>
+    </w:lvl>
+    <w:lvl w:ilvl="2" w:tentative="1">
+      <w:start w:val="1"/>
+      <w:numFmt w:val="bullet"/>
+      <w:lvlText w:val=""/>
+      <w:lvlJc w:val="left"/>
+      <w:pPr>
+        <w:tabs>
+          <w:tab w:val="num" w:pos="2160"/>
+        </w:tabs>
+        <w:ind w:left="2160" w:hanging="360"/>
+      </w:pPr>
+      <w:rPr>
+        <w:rFonts w:ascii="Wingdings" w:hAnsi="Wingdings" w:hint="default"/>
+        <w:sz w:val="20"/>
+      </w:rPr>
+    </w:lvl>
+    <w:lvl w:ilvl="3" w:tentative="1">
+      <w:start w:val="1"/>
+      <w:numFmt w:val="bullet"/>
+      <w:lvlText w:val=""/>
+      <w:lvlJc w:val="left"/>
+      <w:pPr>
+        <w:tabs>
+          <w:tab w:val="num" w:pos="2880"/>
+        </w:tabs>
+        <w:ind w:left="2880" w:hanging="360"/>
+      </w:pPr>
+      <w:rPr>
+        <w:rFonts w:ascii="Wingdings" w:hAnsi="Wingdings" w:hint="default"/>
+        <w:sz w:val="20"/>
+      </w:rPr>
+    </w:lvl>
+    <w:lvl w:ilvl="4" w:tentative="1">
+      <w:start w:val="1"/>
+      <w:numFmt w:val="bullet"/>
+      <w:lvlText w:val=""/>
+      <w:lvlJc w:val="left"/>
+      <w:pPr>
+        <w:tabs>
+          <w:tab w:val="num" w:pos="3600"/>
+        </w:tabs>
+        <w:ind w:left="3600" w:hanging="360"/>
+      </w:pPr>
+      <w:rPr>
+        <w:rFonts w:ascii="Wingdings" w:hAnsi="Wingdings" w:hint="default"/>
+        <w:sz w:val="20"/>
+      </w:rPr>
+    </w:lvl>
+    <w:lvl w:ilvl="5" w:tentative="1">
+      <w:start w:val="1"/>
+      <w:numFmt w:val="bullet"/>
+      <w:lvlText w:val=""/>
+      <w:lvlJc w:val="left"/>
+      <w:pPr>
+        <w:tabs>
+          <w:tab w:val="num" w:pos="4320"/>
+        </w:tabs>
+        <w:ind w:left="4320" w:hanging="360"/>
+      </w:pPr>
+      <w:rPr>
+        <w:rFonts w:ascii="Wingdings" w:hAnsi="Wingdings" w:hint="default"/>
+        <w:sz w:val="20"/>
+      </w:rPr>
+    </w:lvl>
+    <w:lvl w:ilvl="6" w:tentative="1">
+      <w:start w:val="1"/>
+      <w:numFmt w:val="bullet"/>
+      <w:lvlText w:val=""/>
+      <w:lvlJc w:val="left"/>
+      <w:pPr>
+        <w:tabs>
+          <w:tab w:val="num" w:pos="5040"/>
+        </w:tabs>
+        <w:ind w:left="5040" w:hanging="360"/>
+      </w:pPr>
+      <w:rPr>
+        <w:rFonts w:ascii="Wingdings" w:hAnsi="Wingdings" w:hint="default"/>
+        <w:sz w:val="20"/>
+      </w:rPr>
+    </w:lvl>
+    <w:lvl w:ilvl="7" w:tentative="1">
+      <w:start w:val="1"/>
+      <w:numFmt w:val="bullet"/>
+      <w:lvlText w:val=""/>
+      <w:lvlJc w:val="left"/>
+      <w:pPr>
+        <w:tabs>
+          <w:tab w:val="num" w:pos="5760"/>
+        </w:tabs>
+        <w:ind w:left="5760" w:hanging="360"/>
+      </w:pPr>
+      <w:rPr>
+        <w:rFonts w:ascii="Wingdings" w:hAnsi="Wingdings" w:hint="default"/>
+        <w:sz w:val="20"/>
+      </w:rPr>
+    </w:lvl>
+    <w:lvl w:ilvl="8" w:tentative="1">
+      <w:start w:val="1"/>
+      <w:numFmt w:val="bullet"/>
+      <w:lvlText w:val=""/>
+      <w:lvlJc w:val="left"/>
+      <w:pPr>
+        <w:tabs>
+          <w:tab w:val="num" w:pos="6480"/>
+        </w:tabs>
+        <w:ind w:left="6480" w:hanging="360"/>
+      </w:pPr>
+      <w:rPr>
+        <w:rFonts w:ascii="Wingdings" w:hAnsi="Wingdings" w:hint="default"/>
+        <w:sz w:val="20"/>
+      </w:rPr>
+    </w:lvl>
+  </w:abstractNum>
+  <w:abstractNum w:abstractNumId="5" w15:restartNumberingAfterBreak="0">
+    <w:nsid w:val="28C70FA3"/>
+    <w:multiLevelType w:val="multilevel"/>
+    <w:tmpl w:val="18A25EDA"/>
+    <w:lvl w:ilvl="0">
+      <w:start w:val="1"/>
+      <w:numFmt w:val="bullet"/>
+      <w:lvlText w:val=""/>
+      <w:lvlJc w:val="left"/>
+      <w:pPr>
+        <w:tabs>
+          <w:tab w:val="num" w:pos="720"/>
+        </w:tabs>
+        <w:ind w:left="720" w:hanging="360"/>
+      </w:pPr>
+      <w:rPr>
+        <w:rFonts w:ascii="Symbol" w:hAnsi="Symbol" w:hint="default"/>
+        <w:sz w:val="20"/>
+      </w:rPr>
+    </w:lvl>
+    <w:lvl w:ilvl="1" w:tentative="1">
+      <w:start w:val="1"/>
+      <w:numFmt w:val="bullet"/>
+      <w:lvlText w:val="o"/>
+      <w:lvlJc w:val="left"/>
+      <w:pPr>
+        <w:tabs>
+          <w:tab w:val="num" w:pos="1440"/>
+        </w:tabs>
+        <w:ind w:left="1440" w:hanging="360"/>
+      </w:pPr>
+      <w:rPr>
+        <w:rFonts w:ascii="Courier New" w:hAnsi="Courier New" w:hint="default"/>
+        <w:sz w:val="20"/>
+      </w:rPr>
+    </w:lvl>
+    <w:lvl w:ilvl="2" w:tentative="1">
+      <w:start w:val="1"/>
+      <w:numFmt w:val="bullet"/>
+      <w:lvlText w:val=""/>
+      <w:lvlJc w:val="left"/>
+      <w:pPr>
+        <w:tabs>
+          <w:tab w:val="num" w:pos="2160"/>
+        </w:tabs>
+        <w:ind w:left="2160" w:hanging="360"/>
+      </w:pPr>
+      <w:rPr>
+        <w:rFonts w:ascii="Wingdings" w:hAnsi="Wingdings" w:hint="default"/>
+        <w:sz w:val="20"/>
+      </w:rPr>
+    </w:lvl>
+    <w:lvl w:ilvl="3" w:tentative="1">
+      <w:start w:val="1"/>
+      <w:numFmt w:val="bullet"/>
+      <w:lvlText w:val=""/>
+      <w:lvlJc w:val="left"/>
+      <w:pPr>
+        <w:tabs>
+          <w:tab w:val="num" w:pos="2880"/>
+        </w:tabs>
+        <w:ind w:left="2880" w:hanging="360"/>
+      </w:pPr>
+      <w:rPr>
+        <w:rFonts w:ascii="Wingdings" w:hAnsi="Wingdings" w:hint="default"/>
+        <w:sz w:val="20"/>
+      </w:rPr>
+    </w:lvl>
+    <w:lvl w:ilvl="4" w:tentative="1">
+      <w:start w:val="1"/>
+      <w:numFmt w:val="bullet"/>
+      <w:lvlText w:val=""/>
+      <w:lvlJc w:val="left"/>
+      <w:pPr>
+        <w:tabs>
+          <w:tab w:val="num" w:pos="3600"/>
+        </w:tabs>
+        <w:ind w:left="3600" w:hanging="360"/>
+      </w:pPr>
+      <w:rPr>
+        <w:rFonts w:ascii="Wingdings" w:hAnsi="Wingdings" w:hint="default"/>
+        <w:sz w:val="20"/>
+      </w:rPr>
+    </w:lvl>
+    <w:lvl w:ilvl="5" w:tentative="1">
+      <w:start w:val="1"/>
+      <w:numFmt w:val="bullet"/>
+      <w:lvlText w:val=""/>
+      <w:lvlJc w:val="left"/>
+      <w:pPr>
+        <w:tabs>
+          <w:tab w:val="num" w:pos="4320"/>
+        </w:tabs>
+        <w:ind w:left="4320" w:hanging="360"/>
+      </w:pPr>
+      <w:rPr>
+        <w:rFonts w:ascii="Wingdings" w:hAnsi="Wingdings" w:hint="default"/>
+        <w:sz w:val="20"/>
+      </w:rPr>
+    </w:lvl>
+    <w:lvl w:ilvl="6" w:tentative="1">
+      <w:start w:val="1"/>
+      <w:numFmt w:val="bullet"/>
+      <w:lvlText w:val=""/>
+      <w:lvlJc w:val="left"/>
+      <w:pPr>
+        <w:tabs>
+          <w:tab w:val="num" w:pos="5040"/>
+        </w:tabs>
+        <w:ind w:left="5040" w:hanging="360"/>
+      </w:pPr>
+      <w:rPr>
+        <w:rFonts w:ascii="Wingdings" w:hAnsi="Wingdings" w:hint="default"/>
+        <w:sz w:val="20"/>
+      </w:rPr>
+    </w:lvl>
+    <w:lvl w:ilvl="7" w:tentative="1">
+      <w:start w:val="1"/>
+      <w:numFmt w:val="bullet"/>
+      <w:lvlText w:val=""/>
+      <w:lvlJc w:val="left"/>
+      <w:pPr>
+        <w:tabs>
+          <w:tab w:val="num" w:pos="5760"/>
+        </w:tabs>
+        <w:ind w:left="5760" w:hanging="360"/>
+      </w:pPr>
+      <w:rPr>
+        <w:rFonts w:ascii="Wingdings" w:hAnsi="Wingdings" w:hint="default"/>
+        <w:sz w:val="20"/>
+      </w:rPr>
+    </w:lvl>
+    <w:lvl w:ilvl="8" w:tentative="1">
+      <w:start w:val="1"/>
+      <w:numFmt w:val="bullet"/>
+      <w:lvlText w:val=""/>
+      <w:lvlJc w:val="left"/>
+      <w:pPr>
+        <w:tabs>
+          <w:tab w:val="num" w:pos="6480"/>
+        </w:tabs>
+        <w:ind w:left="6480" w:hanging="360"/>
+      </w:pPr>
+      <w:rPr>
+        <w:rFonts w:ascii="Wingdings" w:hAnsi="Wingdings" w:hint="default"/>
+        <w:sz w:val="20"/>
+      </w:rPr>
+    </w:lvl>
+  </w:abstractNum>
+  <w:abstractNum w:abstractNumId="6" w15:restartNumberingAfterBreak="0">
+    <w:nsid w:val="292A622C"/>
+    <w:multiLevelType w:val="multilevel"/>
+    <w:tmpl w:val="1B3C2F84"/>
+    <w:lvl w:ilvl="0">
+      <w:start w:val="1"/>
+      <w:numFmt w:val="bullet"/>
+      <w:lvlText w:val=""/>
+      <w:lvlJc w:val="left"/>
+      <w:pPr>
+        <w:tabs>
+          <w:tab w:val="num" w:pos="720"/>
+        </w:tabs>
+        <w:ind w:left="720" w:hanging="360"/>
+      </w:pPr>
+      <w:rPr>
+        <w:rFonts w:ascii="Symbol" w:hAnsi="Symbol" w:hint="default"/>
+        <w:sz w:val="20"/>
+      </w:rPr>
+    </w:lvl>
+    <w:lvl w:ilvl="1" w:tentative="1">
+      <w:start w:val="1"/>
+      <w:numFmt w:val="bullet"/>
+      <w:lvlText w:val="o"/>
+      <w:lvlJc w:val="left"/>
+      <w:pPr>
+        <w:tabs>
+          <w:tab w:val="num" w:pos="1440"/>
+        </w:tabs>
+        <w:ind w:left="1440" w:hanging="360"/>
+      </w:pPr>
+      <w:rPr>
+        <w:rFonts w:ascii="Courier New" w:hAnsi="Courier New" w:hint="default"/>
+        <w:sz w:val="20"/>
+      </w:rPr>
+    </w:lvl>
+    <w:lvl w:ilvl="2" w:tentative="1">
+      <w:start w:val="1"/>
+      <w:numFmt w:val="bullet"/>
+      <w:lvlText w:val=""/>
+      <w:lvlJc w:val="left"/>
+      <w:pPr>
+        <w:tabs>
+          <w:tab w:val="num" w:pos="2160"/>
+        </w:tabs>
+        <w:ind w:left="2160" w:hanging="360"/>
+      </w:pPr>
+      <w:rPr>
+        <w:rFonts w:ascii="Wingdings" w:hAnsi="Wingdings" w:hint="default"/>
+        <w:sz w:val="20"/>
+      </w:rPr>
+    </w:lvl>
+    <w:lvl w:ilvl="3" w:tentative="1">
+      <w:start w:val="1"/>
+      <w:numFmt w:val="bullet"/>
+      <w:lvlText w:val=""/>
+      <w:lvlJc w:val="left"/>
+      <w:pPr>
+        <w:tabs>
+          <w:tab w:val="num" w:pos="2880"/>
+        </w:tabs>
+        <w:ind w:left="2880" w:hanging="360"/>
+      </w:pPr>
+      <w:rPr>
+        <w:rFonts w:ascii="Wingdings" w:hAnsi="Wingdings" w:hint="default"/>
+        <w:sz w:val="20"/>
+      </w:rPr>
+    </w:lvl>
+    <w:lvl w:ilvl="4" w:tentative="1">
+      <w:start w:val="1"/>
+      <w:numFmt w:val="bullet"/>
+      <w:lvlText w:val=""/>
+      <w:lvlJc w:val="left"/>
+      <w:pPr>
+        <w:tabs>
+          <w:tab w:val="num" w:pos="3600"/>
+        </w:tabs>
+        <w:ind w:left="3600" w:hanging="360"/>
+      </w:pPr>
+      <w:rPr>
+        <w:rFonts w:ascii="Wingdings" w:hAnsi="Wingdings" w:hint="default"/>
+        <w:sz w:val="20"/>
+      </w:rPr>
+    </w:lvl>
+    <w:lvl w:ilvl="5" w:tentative="1">
+      <w:start w:val="1"/>
+      <w:numFmt w:val="bullet"/>
+      <w:lvlText w:val=""/>
+      <w:lvlJc w:val="left"/>
+      <w:pPr>
+        <w:tabs>
+          <w:tab w:val="num" w:pos="4320"/>
+        </w:tabs>
+        <w:ind w:left="4320" w:hanging="360"/>
+      </w:pPr>
+      <w:rPr>
+        <w:rFonts w:ascii="Wingdings" w:hAnsi="Wingdings" w:hint="default"/>
+        <w:sz w:val="20"/>
+      </w:rPr>
+    </w:lvl>
+    <w:lvl w:ilvl="6" w:tentative="1">
+      <w:start w:val="1"/>
+      <w:numFmt w:val="bullet"/>
+      <w:lvlText w:val=""/>
+      <w:lvlJc w:val="left"/>
+      <w:pPr>
+        <w:tabs>
+          <w:tab w:val="num" w:pos="5040"/>
+        </w:tabs>
+        <w:ind w:left="5040" w:hanging="360"/>
+      </w:pPr>
+      <w:rPr>
+        <w:rFonts w:ascii="Wingdings" w:hAnsi="Wingdings" w:hint="default"/>
+        <w:sz w:val="20"/>
+      </w:rPr>
+    </w:lvl>
+    <w:lvl w:ilvl="7" w:tentative="1">
+      <w:start w:val="1"/>
+      <w:numFmt w:val="bullet"/>
+      <w:lvlText w:val=""/>
+      <w:lvlJc w:val="left"/>
+      <w:pPr>
+        <w:tabs>
+          <w:tab w:val="num" w:pos="5760"/>
+        </w:tabs>
+        <w:ind w:left="5760" w:hanging="360"/>
+      </w:pPr>
+      <w:rPr>
+        <w:rFonts w:ascii="Wingdings" w:hAnsi="Wingdings" w:hint="default"/>
+        <w:sz w:val="20"/>
+      </w:rPr>
+    </w:lvl>
+    <w:lvl w:ilvl="8" w:tentative="1">
+      <w:start w:val="1"/>
+      <w:numFmt w:val="bullet"/>
+      <w:lvlText w:val=""/>
+      <w:lvlJc w:val="left"/>
+      <w:pPr>
+        <w:tabs>
+          <w:tab w:val="num" w:pos="6480"/>
+        </w:tabs>
+        <w:ind w:left="6480" w:hanging="360"/>
+      </w:pPr>
+      <w:rPr>
+        <w:rFonts w:ascii="Wingdings" w:hAnsi="Wingdings" w:hint="default"/>
+        <w:sz w:val="20"/>
+      </w:rPr>
+    </w:lvl>
+  </w:abstractNum>
+  <w:abstractNum w:abstractNumId="7" w15:restartNumberingAfterBreak="0">
     <w:nsid w:val="2BEE7FBA"/>
     <w:multiLevelType w:val="multilevel"/>
     <w:tmpl w:val="B96CDE9A"/>
@@ -2304,7 +7019,156 @@
       </w:rPr>
     </w:lvl>
   </w:abstractNum>
-  <w:abstractNum w:abstractNumId="3" w15:restartNumberingAfterBreak="0">
+  <w:abstractNum w:abstractNumId="8" w15:restartNumberingAfterBreak="0">
+    <w:nsid w:val="2DD3329F"/>
+    <w:multiLevelType w:val="multilevel"/>
+    <w:tmpl w:val="5CBE4DC4"/>
+    <w:lvl w:ilvl="0">
+      <w:start w:val="1"/>
+      <w:numFmt w:val="bullet"/>
+      <w:lvlText w:val=""/>
+      <w:lvlJc w:val="left"/>
+      <w:pPr>
+        <w:tabs>
+          <w:tab w:val="num" w:pos="720"/>
+        </w:tabs>
+        <w:ind w:left="720" w:hanging="360"/>
+      </w:pPr>
+      <w:rPr>
+        <w:rFonts w:ascii="Symbol" w:hAnsi="Symbol" w:hint="default"/>
+        <w:sz w:val="20"/>
+      </w:rPr>
+    </w:lvl>
+    <w:lvl w:ilvl="1" w:tentative="1">
+      <w:start w:val="1"/>
+      <w:numFmt w:val="bullet"/>
+      <w:lvlText w:val="o"/>
+      <w:lvlJc w:val="left"/>
+      <w:pPr>
+        <w:tabs>
+          <w:tab w:val="num" w:pos="1440"/>
+        </w:tabs>
+        <w:ind w:left="1440" w:hanging="360"/>
+      </w:pPr>
+      <w:rPr>
+        <w:rFonts w:ascii="Courier New" w:hAnsi="Courier New" w:hint="default"/>
+        <w:sz w:val="20"/>
+      </w:rPr>
+    </w:lvl>
+    <w:lvl w:ilvl="2" w:tentative="1">
+      <w:start w:val="1"/>
+      <w:numFmt w:val="bullet"/>
+      <w:lvlText w:val=""/>
+      <w:lvlJc w:val="left"/>
+      <w:pPr>
+        <w:tabs>
+          <w:tab w:val="num" w:pos="2160"/>
+        </w:tabs>
+        <w:ind w:left="2160" w:hanging="360"/>
+      </w:pPr>
+      <w:rPr>
+        <w:rFonts w:ascii="Wingdings" w:hAnsi="Wingdings" w:hint="default"/>
+        <w:sz w:val="20"/>
+      </w:rPr>
+    </w:lvl>
+    <w:lvl w:ilvl="3" w:tentative="1">
+      <w:start w:val="1"/>
+      <w:numFmt w:val="bullet"/>
+      <w:lvlText w:val=""/>
+      <w:lvlJc w:val="left"/>
+      <w:pPr>
+        <w:tabs>
+          <w:tab w:val="num" w:pos="2880"/>
+        </w:tabs>
+        <w:ind w:left="2880" w:hanging="360"/>
+      </w:pPr>
+      <w:rPr>
+        <w:rFonts w:ascii="Wingdings" w:hAnsi="Wingdings" w:hint="default"/>
+        <w:sz w:val="20"/>
+      </w:rPr>
+    </w:lvl>
+    <w:lvl w:ilvl="4" w:tentative="1">
+      <w:start w:val="1"/>
+      <w:numFmt w:val="bullet"/>
+      <w:lvlText w:val=""/>
+      <w:lvlJc w:val="left"/>
+      <w:pPr>
+        <w:tabs>
+          <w:tab w:val="num" w:pos="3600"/>
+        </w:tabs>
+        <w:ind w:left="3600" w:hanging="360"/>
+      </w:pPr>
+      <w:rPr>
+        <w:rFonts w:ascii="Wingdings" w:hAnsi="Wingdings" w:hint="default"/>
+        <w:sz w:val="20"/>
+      </w:rPr>
+    </w:lvl>
+    <w:lvl w:ilvl="5" w:tentative="1">
+      <w:start w:val="1"/>
+      <w:numFmt w:val="bullet"/>
+      <w:lvlText w:val=""/>
+      <w:lvlJc w:val="left"/>
+      <w:pPr>
+        <w:tabs>
+          <w:tab w:val="num" w:pos="4320"/>
+        </w:tabs>
+        <w:ind w:left="4320" w:hanging="360"/>
+      </w:pPr>
+      <w:rPr>
+        <w:rFonts w:ascii="Wingdings" w:hAnsi="Wingdings" w:hint="default"/>
+        <w:sz w:val="20"/>
+      </w:rPr>
+    </w:lvl>
+    <w:lvl w:ilvl="6" w:tentative="1">
+      <w:start w:val="1"/>
+      <w:numFmt w:val="bullet"/>
+      <w:lvlText w:val=""/>
+      <w:lvlJc w:val="left"/>
+      <w:pPr>
+        <w:tabs>
+          <w:tab w:val="num" w:pos="5040"/>
+        </w:tabs>
+        <w:ind w:left="5040" w:hanging="360"/>
+      </w:pPr>
+      <w:rPr>
+        <w:rFonts w:ascii="Wingdings" w:hAnsi="Wingdings" w:hint="default"/>
+        <w:sz w:val="20"/>
+      </w:rPr>
+    </w:lvl>
+    <w:lvl w:ilvl="7" w:tentative="1">
+      <w:start w:val="1"/>
+      <w:numFmt w:val="bullet"/>
+      <w:lvlText w:val=""/>
+      <w:lvlJc w:val="left"/>
+      <w:pPr>
+        <w:tabs>
+          <w:tab w:val="num" w:pos="5760"/>
+        </w:tabs>
+        <w:ind w:left="5760" w:hanging="360"/>
+      </w:pPr>
+      <w:rPr>
+        <w:rFonts w:ascii="Wingdings" w:hAnsi="Wingdings" w:hint="default"/>
+        <w:sz w:val="20"/>
+      </w:rPr>
+    </w:lvl>
+    <w:lvl w:ilvl="8" w:tentative="1">
+      <w:start w:val="1"/>
+      <w:numFmt w:val="bullet"/>
+      <w:lvlText w:val=""/>
+      <w:lvlJc w:val="left"/>
+      <w:pPr>
+        <w:tabs>
+          <w:tab w:val="num" w:pos="6480"/>
+        </w:tabs>
+        <w:ind w:left="6480" w:hanging="360"/>
+      </w:pPr>
+      <w:rPr>
+        <w:rFonts w:ascii="Wingdings" w:hAnsi="Wingdings" w:hint="default"/>
+        <w:sz w:val="20"/>
+      </w:rPr>
+    </w:lvl>
+  </w:abstractNum>
+  <w:abstractNum w:abstractNumId="9" w15:restartNumberingAfterBreak="0">
     <w:nsid w:val="348F17C0"/>
     <w:multiLevelType w:val="multilevel"/>
     <w:tmpl w:val="AF8CF8A0"/>
@@ -2453,7 +7317,305 @@
       </w:rPr>
     </w:lvl>
   </w:abstractNum>
-  <w:abstractNum w:abstractNumId="4" w15:restartNumberingAfterBreak="0">
+  <w:abstractNum w:abstractNumId="10" w15:restartNumberingAfterBreak="0">
+    <w:nsid w:val="3C7F13E6"/>
+    <w:multiLevelType w:val="multilevel"/>
+    <w:tmpl w:val="4B684C14"/>
+    <w:lvl w:ilvl="0">
+      <w:start w:val="1"/>
+      <w:numFmt w:val="bullet"/>
+      <w:lvlText w:val=""/>
+      <w:lvlJc w:val="left"/>
+      <w:pPr>
+        <w:tabs>
+          <w:tab w:val="num" w:pos="720"/>
+        </w:tabs>
+        <w:ind w:left="720" w:hanging="360"/>
+      </w:pPr>
+      <w:rPr>
+        <w:rFonts w:ascii="Symbol" w:hAnsi="Symbol" w:hint="default"/>
+        <w:sz w:val="20"/>
+      </w:rPr>
+    </w:lvl>
+    <w:lvl w:ilvl="1" w:tentative="1">
+      <w:start w:val="1"/>
+      <w:numFmt w:val="bullet"/>
+      <w:lvlText w:val="o"/>
+      <w:lvlJc w:val="left"/>
+      <w:pPr>
+        <w:tabs>
+          <w:tab w:val="num" w:pos="1440"/>
+        </w:tabs>
+        <w:ind w:left="1440" w:hanging="360"/>
+      </w:pPr>
+      <w:rPr>
+        <w:rFonts w:ascii="Courier New" w:hAnsi="Courier New" w:hint="default"/>
+        <w:sz w:val="20"/>
+      </w:rPr>
+    </w:lvl>
+    <w:lvl w:ilvl="2" w:tentative="1">
+      <w:start w:val="1"/>
+      <w:numFmt w:val="bullet"/>
+      <w:lvlText w:val=""/>
+      <w:lvlJc w:val="left"/>
+      <w:pPr>
+        <w:tabs>
+          <w:tab w:val="num" w:pos="2160"/>
+        </w:tabs>
+        <w:ind w:left="2160" w:hanging="360"/>
+      </w:pPr>
+      <w:rPr>
+        <w:rFonts w:ascii="Wingdings" w:hAnsi="Wingdings" w:hint="default"/>
+        <w:sz w:val="20"/>
+      </w:rPr>
+    </w:lvl>
+    <w:lvl w:ilvl="3" w:tentative="1">
+      <w:start w:val="1"/>
+      <w:numFmt w:val="bullet"/>
+      <w:lvlText w:val=""/>
+      <w:lvlJc w:val="left"/>
+      <w:pPr>
+        <w:tabs>
+          <w:tab w:val="num" w:pos="2880"/>
+        </w:tabs>
+        <w:ind w:left="2880" w:hanging="360"/>
+      </w:pPr>
+      <w:rPr>
+        <w:rFonts w:ascii="Wingdings" w:hAnsi="Wingdings" w:hint="default"/>
+        <w:sz w:val="20"/>
+      </w:rPr>
+    </w:lvl>
+    <w:lvl w:ilvl="4" w:tentative="1">
+      <w:start w:val="1"/>
+      <w:numFmt w:val="bullet"/>
+      <w:lvlText w:val=""/>
+      <w:lvlJc w:val="left"/>
+      <w:pPr>
+        <w:tabs>
+          <w:tab w:val="num" w:pos="3600"/>
+        </w:tabs>
+        <w:ind w:left="3600" w:hanging="360"/>
+      </w:pPr>
+      <w:rPr>
+        <w:rFonts w:ascii="Wingdings" w:hAnsi="Wingdings" w:hint="default"/>
+        <w:sz w:val="20"/>
+      </w:rPr>
+    </w:lvl>
+    <w:lvl w:ilvl="5" w:tentative="1">
+      <w:start w:val="1"/>
+      <w:numFmt w:val="bullet"/>
+      <w:lvlText w:val=""/>
+      <w:lvlJc w:val="left"/>
+      <w:pPr>
+        <w:tabs>
+          <w:tab w:val="num" w:pos="4320"/>
+        </w:tabs>
+        <w:ind w:left="4320" w:hanging="360"/>
+      </w:pPr>
+      <w:rPr>
+        <w:rFonts w:ascii="Wingdings" w:hAnsi="Wingdings" w:hint="default"/>
+        <w:sz w:val="20"/>
+      </w:rPr>
+    </w:lvl>
+    <w:lvl w:ilvl="6" w:tentative="1">
+      <w:start w:val="1"/>
+      <w:numFmt w:val="bullet"/>
+      <w:lvlText w:val=""/>
+      <w:lvlJc w:val="left"/>
+      <w:pPr>
+        <w:tabs>
+          <w:tab w:val="num" w:pos="5040"/>
+        </w:tabs>
+        <w:ind w:left="5040" w:hanging="360"/>
+      </w:pPr>
+      <w:rPr>
+        <w:rFonts w:ascii="Wingdings" w:hAnsi="Wingdings" w:hint="default"/>
+        <w:sz w:val="20"/>
+      </w:rPr>
+    </w:lvl>
+    <w:lvl w:ilvl="7" w:tentative="1">
+      <w:start w:val="1"/>
+      <w:numFmt w:val="bullet"/>
+      <w:lvlText w:val=""/>
+      <w:lvlJc w:val="left"/>
+      <w:pPr>
+        <w:tabs>
+          <w:tab w:val="num" w:pos="5760"/>
+        </w:tabs>
+        <w:ind w:left="5760" w:hanging="360"/>
+      </w:pPr>
+      <w:rPr>
+        <w:rFonts w:ascii="Wingdings" w:hAnsi="Wingdings" w:hint="default"/>
+        <w:sz w:val="20"/>
+      </w:rPr>
+    </w:lvl>
+    <w:lvl w:ilvl="8" w:tentative="1">
+      <w:start w:val="1"/>
+      <w:numFmt w:val="bullet"/>
+      <w:lvlText w:val=""/>
+      <w:lvlJc w:val="left"/>
+      <w:pPr>
+        <w:tabs>
+          <w:tab w:val="num" w:pos="6480"/>
+        </w:tabs>
+        <w:ind w:left="6480" w:hanging="360"/>
+      </w:pPr>
+      <w:rPr>
+        <w:rFonts w:ascii="Wingdings" w:hAnsi="Wingdings" w:hint="default"/>
+        <w:sz w:val="20"/>
+      </w:rPr>
+    </w:lvl>
+  </w:abstractNum>
+  <w:abstractNum w:abstractNumId="11" w15:restartNumberingAfterBreak="0">
+    <w:nsid w:val="434278E4"/>
+    <w:multiLevelType w:val="multilevel"/>
+    <w:tmpl w:val="29DAE34A"/>
+    <w:lvl w:ilvl="0">
+      <w:start w:val="1"/>
+      <w:numFmt w:val="bullet"/>
+      <w:lvlText w:val=""/>
+      <w:lvlJc w:val="left"/>
+      <w:pPr>
+        <w:tabs>
+          <w:tab w:val="num" w:pos="720"/>
+        </w:tabs>
+        <w:ind w:left="720" w:hanging="360"/>
+      </w:pPr>
+      <w:rPr>
+        <w:rFonts w:ascii="Symbol" w:hAnsi="Symbol" w:hint="default"/>
+        <w:sz w:val="20"/>
+      </w:rPr>
+    </w:lvl>
+    <w:lvl w:ilvl="1">
+      <w:start w:val="1"/>
+      <w:numFmt w:val="bullet"/>
+      <w:lvlText w:val="o"/>
+      <w:lvlJc w:val="left"/>
+      <w:pPr>
+        <w:tabs>
+          <w:tab w:val="num" w:pos="1440"/>
+        </w:tabs>
+        <w:ind w:left="1440" w:hanging="360"/>
+      </w:pPr>
+      <w:rPr>
+        <w:rFonts w:ascii="Courier New" w:hAnsi="Courier New" w:hint="default"/>
+        <w:sz w:val="20"/>
+      </w:rPr>
+    </w:lvl>
+    <w:lvl w:ilvl="2" w:tentative="1">
+      <w:start w:val="1"/>
+      <w:numFmt w:val="bullet"/>
+      <w:lvlText w:val=""/>
+      <w:lvlJc w:val="left"/>
+      <w:pPr>
+        <w:tabs>
+          <w:tab w:val="num" w:pos="2160"/>
+        </w:tabs>
+        <w:ind w:left="2160" w:hanging="360"/>
+      </w:pPr>
+      <w:rPr>
+        <w:rFonts w:ascii="Wingdings" w:hAnsi="Wingdings" w:hint="default"/>
+        <w:sz w:val="20"/>
+      </w:rPr>
+    </w:lvl>
+    <w:lvl w:ilvl="3" w:tentative="1">
+      <w:start w:val="1"/>
+      <w:numFmt w:val="bullet"/>
+      <w:lvlText w:val=""/>
+      <w:lvlJc w:val="left"/>
+      <w:pPr>
+        <w:tabs>
+          <w:tab w:val="num" w:pos="2880"/>
+        </w:tabs>
+        <w:ind w:left="2880" w:hanging="360"/>
+      </w:pPr>
+      <w:rPr>
+        <w:rFonts w:ascii="Wingdings" w:hAnsi="Wingdings" w:hint="default"/>
+        <w:sz w:val="20"/>
+      </w:rPr>
+    </w:lvl>
+    <w:lvl w:ilvl="4" w:tentative="1">
+      <w:start w:val="1"/>
+      <w:numFmt w:val="bullet"/>
+      <w:lvlText w:val=""/>
+      <w:lvlJc w:val="left"/>
+      <w:pPr>
+        <w:tabs>
+          <w:tab w:val="num" w:pos="3600"/>
+        </w:tabs>
+        <w:ind w:left="3600" w:hanging="360"/>
+      </w:pPr>
+      <w:rPr>
+        <w:rFonts w:ascii="Wingdings" w:hAnsi="Wingdings" w:hint="default"/>
+        <w:sz w:val="20"/>
+      </w:rPr>
+    </w:lvl>
+    <w:lvl w:ilvl="5" w:tentative="1">
+      <w:start w:val="1"/>
+      <w:numFmt w:val="bullet"/>
+      <w:lvlText w:val=""/>
+      <w:lvlJc w:val="left"/>
+      <w:pPr>
+        <w:tabs>
+          <w:tab w:val="num" w:pos="4320"/>
+        </w:tabs>
+        <w:ind w:left="4320" w:hanging="360"/>
+      </w:pPr>
+      <w:rPr>
+        <w:rFonts w:ascii="Wingdings" w:hAnsi="Wingdings" w:hint="default"/>
+        <w:sz w:val="20"/>
+      </w:rPr>
+    </w:lvl>
+    <w:lvl w:ilvl="6" w:tentative="1">
+      <w:start w:val="1"/>
+      <w:numFmt w:val="bullet"/>
+      <w:lvlText w:val=""/>
+      <w:lvlJc w:val="left"/>
+      <w:pPr>
+        <w:tabs>
+          <w:tab w:val="num" w:pos="5040"/>
+        </w:tabs>
+        <w:ind w:left="5040" w:hanging="360"/>
+      </w:pPr>
+      <w:rPr>
+        <w:rFonts w:ascii="Wingdings" w:hAnsi="Wingdings" w:hint="default"/>
+        <w:sz w:val="20"/>
+      </w:rPr>
+    </w:lvl>
+    <w:lvl w:ilvl="7" w:tentative="1">
+      <w:start w:val="1"/>
+      <w:numFmt w:val="bullet"/>
+      <w:lvlText w:val=""/>
+      <w:lvlJc w:val="left"/>
+      <w:pPr>
+        <w:tabs>
+          <w:tab w:val="num" w:pos="5760"/>
+        </w:tabs>
+        <w:ind w:left="5760" w:hanging="360"/>
+      </w:pPr>
+      <w:rPr>
+        <w:rFonts w:ascii="Wingdings" w:hAnsi="Wingdings" w:hint="default"/>
+        <w:sz w:val="20"/>
+      </w:rPr>
+    </w:lvl>
+    <w:lvl w:ilvl="8" w:tentative="1">
+      <w:start w:val="1"/>
+      <w:numFmt w:val="bullet"/>
+      <w:lvlText w:val=""/>
+      <w:lvlJc w:val="left"/>
+      <w:pPr>
+        <w:tabs>
+          <w:tab w:val="num" w:pos="6480"/>
+        </w:tabs>
+        <w:ind w:left="6480" w:hanging="360"/>
+      </w:pPr>
+      <w:rPr>
+        <w:rFonts w:ascii="Wingdings" w:hAnsi="Wingdings" w:hint="default"/>
+        <w:sz w:val="20"/>
+      </w:rPr>
+    </w:lvl>
+  </w:abstractNum>
+  <w:abstractNum w:abstractNumId="12" w15:restartNumberingAfterBreak="0">
     <w:nsid w:val="43D33DFF"/>
     <w:multiLevelType w:val="multilevel"/>
     <w:tmpl w:val="28E67BB4"/>
@@ -2602,7 +7764,305 @@
       </w:rPr>
     </w:lvl>
   </w:abstractNum>
-  <w:abstractNum w:abstractNumId="5" w15:restartNumberingAfterBreak="0">
+  <w:abstractNum w:abstractNumId="13" w15:restartNumberingAfterBreak="0">
+    <w:nsid w:val="47553A2D"/>
+    <w:multiLevelType w:val="multilevel"/>
+    <w:tmpl w:val="30EACF14"/>
+    <w:lvl w:ilvl="0">
+      <w:start w:val="1"/>
+      <w:numFmt w:val="bullet"/>
+      <w:lvlText w:val=""/>
+      <w:lvlJc w:val="left"/>
+      <w:pPr>
+        <w:tabs>
+          <w:tab w:val="num" w:pos="720"/>
+        </w:tabs>
+        <w:ind w:left="720" w:hanging="360"/>
+      </w:pPr>
+      <w:rPr>
+        <w:rFonts w:ascii="Symbol" w:hAnsi="Symbol" w:hint="default"/>
+        <w:sz w:val="20"/>
+      </w:rPr>
+    </w:lvl>
+    <w:lvl w:ilvl="1" w:tentative="1">
+      <w:start w:val="1"/>
+      <w:numFmt w:val="bullet"/>
+      <w:lvlText w:val="o"/>
+      <w:lvlJc w:val="left"/>
+      <w:pPr>
+        <w:tabs>
+          <w:tab w:val="num" w:pos="1440"/>
+        </w:tabs>
+        <w:ind w:left="1440" w:hanging="360"/>
+      </w:pPr>
+      <w:rPr>
+        <w:rFonts w:ascii="Courier New" w:hAnsi="Courier New" w:hint="default"/>
+        <w:sz w:val="20"/>
+      </w:rPr>
+    </w:lvl>
+    <w:lvl w:ilvl="2" w:tentative="1">
+      <w:start w:val="1"/>
+      <w:numFmt w:val="bullet"/>
+      <w:lvlText w:val=""/>
+      <w:lvlJc w:val="left"/>
+      <w:pPr>
+        <w:tabs>
+          <w:tab w:val="num" w:pos="2160"/>
+        </w:tabs>
+        <w:ind w:left="2160" w:hanging="360"/>
+      </w:pPr>
+      <w:rPr>
+        <w:rFonts w:ascii="Wingdings" w:hAnsi="Wingdings" w:hint="default"/>
+        <w:sz w:val="20"/>
+      </w:rPr>
+    </w:lvl>
+    <w:lvl w:ilvl="3" w:tentative="1">
+      <w:start w:val="1"/>
+      <w:numFmt w:val="bullet"/>
+      <w:lvlText w:val=""/>
+      <w:lvlJc w:val="left"/>
+      <w:pPr>
+        <w:tabs>
+          <w:tab w:val="num" w:pos="2880"/>
+        </w:tabs>
+        <w:ind w:left="2880" w:hanging="360"/>
+      </w:pPr>
+      <w:rPr>
+        <w:rFonts w:ascii="Wingdings" w:hAnsi="Wingdings" w:hint="default"/>
+        <w:sz w:val="20"/>
+      </w:rPr>
+    </w:lvl>
+    <w:lvl w:ilvl="4" w:tentative="1">
+      <w:start w:val="1"/>
+      <w:numFmt w:val="bullet"/>
+      <w:lvlText w:val=""/>
+      <w:lvlJc w:val="left"/>
+      <w:pPr>
+        <w:tabs>
+          <w:tab w:val="num" w:pos="3600"/>
+        </w:tabs>
+        <w:ind w:left="3600" w:hanging="360"/>
+      </w:pPr>
+      <w:rPr>
+        <w:rFonts w:ascii="Wingdings" w:hAnsi="Wingdings" w:hint="default"/>
+        <w:sz w:val="20"/>
+      </w:rPr>
+    </w:lvl>
+    <w:lvl w:ilvl="5" w:tentative="1">
+      <w:start w:val="1"/>
+      <w:numFmt w:val="bullet"/>
+      <w:lvlText w:val=""/>
+      <w:lvlJc w:val="left"/>
+      <w:pPr>
+        <w:tabs>
+          <w:tab w:val="num" w:pos="4320"/>
+        </w:tabs>
+        <w:ind w:left="4320" w:hanging="360"/>
+      </w:pPr>
+      <w:rPr>
+        <w:rFonts w:ascii="Wingdings" w:hAnsi="Wingdings" w:hint="default"/>
+        <w:sz w:val="20"/>
+      </w:rPr>
+    </w:lvl>
+    <w:lvl w:ilvl="6" w:tentative="1">
+      <w:start w:val="1"/>
+      <w:numFmt w:val="bullet"/>
+      <w:lvlText w:val=""/>
+      <w:lvlJc w:val="left"/>
+      <w:pPr>
+        <w:tabs>
+          <w:tab w:val="num" w:pos="5040"/>
+        </w:tabs>
+        <w:ind w:left="5040" w:hanging="360"/>
+      </w:pPr>
+      <w:rPr>
+        <w:rFonts w:ascii="Wingdings" w:hAnsi="Wingdings" w:hint="default"/>
+        <w:sz w:val="20"/>
+      </w:rPr>
+    </w:lvl>
+    <w:lvl w:ilvl="7" w:tentative="1">
+      <w:start w:val="1"/>
+      <w:numFmt w:val="bullet"/>
+      <w:lvlText w:val=""/>
+      <w:lvlJc w:val="left"/>
+      <w:pPr>
+        <w:tabs>
+          <w:tab w:val="num" w:pos="5760"/>
+        </w:tabs>
+        <w:ind w:left="5760" w:hanging="360"/>
+      </w:pPr>
+      <w:rPr>
+        <w:rFonts w:ascii="Wingdings" w:hAnsi="Wingdings" w:hint="default"/>
+        <w:sz w:val="20"/>
+      </w:rPr>
+    </w:lvl>
+    <w:lvl w:ilvl="8" w:tentative="1">
+      <w:start w:val="1"/>
+      <w:numFmt w:val="bullet"/>
+      <w:lvlText w:val=""/>
+      <w:lvlJc w:val="left"/>
+      <w:pPr>
+        <w:tabs>
+          <w:tab w:val="num" w:pos="6480"/>
+        </w:tabs>
+        <w:ind w:left="6480" w:hanging="360"/>
+      </w:pPr>
+      <w:rPr>
+        <w:rFonts w:ascii="Wingdings" w:hAnsi="Wingdings" w:hint="default"/>
+        <w:sz w:val="20"/>
+      </w:rPr>
+    </w:lvl>
+  </w:abstractNum>
+  <w:abstractNum w:abstractNumId="14" w15:restartNumberingAfterBreak="0">
+    <w:nsid w:val="47F12532"/>
+    <w:multiLevelType w:val="multilevel"/>
+    <w:tmpl w:val="3D788B04"/>
+    <w:lvl w:ilvl="0">
+      <w:start w:val="1"/>
+      <w:numFmt w:val="bullet"/>
+      <w:lvlText w:val=""/>
+      <w:lvlJc w:val="left"/>
+      <w:pPr>
+        <w:tabs>
+          <w:tab w:val="num" w:pos="720"/>
+        </w:tabs>
+        <w:ind w:left="720" w:hanging="360"/>
+      </w:pPr>
+      <w:rPr>
+        <w:rFonts w:ascii="Symbol" w:hAnsi="Symbol" w:hint="default"/>
+        <w:sz w:val="20"/>
+      </w:rPr>
+    </w:lvl>
+    <w:lvl w:ilvl="1">
+      <w:start w:val="1"/>
+      <w:numFmt w:val="bullet"/>
+      <w:lvlText w:val="o"/>
+      <w:lvlJc w:val="left"/>
+      <w:pPr>
+        <w:tabs>
+          <w:tab w:val="num" w:pos="1440"/>
+        </w:tabs>
+        <w:ind w:left="1440" w:hanging="360"/>
+      </w:pPr>
+      <w:rPr>
+        <w:rFonts w:ascii="Courier New" w:hAnsi="Courier New" w:hint="default"/>
+        <w:sz w:val="20"/>
+      </w:rPr>
+    </w:lvl>
+    <w:lvl w:ilvl="2" w:tentative="1">
+      <w:start w:val="1"/>
+      <w:numFmt w:val="bullet"/>
+      <w:lvlText w:val=""/>
+      <w:lvlJc w:val="left"/>
+      <w:pPr>
+        <w:tabs>
+          <w:tab w:val="num" w:pos="2160"/>
+        </w:tabs>
+        <w:ind w:left="2160" w:hanging="360"/>
+      </w:pPr>
+      <w:rPr>
+        <w:rFonts w:ascii="Wingdings" w:hAnsi="Wingdings" w:hint="default"/>
+        <w:sz w:val="20"/>
+      </w:rPr>
+    </w:lvl>
+    <w:lvl w:ilvl="3" w:tentative="1">
+      <w:start w:val="1"/>
+      <w:numFmt w:val="bullet"/>
+      <w:lvlText w:val=""/>
+      <w:lvlJc w:val="left"/>
+      <w:pPr>
+        <w:tabs>
+          <w:tab w:val="num" w:pos="2880"/>
+        </w:tabs>
+        <w:ind w:left="2880" w:hanging="360"/>
+      </w:pPr>
+      <w:rPr>
+        <w:rFonts w:ascii="Wingdings" w:hAnsi="Wingdings" w:hint="default"/>
+        <w:sz w:val="20"/>
+      </w:rPr>
+    </w:lvl>
+    <w:lvl w:ilvl="4" w:tentative="1">
+      <w:start w:val="1"/>
+      <w:numFmt w:val="bullet"/>
+      <w:lvlText w:val=""/>
+      <w:lvlJc w:val="left"/>
+      <w:pPr>
+        <w:tabs>
+          <w:tab w:val="num" w:pos="3600"/>
+        </w:tabs>
+        <w:ind w:left="3600" w:hanging="360"/>
+      </w:pPr>
+      <w:rPr>
+        <w:rFonts w:ascii="Wingdings" w:hAnsi="Wingdings" w:hint="default"/>
+        <w:sz w:val="20"/>
+      </w:rPr>
+    </w:lvl>
+    <w:lvl w:ilvl="5" w:tentative="1">
+      <w:start w:val="1"/>
+      <w:numFmt w:val="bullet"/>
+      <w:lvlText w:val=""/>
+      <w:lvlJc w:val="left"/>
+      <w:pPr>
+        <w:tabs>
+          <w:tab w:val="num" w:pos="4320"/>
+        </w:tabs>
+        <w:ind w:left="4320" w:hanging="360"/>
+      </w:pPr>
+      <w:rPr>
+        <w:rFonts w:ascii="Wingdings" w:hAnsi="Wingdings" w:hint="default"/>
+        <w:sz w:val="20"/>
+      </w:rPr>
+    </w:lvl>
+    <w:lvl w:ilvl="6" w:tentative="1">
+      <w:start w:val="1"/>
+      <w:numFmt w:val="bullet"/>
+      <w:lvlText w:val=""/>
+      <w:lvlJc w:val="left"/>
+      <w:pPr>
+        <w:tabs>
+          <w:tab w:val="num" w:pos="5040"/>
+        </w:tabs>
+        <w:ind w:left="5040" w:hanging="360"/>
+      </w:pPr>
+      <w:rPr>
+        <w:rFonts w:ascii="Wingdings" w:hAnsi="Wingdings" w:hint="default"/>
+        <w:sz w:val="20"/>
+      </w:rPr>
+    </w:lvl>
+    <w:lvl w:ilvl="7" w:tentative="1">
+      <w:start w:val="1"/>
+      <w:numFmt w:val="bullet"/>
+      <w:lvlText w:val=""/>
+      <w:lvlJc w:val="left"/>
+      <w:pPr>
+        <w:tabs>
+          <w:tab w:val="num" w:pos="5760"/>
+        </w:tabs>
+        <w:ind w:left="5760" w:hanging="360"/>
+      </w:pPr>
+      <w:rPr>
+        <w:rFonts w:ascii="Wingdings" w:hAnsi="Wingdings" w:hint="default"/>
+        <w:sz w:val="20"/>
+      </w:rPr>
+    </w:lvl>
+    <w:lvl w:ilvl="8" w:tentative="1">
+      <w:start w:val="1"/>
+      <w:numFmt w:val="bullet"/>
+      <w:lvlText w:val=""/>
+      <w:lvlJc w:val="left"/>
+      <w:pPr>
+        <w:tabs>
+          <w:tab w:val="num" w:pos="6480"/>
+        </w:tabs>
+        <w:ind w:left="6480" w:hanging="360"/>
+      </w:pPr>
+      <w:rPr>
+        <w:rFonts w:ascii="Wingdings" w:hAnsi="Wingdings" w:hint="default"/>
+        <w:sz w:val="20"/>
+      </w:rPr>
+    </w:lvl>
+  </w:abstractNum>
+  <w:abstractNum w:abstractNumId="15" w15:restartNumberingAfterBreak="0">
     <w:nsid w:val="4DB15186"/>
     <w:multiLevelType w:val="multilevel"/>
     <w:tmpl w:val="94FA9EAA"/>
@@ -2751,7 +8211,7 @@
       </w:rPr>
     </w:lvl>
   </w:abstractNum>
-  <w:abstractNum w:abstractNumId="6" w15:restartNumberingAfterBreak="0">
+  <w:abstractNum w:abstractNumId="16" w15:restartNumberingAfterBreak="0">
     <w:nsid w:val="4F6C31C6"/>
     <w:multiLevelType w:val="multilevel"/>
     <w:tmpl w:val="719024C0"/>
@@ -2900,7 +8360,7 @@
       </w:rPr>
     </w:lvl>
   </w:abstractNum>
-  <w:abstractNum w:abstractNumId="7" w15:restartNumberingAfterBreak="0">
+  <w:abstractNum w:abstractNumId="17" w15:restartNumberingAfterBreak="0">
     <w:nsid w:val="53582F17"/>
     <w:multiLevelType w:val="multilevel"/>
     <w:tmpl w:val="5D52A004"/>
@@ -3049,7 +8509,120 @@
       </w:rPr>
     </w:lvl>
   </w:abstractNum>
-  <w:abstractNum w:abstractNumId="8" w15:restartNumberingAfterBreak="0">
+  <w:abstractNum w:abstractNumId="18" w15:restartNumberingAfterBreak="0">
+    <w:nsid w:val="5BAF10BD"/>
+    <w:multiLevelType w:val="multilevel"/>
+    <w:tmpl w:val="8AD44CC8"/>
+    <w:lvl w:ilvl="0">
+      <w:start w:val="1"/>
+      <w:numFmt w:val="decimal"/>
+      <w:lvlText w:val="%1."/>
+      <w:lvlJc w:val="left"/>
+      <w:pPr>
+        <w:tabs>
+          <w:tab w:val="num" w:pos="720"/>
+        </w:tabs>
+        <w:ind w:left="720" w:hanging="360"/>
+      </w:pPr>
+    </w:lvl>
+    <w:lvl w:ilvl="1" w:tentative="1">
+      <w:start w:val="1"/>
+      <w:numFmt w:val="decimal"/>
+      <w:lvlText w:val="%2."/>
+      <w:lvlJc w:val="left"/>
+      <w:pPr>
+        <w:tabs>
+          <w:tab w:val="num" w:pos="1440"/>
+        </w:tabs>
+        <w:ind w:left="1440" w:hanging="360"/>
+      </w:pPr>
+    </w:lvl>
+    <w:lvl w:ilvl="2" w:tentative="1">
+      <w:start w:val="1"/>
+      <w:numFmt w:val="decimal"/>
+      <w:lvlText w:val="%3."/>
+      <w:lvlJc w:val="left"/>
+      <w:pPr>
+        <w:tabs>
+          <w:tab w:val="num" w:pos="2160"/>
+        </w:tabs>
+        <w:ind w:left="2160" w:hanging="360"/>
+      </w:pPr>
+    </w:lvl>
+    <w:lvl w:ilvl="3" w:tentative="1">
+      <w:start w:val="1"/>
+      <w:numFmt w:val="decimal"/>
+      <w:lvlText w:val="%4."/>
+      <w:lvlJc w:val="left"/>
+      <w:pPr>
+        <w:tabs>
+          <w:tab w:val="num" w:pos="2880"/>
+        </w:tabs>
+        <w:ind w:left="2880" w:hanging="360"/>
+      </w:pPr>
+    </w:lvl>
+    <w:lvl w:ilvl="4" w:tentative="1">
+      <w:start w:val="1"/>
+      <w:numFmt w:val="decimal"/>
+      <w:lvlText w:val="%5."/>
+      <w:lvlJc w:val="left"/>
+      <w:pPr>
+        <w:tabs>
+          <w:tab w:val="num" w:pos="3600"/>
+        </w:tabs>
+        <w:ind w:left="3600" w:hanging="360"/>
+      </w:pPr>
+    </w:lvl>
+    <w:lvl w:ilvl="5" w:tentative="1">
+      <w:start w:val="1"/>
+      <w:numFmt w:val="decimal"/>
+      <w:lvlText w:val="%6."/>
+      <w:lvlJc w:val="left"/>
+      <w:pPr>
+        <w:tabs>
+          <w:tab w:val="num" w:pos="4320"/>
+        </w:tabs>
+        <w:ind w:left="4320" w:hanging="360"/>
+      </w:pPr>
+    </w:lvl>
+    <w:lvl w:ilvl="6" w:tentative="1">
+      <w:start w:val="1"/>
+      <w:numFmt w:val="decimal"/>
+      <w:lvlText w:val="%7."/>
+      <w:lvlJc w:val="left"/>
+      <w:pPr>
+        <w:tabs>
+          <w:tab w:val="num" w:pos="5040"/>
+        </w:tabs>
+        <w:ind w:left="5040" w:hanging="360"/>
+      </w:pPr>
+    </w:lvl>
+    <w:lvl w:ilvl="7" w:tentative="1">
+      <w:start w:val="1"/>
+      <w:numFmt w:val="decimal"/>
+      <w:lvlText w:val="%8."/>
+      <w:lvlJc w:val="left"/>
+      <w:pPr>
+        <w:tabs>
+          <w:tab w:val="num" w:pos="5760"/>
+        </w:tabs>
+        <w:ind w:left="5760" w:hanging="360"/>
+      </w:pPr>
+    </w:lvl>
+    <w:lvl w:ilvl="8" w:tentative="1">
+      <w:start w:val="1"/>
+      <w:numFmt w:val="decimal"/>
+      <w:lvlText w:val="%9."/>
+      <w:lvlJc w:val="left"/>
+      <w:pPr>
+        <w:tabs>
+          <w:tab w:val="num" w:pos="6480"/>
+        </w:tabs>
+        <w:ind w:left="6480" w:hanging="360"/>
+      </w:pPr>
+    </w:lvl>
+  </w:abstractNum>
+  <w:abstractNum w:abstractNumId="19" w15:restartNumberingAfterBreak="0">
     <w:nsid w:val="5C282CE7"/>
     <w:multiLevelType w:val="multilevel"/>
     <w:tmpl w:val="B37C4C16"/>
@@ -3198,7 +8771,120 @@
       </w:rPr>
     </w:lvl>
   </w:abstractNum>
-  <w:abstractNum w:abstractNumId="9" w15:restartNumberingAfterBreak="0">
+  <w:abstractNum w:abstractNumId="20" w15:restartNumberingAfterBreak="0">
+    <w:nsid w:val="5CB5466E"/>
+    <w:multiLevelType w:val="multilevel"/>
+    <w:tmpl w:val="697291BE"/>
+    <w:lvl w:ilvl="0">
+      <w:start w:val="1"/>
+      <w:numFmt w:val="decimal"/>
+      <w:lvlText w:val="%1."/>
+      <w:lvlJc w:val="left"/>
+      <w:pPr>
+        <w:tabs>
+          <w:tab w:val="num" w:pos="720"/>
+        </w:tabs>
+        <w:ind w:left="720" w:hanging="360"/>
+      </w:pPr>
+    </w:lvl>
+    <w:lvl w:ilvl="1" w:tentative="1">
+      <w:start w:val="1"/>
+      <w:numFmt w:val="decimal"/>
+      <w:lvlText w:val="%2."/>
+      <w:lvlJc w:val="left"/>
+      <w:pPr>
+        <w:tabs>
+          <w:tab w:val="num" w:pos="1440"/>
+        </w:tabs>
+        <w:ind w:left="1440" w:hanging="360"/>
+      </w:pPr>
+    </w:lvl>
+    <w:lvl w:ilvl="2" w:tentative="1">
+      <w:start w:val="1"/>
+      <w:numFmt w:val="decimal"/>
+      <w:lvlText w:val="%3."/>
+      <w:lvlJc w:val="left"/>
+      <w:pPr>
+        <w:tabs>
+          <w:tab w:val="num" w:pos="2160"/>
+        </w:tabs>
+        <w:ind w:left="2160" w:hanging="360"/>
+      </w:pPr>
+    </w:lvl>
+    <w:lvl w:ilvl="3" w:tentative="1">
+      <w:start w:val="1"/>
+      <w:numFmt w:val="decimal"/>
+      <w:lvlText w:val="%4."/>
+      <w:lvlJc w:val="left"/>
+      <w:pPr>
+        <w:tabs>
+          <w:tab w:val="num" w:pos="2880"/>
+        </w:tabs>
+        <w:ind w:left="2880" w:hanging="360"/>
+      </w:pPr>
+    </w:lvl>
+    <w:lvl w:ilvl="4" w:tentative="1">
+      <w:start w:val="1"/>
+      <w:numFmt w:val="decimal"/>
+      <w:lvlText w:val="%5."/>
+      <w:lvlJc w:val="left"/>
+      <w:pPr>
+        <w:tabs>
+          <w:tab w:val="num" w:pos="3600"/>
+        </w:tabs>
+        <w:ind w:left="3600" w:hanging="360"/>
+      </w:pPr>
+    </w:lvl>
+    <w:lvl w:ilvl="5" w:tentative="1">
+      <w:start w:val="1"/>
+      <w:numFmt w:val="decimal"/>
+      <w:lvlText w:val="%6."/>
+      <w:lvlJc w:val="left"/>
+      <w:pPr>
+        <w:tabs>
+          <w:tab w:val="num" w:pos="4320"/>
+        </w:tabs>
+        <w:ind w:left="4320" w:hanging="360"/>
+      </w:pPr>
+    </w:lvl>
+    <w:lvl w:ilvl="6" w:tentative="1">
+      <w:start w:val="1"/>
+      <w:numFmt w:val="decimal"/>
+      <w:lvlText w:val="%7."/>
+      <w:lvlJc w:val="left"/>
+      <w:pPr>
+        <w:tabs>
+          <w:tab w:val="num" w:pos="5040"/>
+        </w:tabs>
+        <w:ind w:left="5040" w:hanging="360"/>
+      </w:pPr>
+    </w:lvl>
+    <w:lvl w:ilvl="7" w:tentative="1">
+      <w:start w:val="1"/>
+      <w:numFmt w:val="decimal"/>
+      <w:lvlText w:val="%8."/>
+      <w:lvlJc w:val="left"/>
+      <w:pPr>
+        <w:tabs>
+          <w:tab w:val="num" w:pos="5760"/>
+        </w:tabs>
+        <w:ind w:left="5760" w:hanging="360"/>
+      </w:pPr>
+    </w:lvl>
+    <w:lvl w:ilvl="8" w:tentative="1">
+      <w:start w:val="1"/>
+      <w:numFmt w:val="decimal"/>
+      <w:lvlText w:val="%9."/>
+      <w:lvlJc w:val="left"/>
+      <w:pPr>
+        <w:tabs>
+          <w:tab w:val="num" w:pos="6480"/>
+        </w:tabs>
+        <w:ind w:left="6480" w:hanging="360"/>
+      </w:pPr>
+    </w:lvl>
+  </w:abstractNum>
+  <w:abstractNum w:abstractNumId="21" w15:restartNumberingAfterBreak="0">
     <w:nsid w:val="65F534C3"/>
     <w:multiLevelType w:val="multilevel"/>
     <w:tmpl w:val="C5D41344"/>
@@ -3347,7 +9033,156 @@
       </w:rPr>
     </w:lvl>
   </w:abstractNum>
-  <w:abstractNum w:abstractNumId="10" w15:restartNumberingAfterBreak="0">
+  <w:abstractNum w:abstractNumId="22" w15:restartNumberingAfterBreak="0">
+    <w:nsid w:val="6E1D0D57"/>
+    <w:multiLevelType w:val="multilevel"/>
+    <w:tmpl w:val="E9CE12BA"/>
+    <w:lvl w:ilvl="0">
+      <w:start w:val="1"/>
+      <w:numFmt w:val="bullet"/>
+      <w:lvlText w:val=""/>
+      <w:lvlJc w:val="left"/>
+      <w:pPr>
+        <w:tabs>
+          <w:tab w:val="num" w:pos="720"/>
+        </w:tabs>
+        <w:ind w:left="720" w:hanging="360"/>
+      </w:pPr>
+      <w:rPr>
+        <w:rFonts w:ascii="Symbol" w:hAnsi="Symbol" w:hint="default"/>
+        <w:sz w:val="20"/>
+      </w:rPr>
+    </w:lvl>
+    <w:lvl w:ilvl="1" w:tentative="1">
+      <w:start w:val="1"/>
+      <w:numFmt w:val="bullet"/>
+      <w:lvlText w:val="o"/>
+      <w:lvlJc w:val="left"/>
+      <w:pPr>
+        <w:tabs>
+          <w:tab w:val="num" w:pos="1440"/>
+        </w:tabs>
+        <w:ind w:left="1440" w:hanging="360"/>
+      </w:pPr>
+      <w:rPr>
+        <w:rFonts w:ascii="Courier New" w:hAnsi="Courier New" w:hint="default"/>
+        <w:sz w:val="20"/>
+      </w:rPr>
+    </w:lvl>
+    <w:lvl w:ilvl="2" w:tentative="1">
+      <w:start w:val="1"/>
+      <w:numFmt w:val="bullet"/>
+      <w:lvlText w:val=""/>
+      <w:lvlJc w:val="left"/>
+      <w:pPr>
+        <w:tabs>
+          <w:tab w:val="num" w:pos="2160"/>
+        </w:tabs>
+        <w:ind w:left="2160" w:hanging="360"/>
+      </w:pPr>
+      <w:rPr>
+        <w:rFonts w:ascii="Wingdings" w:hAnsi="Wingdings" w:hint="default"/>
+        <w:sz w:val="20"/>
+      </w:rPr>
+    </w:lvl>
+    <w:lvl w:ilvl="3" w:tentative="1">
+      <w:start w:val="1"/>
+      <w:numFmt w:val="bullet"/>
+      <w:lvlText w:val=""/>
+      <w:lvlJc w:val="left"/>
+      <w:pPr>
+        <w:tabs>
+          <w:tab w:val="num" w:pos="2880"/>
+        </w:tabs>
+        <w:ind w:left="2880" w:hanging="360"/>
+      </w:pPr>
+      <w:rPr>
+        <w:rFonts w:ascii="Wingdings" w:hAnsi="Wingdings" w:hint="default"/>
+        <w:sz w:val="20"/>
+      </w:rPr>
+    </w:lvl>
+    <w:lvl w:ilvl="4" w:tentative="1">
+      <w:start w:val="1"/>
+      <w:numFmt w:val="bullet"/>
+      <w:lvlText w:val=""/>
+      <w:lvlJc w:val="left"/>
+      <w:pPr>
+        <w:tabs>
+          <w:tab w:val="num" w:pos="3600"/>
+        </w:tabs>
+        <w:ind w:left="3600" w:hanging="360"/>
+      </w:pPr>
+      <w:rPr>
+        <w:rFonts w:ascii="Wingdings" w:hAnsi="Wingdings" w:hint="default"/>
+        <w:sz w:val="20"/>
+      </w:rPr>
+    </w:lvl>
+    <w:lvl w:ilvl="5" w:tentative="1">
+      <w:start w:val="1"/>
+      <w:numFmt w:val="bullet"/>
+      <w:lvlText w:val=""/>
+      <w:lvlJc w:val="left"/>
+      <w:pPr>
+        <w:tabs>
+          <w:tab w:val="num" w:pos="4320"/>
+        </w:tabs>
+        <w:ind w:left="4320" w:hanging="360"/>
+      </w:pPr>
+      <w:rPr>
+        <w:rFonts w:ascii="Wingdings" w:hAnsi="Wingdings" w:hint="default"/>
+        <w:sz w:val="20"/>
+      </w:rPr>
+    </w:lvl>
+    <w:lvl w:ilvl="6" w:tentative="1">
+      <w:start w:val="1"/>
+      <w:numFmt w:val="bullet"/>
+      <w:lvlText w:val=""/>
+      <w:lvlJc w:val="left"/>
+      <w:pPr>
+        <w:tabs>
+          <w:tab w:val="num" w:pos="5040"/>
+        </w:tabs>
+        <w:ind w:left="5040" w:hanging="360"/>
+      </w:pPr>
+      <w:rPr>
+        <w:rFonts w:ascii="Wingdings" w:hAnsi="Wingdings" w:hint="default"/>
+        <w:sz w:val="20"/>
+      </w:rPr>
+    </w:lvl>
+    <w:lvl w:ilvl="7" w:tentative="1">
+      <w:start w:val="1"/>
+      <w:numFmt w:val="bullet"/>
+      <w:lvlText w:val=""/>
+      <w:lvlJc w:val="left"/>
+      <w:pPr>
+        <w:tabs>
+          <w:tab w:val="num" w:pos="5760"/>
+        </w:tabs>
+        <w:ind w:left="5760" w:hanging="360"/>
+      </w:pPr>
+      <w:rPr>
+        <w:rFonts w:ascii="Wingdings" w:hAnsi="Wingdings" w:hint="default"/>
+        <w:sz w:val="20"/>
+      </w:rPr>
+    </w:lvl>
+    <w:lvl w:ilvl="8" w:tentative="1">
+      <w:start w:val="1"/>
+      <w:numFmt w:val="bullet"/>
+      <w:lvlText w:val=""/>
+      <w:lvlJc w:val="left"/>
+      <w:pPr>
+        <w:tabs>
+          <w:tab w:val="num" w:pos="6480"/>
+        </w:tabs>
+        <w:ind w:left="6480" w:hanging="360"/>
+      </w:pPr>
+      <w:rPr>
+        <w:rFonts w:ascii="Wingdings" w:hAnsi="Wingdings" w:hint="default"/>
+        <w:sz w:val="20"/>
+      </w:rPr>
+    </w:lvl>
+  </w:abstractNum>
+  <w:abstractNum w:abstractNumId="23" w15:restartNumberingAfterBreak="0">
     <w:nsid w:val="710D4A4F"/>
     <w:multiLevelType w:val="multilevel"/>
     <w:tmpl w:val="F7CCE68E"/>
@@ -3496,7 +9331,156 @@
       </w:rPr>
     </w:lvl>
   </w:abstractNum>
-  <w:abstractNum w:abstractNumId="11" w15:restartNumberingAfterBreak="0">
+  <w:abstractNum w:abstractNumId="24" w15:restartNumberingAfterBreak="0">
+    <w:nsid w:val="73ED0FC6"/>
+    <w:multiLevelType w:val="multilevel"/>
+    <w:tmpl w:val="91D4FD40"/>
+    <w:lvl w:ilvl="0">
+      <w:start w:val="1"/>
+      <w:numFmt w:val="bullet"/>
+      <w:lvlText w:val=""/>
+      <w:lvlJc w:val="left"/>
+      <w:pPr>
+        <w:tabs>
+          <w:tab w:val="num" w:pos="720"/>
+        </w:tabs>
+        <w:ind w:left="720" w:hanging="360"/>
+      </w:pPr>
+      <w:rPr>
+        <w:rFonts w:ascii="Symbol" w:hAnsi="Symbol" w:hint="default"/>
+        <w:sz w:val="20"/>
+      </w:rPr>
+    </w:lvl>
+    <w:lvl w:ilvl="1">
+      <w:start w:val="1"/>
+      <w:numFmt w:val="bullet"/>
+      <w:lvlText w:val="o"/>
+      <w:lvlJc w:val="left"/>
+      <w:pPr>
+        <w:tabs>
+          <w:tab w:val="num" w:pos="1440"/>
+        </w:tabs>
+        <w:ind w:left="1440" w:hanging="360"/>
+      </w:pPr>
+      <w:rPr>
+        <w:rFonts w:ascii="Courier New" w:hAnsi="Courier New" w:hint="default"/>
+        <w:sz w:val="20"/>
+      </w:rPr>
+    </w:lvl>
+    <w:lvl w:ilvl="2" w:tentative="1">
+      <w:start w:val="1"/>
+      <w:numFmt w:val="bullet"/>
+      <w:lvlText w:val=""/>
+      <w:lvlJc w:val="left"/>
+      <w:pPr>
+        <w:tabs>
+          <w:tab w:val="num" w:pos="2160"/>
+        </w:tabs>
+        <w:ind w:left="2160" w:hanging="360"/>
+      </w:pPr>
+      <w:rPr>
+        <w:rFonts w:ascii="Wingdings" w:hAnsi="Wingdings" w:hint="default"/>
+        <w:sz w:val="20"/>
+      </w:rPr>
+    </w:lvl>
+    <w:lvl w:ilvl="3" w:tentative="1">
+      <w:start w:val="1"/>
+      <w:numFmt w:val="bullet"/>
+      <w:lvlText w:val=""/>
+      <w:lvlJc w:val="left"/>
+      <w:pPr>
+        <w:tabs>
+          <w:tab w:val="num" w:pos="2880"/>
+        </w:tabs>
+        <w:ind w:left="2880" w:hanging="360"/>
+      </w:pPr>
+      <w:rPr>
+        <w:rFonts w:ascii="Wingdings" w:hAnsi="Wingdings" w:hint="default"/>
+        <w:sz w:val="20"/>
+      </w:rPr>
+    </w:lvl>
+    <w:lvl w:ilvl="4" w:tentative="1">
+      <w:start w:val="1"/>
+      <w:numFmt w:val="bullet"/>
+      <w:lvlText w:val=""/>
+      <w:lvlJc w:val="left"/>
+      <w:pPr>
+        <w:tabs>
+          <w:tab w:val="num" w:pos="3600"/>
+        </w:tabs>
+        <w:ind w:left="3600" w:hanging="360"/>
+      </w:pPr>
+      <w:rPr>
+        <w:rFonts w:ascii="Wingdings" w:hAnsi="Wingdings" w:hint="default"/>
+        <w:sz w:val="20"/>
+      </w:rPr>
+    </w:lvl>
+    <w:lvl w:ilvl="5" w:tentative="1">
+      <w:start w:val="1"/>
+      <w:numFmt w:val="bullet"/>
+      <w:lvlText w:val=""/>
+      <w:lvlJc w:val="left"/>
+      <w:pPr>
+        <w:tabs>
+          <w:tab w:val="num" w:pos="4320"/>
+        </w:tabs>
+        <w:ind w:left="4320" w:hanging="360"/>
+      </w:pPr>
+      <w:rPr>
+        <w:rFonts w:ascii="Wingdings" w:hAnsi="Wingdings" w:hint="default"/>
+        <w:sz w:val="20"/>
+      </w:rPr>
+    </w:lvl>
+    <w:lvl w:ilvl="6" w:tentative="1">
+      <w:start w:val="1"/>
+      <w:numFmt w:val="bullet"/>
+      <w:lvlText w:val=""/>
+      <w:lvlJc w:val="left"/>
+      <w:pPr>
+        <w:tabs>
+          <w:tab w:val="num" w:pos="5040"/>
+        </w:tabs>
+        <w:ind w:left="5040" w:hanging="360"/>
+      </w:pPr>
+      <w:rPr>
+        <w:rFonts w:ascii="Wingdings" w:hAnsi="Wingdings" w:hint="default"/>
+        <w:sz w:val="20"/>
+      </w:rPr>
+    </w:lvl>
+    <w:lvl w:ilvl="7" w:tentative="1">
+      <w:start w:val="1"/>
+      <w:numFmt w:val="bullet"/>
+      <w:lvlText w:val=""/>
+      <w:lvlJc w:val="left"/>
+      <w:pPr>
+        <w:tabs>
+          <w:tab w:val="num" w:pos="5760"/>
+        </w:tabs>
+        <w:ind w:left="5760" w:hanging="360"/>
+      </w:pPr>
+      <w:rPr>
+        <w:rFonts w:ascii="Wingdings" w:hAnsi="Wingdings" w:hint="default"/>
+        <w:sz w:val="20"/>
+      </w:rPr>
+    </w:lvl>
+    <w:lvl w:ilvl="8" w:tentative="1">
+      <w:start w:val="1"/>
+      <w:numFmt w:val="bullet"/>
+      <w:lvlText w:val=""/>
+      <w:lvlJc w:val="left"/>
+      <w:pPr>
+        <w:tabs>
+          <w:tab w:val="num" w:pos="6480"/>
+        </w:tabs>
+        <w:ind w:left="6480" w:hanging="360"/>
+      </w:pPr>
+      <w:rPr>
+        <w:rFonts w:ascii="Wingdings" w:hAnsi="Wingdings" w:hint="default"/>
+        <w:sz w:val="20"/>
+      </w:rPr>
+    </w:lvl>
+  </w:abstractNum>
+  <w:abstractNum w:abstractNumId="25" w15:restartNumberingAfterBreak="0">
     <w:nsid w:val="780D6E1D"/>
     <w:multiLevelType w:val="multilevel"/>
     <w:tmpl w:val="3B34C1BC"/>
@@ -3645,7 +9629,7 @@
       </w:rPr>
     </w:lvl>
   </w:abstractNum>
-  <w:abstractNum w:abstractNumId="12" w15:restartNumberingAfterBreak="0">
+  <w:abstractNum w:abstractNumId="26" w15:restartNumberingAfterBreak="0">
     <w:nsid w:val="7CC4511C"/>
     <w:multiLevelType w:val="multilevel"/>
     <w:tmpl w:val="D9AC5E90"/>
@@ -3794,7 +9778,7 @@
       </w:rPr>
     </w:lvl>
   </w:abstractNum>
-  <w:abstractNum w:abstractNumId="13" w15:restartNumberingAfterBreak="0">
+  <w:abstractNum w:abstractNumId="27" w15:restartNumberingAfterBreak="0">
     <w:nsid w:val="7F193859"/>
     <w:multiLevelType w:val="multilevel"/>
     <w:tmpl w:val="BCE2D750"/>
@@ -3943,47 +9927,241 @@
       </w:rPr>
     </w:lvl>
   </w:abstractNum>
+  <w:abstractNum w:abstractNumId="28" w15:restartNumberingAfterBreak="0">
+    <w:nsid w:val="7F250AAD"/>
+    <w:multiLevelType w:val="multilevel"/>
+    <w:tmpl w:val="7FB0EE1E"/>
+    <w:lvl w:ilvl="0">
+      <w:start w:val="1"/>
+      <w:numFmt w:val="bullet"/>
+      <w:lvlText w:val=""/>
+      <w:lvlJc w:val="left"/>
+      <w:pPr>
+        <w:tabs>
+          <w:tab w:val="num" w:pos="720"/>
+        </w:tabs>
+        <w:ind w:left="720" w:hanging="360"/>
+      </w:pPr>
+      <w:rPr>
+        <w:rFonts w:ascii="Symbol" w:hAnsi="Symbol" w:hint="default"/>
+        <w:sz w:val="20"/>
+      </w:rPr>
+    </w:lvl>
+    <w:lvl w:ilvl="1">
+      <w:start w:val="1"/>
+      <w:numFmt w:val="bullet"/>
+      <w:lvlText w:val="o"/>
+      <w:lvlJc w:val="left"/>
+      <w:pPr>
+        <w:tabs>
+          <w:tab w:val="num" w:pos="1440"/>
+        </w:tabs>
+        <w:ind w:left="1440" w:hanging="360"/>
+      </w:pPr>
+      <w:rPr>
+        <w:rFonts w:ascii="Courier New" w:hAnsi="Courier New" w:hint="default"/>
+        <w:sz w:val="20"/>
+      </w:rPr>
+    </w:lvl>
+    <w:lvl w:ilvl="2" w:tentative="1">
+      <w:start w:val="1"/>
+      <w:numFmt w:val="bullet"/>
+      <w:lvlText w:val=""/>
+      <w:lvlJc w:val="left"/>
+      <w:pPr>
+        <w:tabs>
+          <w:tab w:val="num" w:pos="2160"/>
+        </w:tabs>
+        <w:ind w:left="2160" w:hanging="360"/>
+      </w:pPr>
+      <w:rPr>
+        <w:rFonts w:ascii="Wingdings" w:hAnsi="Wingdings" w:hint="default"/>
+        <w:sz w:val="20"/>
+      </w:rPr>
+    </w:lvl>
+    <w:lvl w:ilvl="3" w:tentative="1">
+      <w:start w:val="1"/>
+      <w:numFmt w:val="bullet"/>
+      <w:lvlText w:val=""/>
+      <w:lvlJc w:val="left"/>
+      <w:pPr>
+        <w:tabs>
+          <w:tab w:val="num" w:pos="2880"/>
+        </w:tabs>
+        <w:ind w:left="2880" w:hanging="360"/>
+      </w:pPr>
+      <w:rPr>
+        <w:rFonts w:ascii="Wingdings" w:hAnsi="Wingdings" w:hint="default"/>
+        <w:sz w:val="20"/>
+      </w:rPr>
+    </w:lvl>
+    <w:lvl w:ilvl="4" w:tentative="1">
+      <w:start w:val="1"/>
+      <w:numFmt w:val="bullet"/>
+      <w:lvlText w:val=""/>
+      <w:lvlJc w:val="left"/>
+      <w:pPr>
+        <w:tabs>
+          <w:tab w:val="num" w:pos="3600"/>
+        </w:tabs>
+        <w:ind w:left="3600" w:hanging="360"/>
+      </w:pPr>
+      <w:rPr>
+        <w:rFonts w:ascii="Wingdings" w:hAnsi="Wingdings" w:hint="default"/>
+        <w:sz w:val="20"/>
+      </w:rPr>
+    </w:lvl>
+    <w:lvl w:ilvl="5" w:tentative="1">
+      <w:start w:val="1"/>
+      <w:numFmt w:val="bullet"/>
+      <w:lvlText w:val=""/>
+      <w:lvlJc w:val="left"/>
+      <w:pPr>
+        <w:tabs>
+          <w:tab w:val="num" w:pos="4320"/>
+        </w:tabs>
+        <w:ind w:left="4320" w:hanging="360"/>
+      </w:pPr>
+      <w:rPr>
+        <w:rFonts w:ascii="Wingdings" w:hAnsi="Wingdings" w:hint="default"/>
+        <w:sz w:val="20"/>
+      </w:rPr>
+    </w:lvl>
+    <w:lvl w:ilvl="6" w:tentative="1">
+      <w:start w:val="1"/>
+      <w:numFmt w:val="bullet"/>
+      <w:lvlText w:val=""/>
+      <w:lvlJc w:val="left"/>
+      <w:pPr>
+        <w:tabs>
+          <w:tab w:val="num" w:pos="5040"/>
+        </w:tabs>
+        <w:ind w:left="5040" w:hanging="360"/>
+      </w:pPr>
+      <w:rPr>
+        <w:rFonts w:ascii="Wingdings" w:hAnsi="Wingdings" w:hint="default"/>
+        <w:sz w:val="20"/>
+      </w:rPr>
+    </w:lvl>
+    <w:lvl w:ilvl="7" w:tentative="1">
+      <w:start w:val="1"/>
+      <w:numFmt w:val="bullet"/>
+      <w:lvlText w:val=""/>
+      <w:lvlJc w:val="left"/>
+      <w:pPr>
+        <w:tabs>
+          <w:tab w:val="num" w:pos="5760"/>
+        </w:tabs>
+        <w:ind w:left="5760" w:hanging="360"/>
+      </w:pPr>
+      <w:rPr>
+        <w:rFonts w:ascii="Wingdings" w:hAnsi="Wingdings" w:hint="default"/>
+        <w:sz w:val="20"/>
+      </w:rPr>
+    </w:lvl>
+    <w:lvl w:ilvl="8" w:tentative="1">
+      <w:start w:val="1"/>
+      <w:numFmt w:val="bullet"/>
+      <w:lvlText w:val=""/>
+      <w:lvlJc w:val="left"/>
+      <w:pPr>
+        <w:tabs>
+          <w:tab w:val="num" w:pos="6480"/>
+        </w:tabs>
+        <w:ind w:left="6480" w:hanging="360"/>
+      </w:pPr>
+      <w:rPr>
+        <w:rFonts w:ascii="Wingdings" w:hAnsi="Wingdings" w:hint="default"/>
+        <w:sz w:val="20"/>
+      </w:rPr>
+    </w:lvl>
+  </w:abstractNum>
   <w:num w:numId="1" w16cid:durableId="1009790348">
-    <w:abstractNumId w:val="2"/>
+    <w:abstractNumId w:val="7"/>
   </w:num>
   <w:num w:numId="2" w16cid:durableId="1197964332">
-    <w:abstractNumId w:val="13"/>
+    <w:abstractNumId w:val="27"/>
   </w:num>
   <w:num w:numId="3" w16cid:durableId="1982883532">
-    <w:abstractNumId w:val="11"/>
+    <w:abstractNumId w:val="25"/>
   </w:num>
   <w:num w:numId="4" w16cid:durableId="1270548919">
-    <w:abstractNumId w:val="9"/>
+    <w:abstractNumId w:val="21"/>
   </w:num>
   <w:num w:numId="5" w16cid:durableId="103769264">
-    <w:abstractNumId w:val="4"/>
+    <w:abstractNumId w:val="12"/>
   </w:num>
   <w:num w:numId="6" w16cid:durableId="1689410954">
     <w:abstractNumId w:val="0"/>
   </w:num>
   <w:num w:numId="7" w16cid:durableId="762341177">
+    <w:abstractNumId w:val="15"/>
+  </w:num>
+  <w:num w:numId="8" w16cid:durableId="227112941">
+    <w:abstractNumId w:val="16"/>
+  </w:num>
+  <w:num w:numId="9" w16cid:durableId="2114278271">
+    <w:abstractNumId w:val="2"/>
+  </w:num>
+  <w:num w:numId="10" w16cid:durableId="1126504771">
+    <w:abstractNumId w:val="23"/>
+  </w:num>
+  <w:num w:numId="11" w16cid:durableId="558054800">
+    <w:abstractNumId w:val="19"/>
+  </w:num>
+  <w:num w:numId="12" w16cid:durableId="493575175">
+    <w:abstractNumId w:val="26"/>
+  </w:num>
+  <w:num w:numId="13" w16cid:durableId="503012562">
+    <w:abstractNumId w:val="17"/>
+  </w:num>
+  <w:num w:numId="14" w16cid:durableId="1458983881">
+    <w:abstractNumId w:val="9"/>
+  </w:num>
+  <w:num w:numId="15" w16cid:durableId="1498155989">
+    <w:abstractNumId w:val="13"/>
+  </w:num>
+  <w:num w:numId="16" w16cid:durableId="1330786709">
+    <w:abstractNumId w:val="4"/>
+  </w:num>
+  <w:num w:numId="17" w16cid:durableId="1800997982">
+    <w:abstractNumId w:val="22"/>
+  </w:num>
+  <w:num w:numId="18" w16cid:durableId="772820839">
+    <w:abstractNumId w:val="6"/>
+  </w:num>
+  <w:num w:numId="19" w16cid:durableId="487553694">
+    <w:abstractNumId w:val="24"/>
+  </w:num>
+  <w:num w:numId="20" w16cid:durableId="1300839636">
+    <w:abstractNumId w:val="14"/>
+  </w:num>
+  <w:num w:numId="21" w16cid:durableId="532353211">
+    <w:abstractNumId w:val="11"/>
+  </w:num>
+  <w:num w:numId="22" w16cid:durableId="1021667898">
+    <w:abstractNumId w:val="28"/>
+  </w:num>
+  <w:num w:numId="23" w16cid:durableId="682585642">
+    <w:abstractNumId w:val="1"/>
+  </w:num>
+  <w:num w:numId="24" w16cid:durableId="2073575904">
+    <w:abstractNumId w:val="3"/>
+  </w:num>
+  <w:num w:numId="25" w16cid:durableId="833883562">
     <w:abstractNumId w:val="5"/>
   </w:num>
-  <w:num w:numId="8" w16cid:durableId="227112941">
-    <w:abstractNumId w:val="6"/>
+  <w:num w:numId="26" w16cid:durableId="1614897604">
+    <w:abstractNumId w:val="20"/>
   </w:num>
-  <w:num w:numId="9" w16cid:durableId="2114278271">
-    <w:abstractNumId w:val="1"/>
+  <w:num w:numId="27" w16cid:durableId="118303000">
+    <w:abstractNumId w:val="18"/>
   </w:num>
-  <w:num w:numId="10" w16cid:durableId="1126504771">
-    <w:abstractNumId w:val="10"/>
-  </w:num>
-  <w:num w:numId="11" w16cid:durableId="558054800">
+  <w:num w:numId="28" w16cid:durableId="1808619130">
     <w:abstractNumId w:val="8"/>
   </w:num>
-  <w:num w:numId="12" w16cid:durableId="493575175">
-    <w:abstractNumId w:val="12"/>
-  </w:num>
-  <w:num w:numId="13" w16cid:durableId="503012562">
-    <w:abstractNumId w:val="7"/>
-  </w:num>
-  <w:num w:numId="14" w16cid:durableId="1458983881">
-    <w:abstractNumId w:val="3"/>
+  <w:num w:numId="29" w16cid:durableId="17515240">
+    <w:abstractNumId w:val="10"/>
   </w:num>
 </w:numbering>
 </file>
